--- a/docs/Manual_Tecnico_TIA_Portal_BLBW.docx
+++ b/docs/Manual_Tecnico_TIA_Portal_BLBW.docx
@@ -101,7 +101,7 @@
                 <w:color w:val="333333"/>
                 <w:sz w:val="22"/>
               </w:rPr>
-              <w:t>Corporativa 1.0</w:t>
+              <w:t>Corporativa 1.1</w:t>
             </w:r>
           </w:p>
         </w:tc>
@@ -564,6 +564,230 @@
     </w:p>
     <w:p>
       <w:r>
+        <w:rPr>
+          <w:b/>
+          <w:color w:val="0066B3"/>
+          <w:sz w:val="24"/>
+        </w:rPr>
+        <w:t>CAPÍTULO 1 (continuação): Bit Logic Operations</w:t>
+      </w:r>
+    </w:p>
+    <w:p>
+      <w:pPr>
+        <w:pStyle w:val="ListBullet"/>
+        <w:ind w:left="567"/>
+      </w:pPr>
+      <w:r>
+        <w:t>1.4 Inversão de RLO, Bobinas Especiais e Contatos de Borda</w:t>
+      </w:r>
+    </w:p>
+    <w:p>
+      <w:pPr>
+        <w:pStyle w:val="ListBullet"/>
+        <w:ind w:left="567"/>
+      </w:pPr>
+      <w:r>
+        <w:t>1.5 Operações em Campo de Bits (SET_BF / RESET_BF)</w:t>
+      </w:r>
+    </w:p>
+    <w:p>
+      <w:r>
+        <w:rPr>
+          <w:b/>
+          <w:color w:val="0066B3"/>
+          <w:sz w:val="24"/>
+        </w:rPr>
+        <w:t>CAPÍTULO 2 (continuação): Timer Operations</w:t>
+      </w:r>
+    </w:p>
+    <w:p>
+      <w:pPr>
+        <w:pStyle w:val="ListBullet"/>
+        <w:ind w:left="567"/>
+      </w:pPr>
+      <w:r>
+        <w:t>2.5 Instruções Coil de Temporizador (-(TON)-, -(RT)-, -(PT)-)</w:t>
+      </w:r>
+    </w:p>
+    <w:p>
+      <w:pPr>
+        <w:pStyle w:val="ListBullet"/>
+        <w:ind w:left="567"/>
+      </w:pPr>
+      <w:r>
+        <w:t>2.6 Controle de Runtime (RE_TRIGR, RUNTIME)</w:t>
+      </w:r>
+    </w:p>
+    <w:p>
+      <w:r>
+        <w:rPr>
+          <w:b/>
+          <w:color w:val="0066B3"/>
+          <w:sz w:val="24"/>
+        </w:rPr>
+        <w:t>CAPÍTULO 4 (continuação): Comparator Operations</w:t>
+      </w:r>
+    </w:p>
+    <w:p>
+      <w:pPr>
+        <w:pStyle w:val="ListBullet"/>
+        <w:ind w:left="567"/>
+      </w:pPr>
+      <w:r>
+        <w:t>4.3 Comparadores Variant e Ponteiros (EQ_Type, IS_NULL, IS_ARRAY)</w:t>
+      </w:r>
+    </w:p>
+    <w:p>
+      <w:pPr>
+        <w:pStyle w:val="ListBullet"/>
+        <w:ind w:left="567"/>
+      </w:pPr>
+      <w:r>
+        <w:t>4.4 Validação de Integridade (|OK| / |NOT_OK|)</w:t>
+      </w:r>
+    </w:p>
+    <w:p>
+      <w:r>
+        <w:rPr>
+          <w:b/>
+          <w:color w:val="0066B3"/>
+          <w:sz w:val="24"/>
+        </w:rPr>
+        <w:t>CAPÍTULO 5 (continuação): Math Functions</w:t>
+      </w:r>
+    </w:p>
+    <w:p>
+      <w:pPr>
+        <w:pStyle w:val="ListBullet"/>
+        <w:ind w:left="567"/>
+      </w:pPr>
+      <w:r>
+        <w:t>5.4 Operações Modulares e Incrementais (MOD, INC, DEC, NEG, ABS)</w:t>
+      </w:r>
+    </w:p>
+    <w:p>
+      <w:pPr>
+        <w:pStyle w:val="ListBullet"/>
+        <w:ind w:left="567"/>
+      </w:pPr>
+      <w:r>
+        <w:t>5.5 Bloco CALCULATE — Expressões Compostas</w:t>
+      </w:r>
+    </w:p>
+    <w:p>
+      <w:r>
+        <w:rPr>
+          <w:b/>
+          <w:color w:val="0066B3"/>
+          <w:sz w:val="24"/>
+        </w:rPr>
+        <w:t>CAPÍTULO 6 (continuação): Move Operations</w:t>
+      </w:r>
+    </w:p>
+    <w:p>
+      <w:pPr>
+        <w:pStyle w:val="ListBullet"/>
+        <w:ind w:left="567"/>
+      </w:pPr>
+      <w:r>
+        <w:t>6.3 Operações Ininterruptas e Bit Packing (UMOVE_BLK, SCATTER, GATHER)</w:t>
+      </w:r>
+    </w:p>
+    <w:p>
+      <w:pPr>
+        <w:pStyle w:val="ListBullet"/>
+        <w:ind w:left="567"/>
+      </w:pPr>
+      <w:r>
+        <w:t>6.4 Variant e Limites de Array (VariantGet, LOWER_BOUND, UPPER_BOUND)</w:t>
+      </w:r>
+    </w:p>
+    <w:p>
+      <w:r>
+        <w:rPr>
+          <w:b/>
+          <w:color w:val="0066B3"/>
+          <w:sz w:val="24"/>
+        </w:rPr>
+        <w:t>CAPÍTULO 8 (continuação): Program Control</w:t>
+      </w:r>
+    </w:p>
+    <w:p>
+      <w:pPr>
+        <w:pStyle w:val="ListBullet"/>
+        <w:ind w:left="567"/>
+      </w:pPr>
+      <w:r>
+        <w:t>8.3 Lista de Saltos (JMP_LIST) e Diagnóstico Local (GET_ERROR)</w:t>
+      </w:r>
+    </w:p>
+    <w:p>
+      <w:pPr>
+        <w:pStyle w:val="ListBullet"/>
+        <w:ind w:left="567"/>
+      </w:pPr>
+      <w:r>
+        <w:t>8.4 Controle de Execução (STP, ENDIS_PW)</w:t>
+      </w:r>
+    </w:p>
+    <w:p>
+      <w:r>
+        <w:rPr>
+          <w:b/>
+          <w:color w:val="0066B3"/>
+          <w:sz w:val="24"/>
+        </w:rPr>
+        <w:t>APÊNDICE A: Arquitetura de Execução e Ciclo de Scan</w:t>
+      </w:r>
+    </w:p>
+    <w:p>
+      <w:pPr>
+        <w:pStyle w:val="ListBullet"/>
+        <w:ind w:left="567"/>
+      </w:pPr>
+      <w:r>
+        <w:t>A.1 Hierarquia de OBs e Prioridade de Saídas</w:t>
+      </w:r>
+    </w:p>
+    <w:p>
+      <w:pPr>
+        <w:pStyle w:val="ListBullet"/>
+        <w:ind w:left="567"/>
+      </w:pPr>
+      <w:r>
+        <w:t>A.2 Process Image vs Acesso Direto (%I / %Q / PEEK / POKE)</w:t>
+      </w:r>
+    </w:p>
+    <w:p>
+      <w:r>
+        <w:rPr>
+          <w:b/>
+          <w:color w:val="0066B3"/>
+          <w:sz w:val="24"/>
+        </w:rPr>
+        <w:t>APÊNDICE B: Referência Rápida LAD ↔ STL</w:t>
+      </w:r>
+    </w:p>
+    <w:p>
+      <w:pPr>
+        <w:pStyle w:val="ListBullet"/>
+        <w:ind w:left="567"/>
+      </w:pPr>
+      <w:r>
+        <w:t>B.1 Tabela de Equivalência de Instruções</w:t>
+      </w:r>
+    </w:p>
+    <w:p>
+      <w:pPr>
+        <w:pStyle w:val="ListBullet"/>
+        <w:ind w:left="567"/>
+      </w:pPr>
+      <w:r>
+        <w:t>B.2 Convenções de Nomenclatura BLBW</w:t>
+      </w:r>
+    </w:p>
+    <w:p>
+      <w:r>
         <w:br w:type="page"/>
       </w:r>
     </w:p>
@@ -1439,6 +1663,184 @@
     <w:p/>
     <w:p>
       <w:pPr>
+        <w:pStyle w:val="Heading3"/>
+      </w:pPr>
+      <w:r>
+        <w:t>SR — Set Dominant Flip-Flop</w:t>
+      </w:r>
+    </w:p>
+    <w:p>
+      <w:r>
+        <w:rPr>
+          <w:b/>
+          <w:color w:val="003366"/>
+        </w:rPr>
+        <w:t xml:space="preserve">Nome e Objetivo: </w:t>
+      </w:r>
+      <w:r>
+        <w:t>Variante com prioridade Set: se S1 e R simultâneos, Q = 1. Utilizar apenas quando partida/comando ON deve prevalecer sobre parada em conflito de sinais.</w:t>
+      </w:r>
+    </w:p>
+    <w:p>
+      <w:r>
+        <w:rPr>
+          <w:b/>
+          <w:color w:val="003366"/>
+        </w:rPr>
+        <w:t xml:space="preserve">Quando usar: </w:t>
+      </w:r>
+      <w:r>
+        <w:t>Modo automático forçado por supervisório, partida prioritária em processo contínuo onde parada momentânea de R é aceitável ser ignorada — raro; documentar FMEA.</w:t>
+      </w:r>
+    </w:p>
+    <w:p>
+      <w:r>
+        <w:rPr>
+          <w:b/>
+          <w:color w:val="003366"/>
+        </w:rPr>
+        <w:t xml:space="preserve">Sintaxe e Parâmetros: </w:t>
+      </w:r>
+      <w:r>
+        <w:t>S1 (BOOL): Set. R (BOOL): Reset. Q (BOOL): Saída. Bloco SR em paleta Bit logic.</w:t>
+      </w:r>
+    </w:p>
+    <w:p>
+      <w:r>
+        <w:rPr>
+          <w:b/>
+          <w:color w:val="003366"/>
+        </w:rPr>
+        <w:t>Exemplo Prático de Aplicação:</w:t>
+      </w:r>
+    </w:p>
+    <w:p>
+      <w:r>
+        <w:rPr>
+          <w:b/>
+          <w:i/>
+        </w:rPr>
+        <w:t>LAD (Ladder):</w:t>
+      </w:r>
+    </w:p>
+    <w:p>
+      <w:pPr>
+        <w:pStyle w:val="CodeBlock"/>
+      </w:pPr>
+      <w:r>
+        <w:t>[INSERIR IMAGEM DO ÍCONE DA FUNÇÃO SR AQUI]</w:t>
+      </w:r>
+    </w:p>
+    <w:p>
+      <w:pPr>
+        <w:pStyle w:val="CodeBlock"/>
+      </w:pPr>
+    </w:p>
+    <w:p>
+      <w:pPr>
+        <w:pStyle w:val="CodeBlock"/>
+      </w:pPr>
+      <w:r>
+        <w:t xml:space="preserve">                  +-------+</w:t>
+      </w:r>
+    </w:p>
+    <w:p>
+      <w:pPr>
+        <w:pStyle w:val="CodeBlock"/>
+      </w:pPr>
+      <w:r>
+        <w:t xml:space="preserve">   Auto_Force     |  SR   |</w:t>
+      </w:r>
+    </w:p>
+    <w:p>
+      <w:pPr>
+        <w:pStyle w:val="CodeBlock"/>
+      </w:pPr>
+      <w:r>
+        <w:t>------| |--------|S1    Q|-----------------( ) Process_On</w:t>
+      </w:r>
+    </w:p>
+    <w:p>
+      <w:pPr>
+        <w:pStyle w:val="CodeBlock"/>
+      </w:pPr>
+      <w:r>
+        <w:t xml:space="preserve">                  |       |</w:t>
+      </w:r>
+    </w:p>
+    <w:p>
+      <w:pPr>
+        <w:pStyle w:val="CodeBlock"/>
+      </w:pPr>
+      <w:r>
+        <w:t xml:space="preserve">   Oper_Stop      |       |</w:t>
+      </w:r>
+    </w:p>
+    <w:p>
+      <w:pPr>
+        <w:pStyle w:val="CodeBlock"/>
+      </w:pPr>
+      <w:r>
+        <w:t>------| |--------|R      |</w:t>
+      </w:r>
+    </w:p>
+    <w:p>
+      <w:pPr>
+        <w:pStyle w:val="CodeBlock"/>
+      </w:pPr>
+      <w:r>
+        <w:t xml:space="preserve">                  +-------+</w:t>
+      </w:r>
+    </w:p>
+    <w:p>
+      <w:r>
+        <w:rPr>
+          <w:b/>
+          <w:i/>
+        </w:rPr>
+        <w:t>STL (Statement List):</w:t>
+      </w:r>
+    </w:p>
+    <w:p>
+      <w:pPr>
+        <w:pStyle w:val="CodeBlock"/>
+      </w:pPr>
+      <w:r>
+        <w:t>CALL  "SR_Process", "DB_SR_Process"</w:t>
+      </w:r>
+    </w:p>
+    <w:p>
+      <w:pPr>
+        <w:pStyle w:val="CodeBlock"/>
+      </w:pPr>
+      <w:r>
+        <w:t xml:space="preserve">   S1 := "Auto_Force"</w:t>
+      </w:r>
+    </w:p>
+    <w:p>
+      <w:pPr>
+        <w:pStyle w:val="CodeBlock"/>
+      </w:pPr>
+      <w:r>
+        <w:t xml:space="preserve">   R  := "Oper_Stop"</w:t>
+      </w:r>
+    </w:p>
+    <w:p>
+      <w:pPr>
+        <w:pStyle w:val="CodeBlock"/>
+      </w:pPr>
+      <w:r>
+        <w:t xml:space="preserve">   Q  := "Process_On"</w:t>
+      </w:r>
+    </w:p>
+    <w:p>
+      <w:pPr>
+        <w:pStyle w:val="CodeBlock"/>
+      </w:pPr>
+    </w:p>
+    <w:p/>
+    <w:p>
+      <w:pPr>
         <w:pStyle w:val="Heading2"/>
       </w:pPr>
       <w:r>
@@ -3533,6 +3935,160 @@
     <w:p/>
     <w:p>
       <w:pPr>
+        <w:pStyle w:val="Heading3"/>
+      </w:pPr>
+      <w:r>
+        <w:t>CMP == (Equal) e CMP &lt;&gt; (Not Equal)</w:t>
+      </w:r>
+    </w:p>
+    <w:p>
+      <w:r>
+        <w:rPr>
+          <w:b/>
+          <w:color w:val="003366"/>
+        </w:rPr>
+        <w:t xml:space="preserve">Nome e Objetivo: </w:t>
+      </w:r>
+      <w:r>
+        <w:t>Igualdade (==) ou diferença (&lt;&gt;) exata entre operandos. Cuidado com REAL: comparar com tolerância via IN_Range em vez de == direto.</w:t>
+      </w:r>
+    </w:p>
+    <w:p>
+      <w:r>
+        <w:rPr>
+          <w:b/>
+          <w:color w:val="003366"/>
+        </w:rPr>
+        <w:t xml:space="preserve">Quando usar: </w:t>
+      </w:r>
+      <w:r>
+        <w:t>Verificação de código de receita, estado discreto numérico, comparação de posição em passo fixo.</w:t>
+      </w:r>
+    </w:p>
+    <w:p>
+      <w:r>
+        <w:rPr>
+          <w:b/>
+          <w:color w:val="003366"/>
+        </w:rPr>
+        <w:t xml:space="preserve">Sintaxe e Parâmetros: </w:t>
+      </w:r>
+      <w:r>
+        <w:t>IN1, IN2: tipos homogêneos. Para REAL use ABS(IN1-IN2) &lt; Epsilon via CALCULATE.</w:t>
+      </w:r>
+    </w:p>
+    <w:p>
+      <w:r>
+        <w:rPr>
+          <w:b/>
+          <w:color w:val="003366"/>
+        </w:rPr>
+        <w:t>Exemplo Prático de Aplicação:</w:t>
+      </w:r>
+    </w:p>
+    <w:p>
+      <w:r>
+        <w:rPr>
+          <w:b/>
+          <w:i/>
+        </w:rPr>
+        <w:t>LAD (Ladder):</w:t>
+      </w:r>
+    </w:p>
+    <w:p>
+      <w:pPr>
+        <w:pStyle w:val="CodeBlock"/>
+      </w:pPr>
+      <w:r>
+        <w:t>[INSERIR IMAGEM DO ÍCONE DA FUNÇÃO CMP == AQUI]</w:t>
+      </w:r>
+    </w:p>
+    <w:p>
+      <w:pPr>
+        <w:pStyle w:val="CodeBlock"/>
+      </w:pPr>
+    </w:p>
+    <w:p>
+      <w:pPr>
+        <w:pStyle w:val="CodeBlock"/>
+      </w:pPr>
+      <w:r>
+        <w:t xml:space="preserve">                  +----------+</w:t>
+      </w:r>
+    </w:p>
+    <w:p>
+      <w:pPr>
+        <w:pStyle w:val="CodeBlock"/>
+      </w:pPr>
+      <w:r>
+        <w:t>"Recipe".Code-----|          |</w:t>
+      </w:r>
+    </w:p>
+    <w:p>
+      <w:pPr>
+        <w:pStyle w:val="CodeBlock"/>
+      </w:pPr>
+      <w:r>
+        <w:t xml:space="preserve">                  |  CMP ==  |---------------------( ) Recipe_Match</w:t>
+      </w:r>
+    </w:p>
+    <w:p>
+      <w:pPr>
+        <w:pStyle w:val="CodeBlock"/>
+      </w:pPr>
+      <w:r>
+        <w:t xml:space="preserve">      1001 --------|          |</w:t>
+      </w:r>
+    </w:p>
+    <w:p>
+      <w:pPr>
+        <w:pStyle w:val="CodeBlock"/>
+      </w:pPr>
+      <w:r>
+        <w:t xml:space="preserve">                  +----------+</w:t>
+      </w:r>
+    </w:p>
+    <w:p>
+      <w:r>
+        <w:rPr>
+          <w:b/>
+          <w:i/>
+        </w:rPr>
+        <w:t>STL (Statement List):</w:t>
+      </w:r>
+    </w:p>
+    <w:p>
+      <w:pPr>
+        <w:pStyle w:val="CodeBlock"/>
+      </w:pPr>
+      <w:r>
+        <w:t>L     "Recipe".Code</w:t>
+      </w:r>
+    </w:p>
+    <w:p>
+      <w:pPr>
+        <w:pStyle w:val="CodeBlock"/>
+      </w:pPr>
+      <w:r>
+        <w:t>==I   1001</w:t>
+      </w:r>
+    </w:p>
+    <w:p>
+      <w:pPr>
+        <w:pStyle w:val="CodeBlock"/>
+      </w:pPr>
+      <w:r>
+        <w:t>=     "Recipe_Match"</w:t>
+      </w:r>
+    </w:p>
+    <w:p>
+      <w:pPr>
+        <w:pStyle w:val="CodeBlock"/>
+      </w:pPr>
+    </w:p>
+    <w:p/>
+    <w:p>
+      <w:pPr>
         <w:pStyle w:val="Heading2"/>
       </w:pPr>
       <w:r>
@@ -3929,6 +4485,229 @@
     <w:p/>
     <w:p>
       <w:pPr>
+        <w:pStyle w:val="Heading3"/>
+      </w:pPr>
+      <w:r>
+        <w:t>DIV — Divide (com monitoramento ENO)</w:t>
+      </w:r>
+    </w:p>
+    <w:p>
+      <w:r>
+        <w:rPr>
+          <w:b/>
+          <w:color w:val="003366"/>
+        </w:rPr>
+        <w:t xml:space="preserve">Nome e Objetivo: </w:t>
+      </w:r>
+      <w:r>
+        <w:t>Divisão com detecção de divisor zero. ENO=FALSE interrompe cadeia EN/ENO — downstream não executa.</w:t>
+      </w:r>
+    </w:p>
+    <w:p>
+      <w:r>
+        <w:rPr>
+          <w:b/>
+          <w:color w:val="003366"/>
+        </w:rPr>
+        <w:t xml:space="preserve">Quando usar: </w:t>
+      </w:r>
+      <w:r>
+        <w:t>Cálculo de média, razão de vazões, conversão de unidade. Sempre inserir ramo de fallback quando ENO=FALSE.</w:t>
+      </w:r>
+    </w:p>
+    <w:p>
+      <w:r>
+        <w:rPr>
+          <w:b/>
+          <w:color w:val="003366"/>
+        </w:rPr>
+        <w:t xml:space="preserve">Sintaxe e Parâmetros: </w:t>
+      </w:r>
+      <w:r>
+        <w:t>IN1/IN2/OUT. Tipos REAL recomendados para analógicos. INT division trunca — usar REAL.</w:t>
+      </w:r>
+    </w:p>
+    <w:p>
+      <w:r>
+        <w:rPr>
+          <w:b/>
+          <w:color w:val="003366"/>
+        </w:rPr>
+        <w:t>Exemplo Prático de Aplicação:</w:t>
+      </w:r>
+    </w:p>
+    <w:p>
+      <w:r>
+        <w:rPr>
+          <w:b/>
+          <w:i/>
+        </w:rPr>
+        <w:t>LAD (Ladder):</w:t>
+      </w:r>
+    </w:p>
+    <w:p>
+      <w:pPr>
+        <w:pStyle w:val="CodeBlock"/>
+      </w:pPr>
+      <w:r>
+        <w:t>[INSERIR IMAGEM DO ÍCONE DA FUNÇÃO DIV AQUI]</w:t>
+      </w:r>
+    </w:p>
+    <w:p>
+      <w:pPr>
+        <w:pStyle w:val="CodeBlock"/>
+      </w:pPr>
+    </w:p>
+    <w:p>
+      <w:pPr>
+        <w:pStyle w:val="CodeBlock"/>
+      </w:pPr>
+      <w:r>
+        <w:t xml:space="preserve">                  +---------+</w:t>
+      </w:r>
+    </w:p>
+    <w:p>
+      <w:pPr>
+        <w:pStyle w:val="CodeBlock"/>
+      </w:pPr>
+      <w:r>
+        <w:t xml:space="preserve">   Calc_En        |   DIV   |</w:t>
+      </w:r>
+    </w:p>
+    <w:p>
+      <w:pPr>
+        <w:pStyle w:val="CodeBlock"/>
+      </w:pPr>
+      <w:r>
+        <w:t>------| |--------|EN      ENO|----+-----( ) Div_OK</w:t>
+      </w:r>
+    </w:p>
+    <w:p>
+      <w:pPr>
+        <w:pStyle w:val="CodeBlock"/>
+      </w:pPr>
+      <w:r>
+        <w:t>"Flow".Total------|         |    |</w:t>
+      </w:r>
+    </w:p>
+    <w:p>
+      <w:pPr>
+        <w:pStyle w:val="CodeBlock"/>
+      </w:pPr>
+      <w:r>
+        <w:t>"Flow".Hours------|IN1     OUT|---|-- "Flow".Avg</w:t>
+      </w:r>
+    </w:p>
+    <w:p>
+      <w:pPr>
+        <w:pStyle w:val="CodeBlock"/>
+      </w:pPr>
+      <w:r>
+        <w:t xml:space="preserve">                  |IN2      |    |</w:t>
+      </w:r>
+    </w:p>
+    <w:p>
+      <w:pPr>
+        <w:pStyle w:val="CodeBlock"/>
+      </w:pPr>
+      <w:r>
+        <w:t xml:space="preserve">                  +---------+    |</w:t>
+      </w:r>
+    </w:p>
+    <w:p>
+      <w:pPr>
+        <w:pStyle w:val="CodeBlock"/>
+      </w:pPr>
+      <w:r>
+        <w:t xml:space="preserve">                               +-----( ) Div_Fault</w:t>
+      </w:r>
+    </w:p>
+    <w:p>
+      <w:pPr>
+        <w:pStyle w:val="CodeBlock"/>
+      </w:pPr>
+    </w:p>
+    <w:p>
+      <w:r>
+        <w:rPr>
+          <w:b/>
+          <w:i/>
+        </w:rPr>
+        <w:t>STL (Statement List):</w:t>
+      </w:r>
+    </w:p>
+    <w:p>
+      <w:pPr>
+        <w:pStyle w:val="CodeBlock"/>
+      </w:pPr>
+      <w:r>
+        <w:t>A     "Calc_En"</w:t>
+      </w:r>
+    </w:p>
+    <w:p>
+      <w:pPr>
+        <w:pStyle w:val="CodeBlock"/>
+      </w:pPr>
+      <w:r>
+        <w:t>CALL  "DIV_AvgFlow"</w:t>
+      </w:r>
+    </w:p>
+    <w:p>
+      <w:pPr>
+        <w:pStyle w:val="CodeBlock"/>
+      </w:pPr>
+      <w:r>
+        <w:t xml:space="preserve">   IN1 := "Flow".Total</w:t>
+      </w:r>
+    </w:p>
+    <w:p>
+      <w:pPr>
+        <w:pStyle w:val="CodeBlock"/>
+      </w:pPr>
+      <w:r>
+        <w:t xml:space="preserve">   IN2 := "Flow".Hours</w:t>
+      </w:r>
+    </w:p>
+    <w:p>
+      <w:pPr>
+        <w:pStyle w:val="CodeBlock"/>
+      </w:pPr>
+      <w:r>
+        <w:t xml:space="preserve">   OUT := "Flow".Avg</w:t>
+      </w:r>
+    </w:p>
+    <w:p>
+      <w:pPr>
+        <w:pStyle w:val="CodeBlock"/>
+      </w:pPr>
+      <w:r>
+        <w:t xml:space="preserve">   ENO =&gt; "Div_OK"</w:t>
+      </w:r>
+    </w:p>
+    <w:p>
+      <w:pPr>
+        <w:pStyle w:val="CodeBlock"/>
+      </w:pPr>
+      <w:r>
+        <w:t>AN    "Div_OK"</w:t>
+      </w:r>
+    </w:p>
+    <w:p>
+      <w:pPr>
+        <w:pStyle w:val="CodeBlock"/>
+      </w:pPr>
+      <w:r>
+        <w:t>=     "Div_Fault"</w:t>
+      </w:r>
+    </w:p>
+    <w:p>
+      <w:pPr>
+        <w:pStyle w:val="CodeBlock"/>
+      </w:pPr>
+    </w:p>
+    <w:p/>
+    <w:p>
+      <w:pPr>
         <w:pStyle w:val="Heading2"/>
       </w:pPr>
       <w:r>
@@ -5095,6 +5874,144 @@
     <w:p/>
     <w:p>
       <w:pPr>
+        <w:pStyle w:val="Heading3"/>
+      </w:pPr>
+      <w:r>
+        <w:t>CEIL / FLOOR — Limites Inteiros Superior/Inferior</w:t>
+      </w:r>
+    </w:p>
+    <w:p>
+      <w:r>
+        <w:rPr>
+          <w:b/>
+          <w:color w:val="003366"/>
+        </w:rPr>
+        <w:t xml:space="preserve">Nome e Objetivo: </w:t>
+      </w:r>
+      <w:r>
+        <w:t>CEIL: menor inteiro &gt;= IN. FLOOR: maior inteiro &lt;= IN. Diferem de ROUND e TRUNC em valores negativos e .5 exatos.</w:t>
+      </w:r>
+    </w:p>
+    <w:p>
+      <w:r>
+        <w:rPr>
+          <w:b/>
+          <w:color w:val="003366"/>
+        </w:rPr>
+        <w:t xml:space="preserve">Quando usar: </w:t>
+      </w:r>
+      <w:r>
+        <w:t>Dimensionamento de lotes (CEIL para garantir cobertura), cálculo de capacidade mínima de recipientes.</w:t>
+      </w:r>
+    </w:p>
+    <w:p>
+      <w:r>
+        <w:rPr>
+          <w:b/>
+          <w:color w:val="003366"/>
+        </w:rPr>
+        <w:t xml:space="preserve">Sintaxe e Parâmetros: </w:t>
+      </w:r>
+      <w:r>
+        <w:t>IN: REAL/LREAL. OUT: INT/DINT.</w:t>
+      </w:r>
+    </w:p>
+    <w:p>
+      <w:r>
+        <w:rPr>
+          <w:b/>
+          <w:color w:val="003366"/>
+        </w:rPr>
+        <w:t>Exemplo Prático de Aplicação:</w:t>
+      </w:r>
+    </w:p>
+    <w:p>
+      <w:r>
+        <w:rPr>
+          <w:b/>
+          <w:i/>
+        </w:rPr>
+        <w:t>LAD (Ladder):</w:t>
+      </w:r>
+    </w:p>
+    <w:p>
+      <w:pPr>
+        <w:pStyle w:val="CodeBlock"/>
+      </w:pPr>
+      <w:r>
+        <w:t>[INSERIR IMAGEM DO ÍCONE DA FUNÇÃO CEIL AQUI]</w:t>
+      </w:r>
+    </w:p>
+    <w:p>
+      <w:pPr>
+        <w:pStyle w:val="CodeBlock"/>
+      </w:pPr>
+    </w:p>
+    <w:p>
+      <w:pPr>
+        <w:pStyle w:val="CodeBlock"/>
+      </w:pPr>
+      <w:r>
+        <w:t xml:space="preserve">                  +---------+</w:t>
+      </w:r>
+    </w:p>
+    <w:p>
+      <w:pPr>
+        <w:pStyle w:val="CodeBlock"/>
+      </w:pPr>
+      <w:r>
+        <w:t>"Batches".Real----|  CEIL   |-- "Batches".Count</w:t>
+      </w:r>
+    </w:p>
+    <w:p>
+      <w:pPr>
+        <w:pStyle w:val="CodeBlock"/>
+      </w:pPr>
+      <w:r>
+        <w:t xml:space="preserve">                  +---------+</w:t>
+      </w:r>
+    </w:p>
+    <w:p>
+      <w:r>
+        <w:rPr>
+          <w:b/>
+          <w:i/>
+        </w:rPr>
+        <w:t>STL (Statement List):</w:t>
+      </w:r>
+    </w:p>
+    <w:p>
+      <w:pPr>
+        <w:pStyle w:val="CodeBlock"/>
+      </w:pPr>
+      <w:r>
+        <w:t>CALL  "CEIL_Batches"</w:t>
+      </w:r>
+    </w:p>
+    <w:p>
+      <w:pPr>
+        <w:pStyle w:val="CodeBlock"/>
+      </w:pPr>
+      <w:r>
+        <w:t xml:space="preserve">   IN  := "Batches".Real</w:t>
+      </w:r>
+    </w:p>
+    <w:p>
+      <w:pPr>
+        <w:pStyle w:val="CodeBlock"/>
+      </w:pPr>
+      <w:r>
+        <w:t xml:space="preserve">   OUT := "Batches".Count</w:t>
+      </w:r>
+    </w:p>
+    <w:p>
+      <w:pPr>
+        <w:pStyle w:val="CodeBlock"/>
+      </w:pPr>
+    </w:p>
+    <w:p/>
+    <w:p>
+      <w:pPr>
         <w:pStyle w:val="Heading2"/>
       </w:pPr>
       <w:r>
@@ -6055,6 +6972,144 @@
     <w:p/>
     <w:p>
       <w:pPr>
+        <w:pStyle w:val="Heading3"/>
+      </w:pPr>
+      <w:r>
+        <w:t>INVERT — Ones Complement (Word)</w:t>
+      </w:r>
+    </w:p>
+    <w:p>
+      <w:r>
+        <w:rPr>
+          <w:b/>
+          <w:color w:val="003366"/>
+        </w:rPr>
+        <w:t xml:space="preserve">Nome e Objetivo: </w:t>
+      </w:r>
+      <w:r>
+        <w:t>Inverte todos os bits da palavra (complemento de um). OUT = NOT(IN) bit a bit.</w:t>
+      </w:r>
+    </w:p>
+    <w:p>
+      <w:r>
+        <w:rPr>
+          <w:b/>
+          <w:color w:val="003366"/>
+        </w:rPr>
+        <w:t xml:space="preserve">Quando usar: </w:t>
+      </w:r>
+      <w:r>
+        <w:t>Geração de máscara invertida, protocolo serial, teste de redundância XOR.</w:t>
+      </w:r>
+    </w:p>
+    <w:p>
+      <w:r>
+        <w:rPr>
+          <w:b/>
+          <w:color w:val="003366"/>
+        </w:rPr>
+        <w:t xml:space="preserve">Sintaxe e Parâmetros: </w:t>
+      </w:r>
+      <w:r>
+        <w:t>IN/OUT: WORD/DWORD.</w:t>
+      </w:r>
+    </w:p>
+    <w:p>
+      <w:r>
+        <w:rPr>
+          <w:b/>
+          <w:color w:val="003366"/>
+        </w:rPr>
+        <w:t>Exemplo Prático de Aplicação:</w:t>
+      </w:r>
+    </w:p>
+    <w:p>
+      <w:r>
+        <w:rPr>
+          <w:b/>
+          <w:i/>
+        </w:rPr>
+        <w:t>LAD (Ladder):</w:t>
+      </w:r>
+    </w:p>
+    <w:p>
+      <w:pPr>
+        <w:pStyle w:val="CodeBlock"/>
+      </w:pPr>
+      <w:r>
+        <w:t>[INSERIR IMAGEM DO ÍCONE DA FUNÇÃO INVERT AQUI]</w:t>
+      </w:r>
+    </w:p>
+    <w:p>
+      <w:pPr>
+        <w:pStyle w:val="CodeBlock"/>
+      </w:pPr>
+    </w:p>
+    <w:p>
+      <w:pPr>
+        <w:pStyle w:val="CodeBlock"/>
+      </w:pPr>
+      <w:r>
+        <w:t xml:space="preserve">                  +---------+</w:t>
+      </w:r>
+    </w:p>
+    <w:p>
+      <w:pPr>
+        <w:pStyle w:val="CodeBlock"/>
+      </w:pPr>
+      <w:r>
+        <w:t>"Mask".Template---| INVERT  |-- "Mask".Inverted</w:t>
+      </w:r>
+    </w:p>
+    <w:p>
+      <w:pPr>
+        <w:pStyle w:val="CodeBlock"/>
+      </w:pPr>
+      <w:r>
+        <w:t xml:space="preserve">                  +---------+</w:t>
+      </w:r>
+    </w:p>
+    <w:p>
+      <w:r>
+        <w:rPr>
+          <w:b/>
+          <w:i/>
+        </w:rPr>
+        <w:t>STL (Statement List):</w:t>
+      </w:r>
+    </w:p>
+    <w:p>
+      <w:pPr>
+        <w:pStyle w:val="CodeBlock"/>
+      </w:pPr>
+      <w:r>
+        <w:t>L     "Mask".Template</w:t>
+      </w:r>
+    </w:p>
+    <w:p>
+      <w:pPr>
+        <w:pStyle w:val="CodeBlock"/>
+      </w:pPr>
+      <w:r>
+        <w:t>INV_I</w:t>
+      </w:r>
+    </w:p>
+    <w:p>
+      <w:pPr>
+        <w:pStyle w:val="CodeBlock"/>
+      </w:pPr>
+      <w:r>
+        <w:t>T     "Mask".Inverted</w:t>
+      </w:r>
+    </w:p>
+    <w:p>
+      <w:pPr>
+        <w:pStyle w:val="CodeBlock"/>
+      </w:pPr>
+    </w:p>
+    <w:p/>
+    <w:p>
+      <w:pPr>
         <w:pStyle w:val="Heading2"/>
       </w:pPr>
       <w:r>
@@ -6549,6 +7604,160 @@
     <w:p/>
     <w:p>
       <w:pPr>
+        <w:pStyle w:val="Heading3"/>
+      </w:pPr>
+      <w:r>
+        <w:t>SHL — Shift Left</w:t>
+      </w:r>
+    </w:p>
+    <w:p>
+      <w:r>
+        <w:rPr>
+          <w:b/>
+          <w:color w:val="003366"/>
+        </w:rPr>
+        <w:t xml:space="preserve">Nome e Objetivo: </w:t>
+      </w:r>
+      <w:r>
+        <w:t>Deslocamento à esquerda N posições. Bits altos perdem. Equivalente a multiplicação por 2^N para valores sem sinal.</w:t>
+      </w:r>
+    </w:p>
+    <w:p>
+      <w:r>
+        <w:rPr>
+          <w:b/>
+          <w:color w:val="003366"/>
+        </w:rPr>
+        <w:t xml:space="preserve">Quando usar: </w:t>
+      </w:r>
+      <w:r>
+        <w:t>Multiplicação rápida por potência de 2, montagem de word a partir de nibbles, endereçamento em word de comando.</w:t>
+      </w:r>
+    </w:p>
+    <w:p>
+      <w:r>
+        <w:rPr>
+          <w:b/>
+          <w:color w:val="003366"/>
+        </w:rPr>
+        <w:t xml:space="preserve">Sintaxe e Parâmetros: </w:t>
+      </w:r>
+      <w:r>
+        <w:t>IN (WORD/DWORD), N (INT), OUT.</w:t>
+      </w:r>
+    </w:p>
+    <w:p>
+      <w:r>
+        <w:rPr>
+          <w:b/>
+          <w:color w:val="003366"/>
+        </w:rPr>
+        <w:t>Exemplo Prático de Aplicação:</w:t>
+      </w:r>
+    </w:p>
+    <w:p>
+      <w:r>
+        <w:rPr>
+          <w:b/>
+          <w:i/>
+        </w:rPr>
+        <w:t>LAD (Ladder):</w:t>
+      </w:r>
+    </w:p>
+    <w:p>
+      <w:pPr>
+        <w:pStyle w:val="CodeBlock"/>
+      </w:pPr>
+      <w:r>
+        <w:t>[INSERIR IMAGEM DO ÍCONE DA FUNÇÃO SHL AQUI]</w:t>
+      </w:r>
+    </w:p>
+    <w:p>
+      <w:pPr>
+        <w:pStyle w:val="CodeBlock"/>
+      </w:pPr>
+    </w:p>
+    <w:p>
+      <w:pPr>
+        <w:pStyle w:val="CodeBlock"/>
+      </w:pPr>
+      <w:r>
+        <w:t xml:space="preserve">                  +---------+</w:t>
+      </w:r>
+    </w:p>
+    <w:p>
+      <w:pPr>
+        <w:pStyle w:val="CodeBlock"/>
+      </w:pPr>
+      <w:r>
+        <w:t>"Val".Word--------|   SHL   |-- "Val".X2</w:t>
+      </w:r>
+    </w:p>
+    <w:p>
+      <w:pPr>
+        <w:pStyle w:val="CodeBlock"/>
+      </w:pPr>
+      <w:r>
+        <w:t xml:space="preserve">       1 ------------| N       |</w:t>
+      </w:r>
+    </w:p>
+    <w:p>
+      <w:pPr>
+        <w:pStyle w:val="CodeBlock"/>
+      </w:pPr>
+      <w:r>
+        <w:t xml:space="preserve">                  +---------+</w:t>
+      </w:r>
+    </w:p>
+    <w:p>
+      <w:r>
+        <w:rPr>
+          <w:b/>
+          <w:i/>
+        </w:rPr>
+        <w:t>STL (Statement List):</w:t>
+      </w:r>
+    </w:p>
+    <w:p>
+      <w:pPr>
+        <w:pStyle w:val="CodeBlock"/>
+      </w:pPr>
+      <w:r>
+        <w:t>CALL  "SHL_Val"</w:t>
+      </w:r>
+    </w:p>
+    <w:p>
+      <w:pPr>
+        <w:pStyle w:val="CodeBlock"/>
+      </w:pPr>
+      <w:r>
+        <w:t xml:space="preserve">   IN  := "Val".Word</w:t>
+      </w:r>
+    </w:p>
+    <w:p>
+      <w:pPr>
+        <w:pStyle w:val="CodeBlock"/>
+      </w:pPr>
+      <w:r>
+        <w:t xml:space="preserve">   N   := 1</w:t>
+      </w:r>
+    </w:p>
+    <w:p>
+      <w:pPr>
+        <w:pStyle w:val="CodeBlock"/>
+      </w:pPr>
+      <w:r>
+        <w:t xml:space="preserve">   OUT := "Val".X2</w:t>
+      </w:r>
+    </w:p>
+    <w:p>
+      <w:pPr>
+        <w:pStyle w:val="CodeBlock"/>
+      </w:pPr>
+    </w:p>
+    <w:p/>
+    <w:p>
+      <w:pPr>
         <w:pStyle w:val="Heading2"/>
       </w:pPr>
       <w:r>
@@ -6701,6 +7910,5178 @@
       </w:pPr>
       <w:r>
         <w:t xml:space="preserve">   OUT := "Token".Rotated</w:t>
+      </w:r>
+    </w:p>
+    <w:p>
+      <w:pPr>
+        <w:pStyle w:val="CodeBlock"/>
+      </w:pPr>
+    </w:p>
+    <w:p/>
+    <w:p>
+      <w:pPr>
+        <w:pStyle w:val="Heading1"/>
+      </w:pPr>
+      <w:r>
+        <w:t>CAPÍTULO 1 (continuação): Bit Logic Operations</w:t>
+      </w:r>
+    </w:p>
+    <w:p>
+      <w:pPr>
+        <w:pStyle w:val="Heading2"/>
+      </w:pPr>
+      <w:r>
+        <w:t>1.4 Inversão de RLO, Bobinas Especiais e Contatos de Borda</w:t>
+      </w:r>
+    </w:p>
+    <w:p>
+      <w:pPr>
+        <w:pStyle w:val="Heading3"/>
+      </w:pPr>
+      <w:r>
+        <w:t>Invert RLO — |NOT|</w:t>
+      </w:r>
+    </w:p>
+    <w:p>
+      <w:r>
+        <w:rPr>
+          <w:b/>
+          <w:color w:val="003366"/>
+        </w:rPr>
+        <w:t xml:space="preserve">Nome e Objetivo: </w:t>
+      </w:r>
+      <w:r>
+        <w:t>Inverte o Result of Logic Operation (RLO) atual sem alterar o operando de entrada. O estado do bit monitorado permanece intacto; apenas a corrente lógica é negada.</w:t>
+      </w:r>
+    </w:p>
+    <w:p>
+      <w:r>
+        <w:rPr>
+          <w:b/>
+          <w:color w:val="003366"/>
+        </w:rPr>
+        <w:t xml:space="preserve">Quando usar: </w:t>
+      </w:r>
+      <w:r>
+        <w:t>Inversão de cadeia lógica sem criar contato NF adicional, simplificação de redes com múltiplas negações, preparação de condição para bloco que requer RLO invertido.</w:t>
+      </w:r>
+    </w:p>
+    <w:p>
+      <w:r>
+        <w:rPr>
+          <w:b/>
+          <w:color w:val="003366"/>
+        </w:rPr>
+        <w:t xml:space="preserve">Sintaxe e Parâmetros: </w:t>
+      </w:r>
+      <w:r>
+        <w:t>Sem operando associado. Atua sobre o RLO acumulado na rede. Em STL: NOT após A/AN. Em LAD: elemento |NOT| em série.</w:t>
+      </w:r>
+    </w:p>
+    <w:p>
+      <w:r>
+        <w:rPr>
+          <w:b/>
+          <w:color w:val="003366"/>
+        </w:rPr>
+        <w:t>Exemplo Prático de Aplicação:</w:t>
+      </w:r>
+    </w:p>
+    <w:p>
+      <w:r>
+        <w:rPr>
+          <w:b/>
+          <w:i/>
+        </w:rPr>
+        <w:t>LAD (Ladder):</w:t>
+      </w:r>
+    </w:p>
+    <w:p>
+      <w:pPr>
+        <w:pStyle w:val="CodeBlock"/>
+      </w:pPr>
+      <w:r>
+        <w:t>[INSERIR IMAGEM DO ÍCONE DA FUNÇÃO Invert RLO AQUI]</w:t>
+      </w:r>
+    </w:p>
+    <w:p>
+      <w:pPr>
+        <w:pStyle w:val="CodeBlock"/>
+      </w:pPr>
+    </w:p>
+    <w:p>
+      <w:pPr>
+        <w:pStyle w:val="CodeBlock"/>
+      </w:pPr>
+      <w:r>
+        <w:t xml:space="preserve">   Cond_A</w:t>
+      </w:r>
+    </w:p>
+    <w:p>
+      <w:pPr>
+        <w:pStyle w:val="CodeBlock"/>
+      </w:pPr>
+      <w:r>
+        <w:t>------| |------|NOT|------+-----( ) Output_Inv</w:t>
+      </w:r>
+    </w:p>
+    <w:p>
+      <w:pPr>
+        <w:pStyle w:val="CodeBlock"/>
+      </w:pPr>
+      <w:r>
+        <w:t xml:space="preserve">                           |</w:t>
+      </w:r>
+    </w:p>
+    <w:p>
+      <w:pPr>
+        <w:pStyle w:val="CodeBlock"/>
+      </w:pPr>
+      <w:r>
+        <w:t xml:space="preserve">   Cond_B</w:t>
+      </w:r>
+    </w:p>
+    <w:p>
+      <w:pPr>
+        <w:pStyle w:val="CodeBlock"/>
+      </w:pPr>
+      <w:r>
+        <w:t>------| |------------------+</w:t>
+      </w:r>
+    </w:p>
+    <w:p>
+      <w:r>
+        <w:rPr>
+          <w:b/>
+          <w:i/>
+        </w:rPr>
+        <w:t>STL (Statement List):</w:t>
+      </w:r>
+    </w:p>
+    <w:p>
+      <w:pPr>
+        <w:pStyle w:val="CodeBlock"/>
+      </w:pPr>
+      <w:r>
+        <w:t>A     "Cond_A"</w:t>
+      </w:r>
+    </w:p>
+    <w:p>
+      <w:pPr>
+        <w:pStyle w:val="CodeBlock"/>
+      </w:pPr>
+      <w:r>
+        <w:t>NOT</w:t>
+      </w:r>
+    </w:p>
+    <w:p>
+      <w:pPr>
+        <w:pStyle w:val="CodeBlock"/>
+      </w:pPr>
+      <w:r>
+        <w:t>A     "Cond_B"</w:t>
+      </w:r>
+    </w:p>
+    <w:p>
+      <w:pPr>
+        <w:pStyle w:val="CodeBlock"/>
+      </w:pPr>
+      <w:r>
+        <w:t>=     "Output_Inv"</w:t>
+      </w:r>
+    </w:p>
+    <w:p>
+      <w:pPr>
+        <w:pStyle w:val="CodeBlock"/>
+      </w:pPr>
+    </w:p>
+    <w:p/>
+    <w:p>
+      <w:pPr>
+        <w:pStyle w:val="Heading3"/>
+      </w:pPr>
+      <w:r>
+        <w:t>Bobina Negada — -(/)-</w:t>
+      </w:r>
+    </w:p>
+    <w:p>
+      <w:r>
+        <w:rPr>
+          <w:b/>
+          <w:color w:val="003366"/>
+        </w:rPr>
+        <w:t xml:space="preserve">Nome e Objetivo: </w:t>
+      </w:r>
+      <w:r>
+        <w:t>Atribui o complemento do RLO ao operando: Q = NOT(RLO). Quando a cadeia lógica conduz, o operando é resetado; quando não conduz, o operando é setado.</w:t>
+      </w:r>
+    </w:p>
+    <w:p>
+      <w:r>
+        <w:rPr>
+          <w:b/>
+          <w:color w:val="003366"/>
+        </w:rPr>
+        <w:t xml:space="preserve">Quando usar: </w:t>
+      </w:r>
+      <w:r>
+        <w:t>Sinalização invertida de estado (lâmpada de 'não pronto'), interface com hardware active-low, lógica de falha silenciosa onde ausência de condição = alarme.</w:t>
+      </w:r>
+    </w:p>
+    <w:p>
+      <w:r>
+        <w:rPr>
+          <w:b/>
+          <w:color w:val="003366"/>
+        </w:rPr>
+        <w:t xml:space="preserve">Sintaxe e Parâmetros: </w:t>
+      </w:r>
+      <w:r>
+        <w:t>Operando (BOOL): Saída ou memória. Comportamento oposto à bobina -( )-.</w:t>
+      </w:r>
+    </w:p>
+    <w:p>
+      <w:r>
+        <w:rPr>
+          <w:b/>
+          <w:color w:val="003366"/>
+        </w:rPr>
+        <w:t>Exemplo Prático de Aplicação:</w:t>
+      </w:r>
+    </w:p>
+    <w:p>
+      <w:r>
+        <w:rPr>
+          <w:b/>
+          <w:i/>
+        </w:rPr>
+        <w:t>LAD (Ladder):</w:t>
+      </w:r>
+    </w:p>
+    <w:p>
+      <w:pPr>
+        <w:pStyle w:val="CodeBlock"/>
+      </w:pPr>
+      <w:r>
+        <w:t>[INSERIR IMAGEM DO ÍCONE DA FUNÇÃO Bobina Negada AQUI]</w:t>
+      </w:r>
+    </w:p>
+    <w:p>
+      <w:pPr>
+        <w:pStyle w:val="CodeBlock"/>
+      </w:pPr>
+    </w:p>
+    <w:p>
+      <w:pPr>
+        <w:pStyle w:val="CodeBlock"/>
+      </w:pPr>
+      <w:r>
+        <w:t xml:space="preserve">   System_Fault</w:t>
+      </w:r>
+    </w:p>
+    <w:p>
+      <w:pPr>
+        <w:pStyle w:val="CodeBlock"/>
+      </w:pPr>
+      <w:r>
+        <w:t>------| |---------------------(/) Lamp_OK</w:t>
+      </w:r>
+    </w:p>
+    <w:p>
+      <w:pPr>
+        <w:pStyle w:val="CodeBlock"/>
+      </w:pPr>
+    </w:p>
+    <w:p>
+      <w:r>
+        <w:rPr>
+          <w:b/>
+          <w:i/>
+        </w:rPr>
+        <w:t>STL (Statement List):</w:t>
+      </w:r>
+    </w:p>
+    <w:p>
+      <w:pPr>
+        <w:pStyle w:val="CodeBlock"/>
+      </w:pPr>
+      <w:r>
+        <w:t>A     "System_Fault"</w:t>
+      </w:r>
+    </w:p>
+    <w:p>
+      <w:pPr>
+        <w:pStyle w:val="CodeBlock"/>
+      </w:pPr>
+      <w:r>
+        <w:t>NOT</w:t>
+      </w:r>
+    </w:p>
+    <w:p>
+      <w:pPr>
+        <w:pStyle w:val="CodeBlock"/>
+      </w:pPr>
+      <w:r>
+        <w:t>=     "Lamp_OK"</w:t>
+      </w:r>
+    </w:p>
+    <w:p>
+      <w:pPr>
+        <w:pStyle w:val="CodeBlock"/>
+      </w:pPr>
+    </w:p>
+    <w:p/>
+    <w:p>
+      <w:pPr>
+        <w:pStyle w:val="Heading3"/>
+      </w:pPr>
+      <w:r>
+        <w:t>Contato de Borda Positiva — |P| e Bobina P — -(P)-</w:t>
+      </w:r>
+    </w:p>
+    <w:p>
+      <w:r>
+        <w:rPr>
+          <w:b/>
+          <w:color w:val="003366"/>
+        </w:rPr>
+        <w:t xml:space="preserve">Nome e Objetivo: </w:t>
+      </w:r>
+      <w:r>
+        <w:t>|P|: conduz por 1 scan na transição 0→1 do operando. -(P)-: seta o operando por 1 scan na borda de subida do RLO. Equivalente funcional a P_TRIG/FP sem bloco dedicado.</w:t>
+      </w:r>
+    </w:p>
+    <w:p>
+      <w:r>
+        <w:rPr>
+          <w:b/>
+          <w:color w:val="003366"/>
+        </w:rPr>
+        <w:t xml:space="preserve">Quando usar: </w:t>
+      </w:r>
+      <w:r>
+        <w:t>Incremento de contador em rede única, latch momentâneo de comando, alternativa compacta quando não há FB disponível.</w:t>
+      </w:r>
+    </w:p>
+    <w:p>
+      <w:r>
+        <w:rPr>
+          <w:b/>
+          <w:color w:val="003366"/>
+        </w:rPr>
+        <w:t xml:space="preserve">Sintaxe e Parâmetros: </w:t>
+      </w:r>
+      <w:r>
+        <w:t>|P|: operando monitorado com memória interna implícita no compilador. -(P)-: operando de saída pulsada. Preferir R_TRIG em código reutilizável.</w:t>
+      </w:r>
+    </w:p>
+    <w:p>
+      <w:r>
+        <w:rPr>
+          <w:b/>
+          <w:color w:val="003366"/>
+        </w:rPr>
+        <w:t>Exemplo Prático de Aplicação:</w:t>
+      </w:r>
+    </w:p>
+    <w:p>
+      <w:r>
+        <w:rPr>
+          <w:b/>
+          <w:i/>
+        </w:rPr>
+        <w:t>LAD (Ladder):</w:t>
+      </w:r>
+    </w:p>
+    <w:p>
+      <w:pPr>
+        <w:pStyle w:val="CodeBlock"/>
+      </w:pPr>
+      <w:r>
+        <w:t>[INSERIR IMAGEM DO ÍCONE DA FUNÇÃO Contato P AQUI]</w:t>
+      </w:r>
+    </w:p>
+    <w:p>
+      <w:pPr>
+        <w:pStyle w:val="CodeBlock"/>
+      </w:pPr>
+    </w:p>
+    <w:p>
+      <w:pPr>
+        <w:pStyle w:val="CodeBlock"/>
+      </w:pPr>
+      <w:r>
+        <w:t xml:space="preserve">   Btn_Count</w:t>
+      </w:r>
+    </w:p>
+    <w:p>
+      <w:pPr>
+        <w:pStyle w:val="CodeBlock"/>
+      </w:pPr>
+      <w:r>
+        <w:t>------|P|-------------------------( ) Count_Pulse</w:t>
+      </w:r>
+    </w:p>
+    <w:p>
+      <w:pPr>
+        <w:pStyle w:val="CodeBlock"/>
+      </w:pPr>
+    </w:p>
+    <w:p>
+      <w:r>
+        <w:rPr>
+          <w:b/>
+          <w:i/>
+        </w:rPr>
+        <w:t>STL (Statement List):</w:t>
+      </w:r>
+    </w:p>
+    <w:p>
+      <w:pPr>
+        <w:pStyle w:val="CodeBlock"/>
+      </w:pPr>
+      <w:r>
+        <w:t>A     "Btn_Count"</w:t>
+      </w:r>
+    </w:p>
+    <w:p>
+      <w:pPr>
+        <w:pStyle w:val="CodeBlock"/>
+      </w:pPr>
+      <w:r>
+        <w:t>FP    "DB_Edge".Btn_Mem</w:t>
+      </w:r>
+    </w:p>
+    <w:p>
+      <w:pPr>
+        <w:pStyle w:val="CodeBlock"/>
+      </w:pPr>
+      <w:r>
+        <w:t>=     "Count_Pulse"</w:t>
+      </w:r>
+    </w:p>
+    <w:p>
+      <w:pPr>
+        <w:pStyle w:val="CodeBlock"/>
+      </w:pPr>
+    </w:p>
+    <w:p/>
+    <w:p>
+      <w:pPr>
+        <w:pStyle w:val="Heading3"/>
+      </w:pPr>
+      <w:r>
+        <w:t>Contato de Borda Negativa — |N| e Bobina N — -(N)-</w:t>
+      </w:r>
+    </w:p>
+    <w:p>
+      <w:r>
+        <w:rPr>
+          <w:b/>
+          <w:color w:val="003366"/>
+        </w:rPr>
+        <w:t xml:space="preserve">Nome e Objetivo: </w:t>
+      </w:r>
+      <w:r>
+        <w:t>|N|: conduz por 1 scan na transição 1→0. -(N)-: reset pulsado na borda de descida do RLO.</w:t>
+      </w:r>
+    </w:p>
+    <w:p>
+      <w:r>
+        <w:rPr>
+          <w:b/>
+          <w:color w:val="003366"/>
+        </w:rPr>
+        <w:t xml:space="preserve">Quando usar: </w:t>
+      </w:r>
+      <w:r>
+        <w:t>Detecção de desacionamento de sensor, contagem de retirada de peça, trigger de log ao desligar equipamento.</w:t>
+      </w:r>
+    </w:p>
+    <w:p>
+      <w:r>
+        <w:rPr>
+          <w:b/>
+          <w:color w:val="003366"/>
+        </w:rPr>
+        <w:t xml:space="preserve">Sintaxe e Parâmetros: </w:t>
+      </w:r>
+      <w:r>
+        <w:t>Equivalente a FN/F_TRIG. Memória de borda obrigatória em STL.</w:t>
+      </w:r>
+    </w:p>
+    <w:p>
+      <w:r>
+        <w:rPr>
+          <w:b/>
+          <w:color w:val="003366"/>
+        </w:rPr>
+        <w:t>Exemplo Prático de Aplicação:</w:t>
+      </w:r>
+    </w:p>
+    <w:p>
+      <w:r>
+        <w:rPr>
+          <w:b/>
+          <w:i/>
+        </w:rPr>
+        <w:t>LAD (Ladder):</w:t>
+      </w:r>
+    </w:p>
+    <w:p>
+      <w:pPr>
+        <w:pStyle w:val="CodeBlock"/>
+      </w:pPr>
+      <w:r>
+        <w:t>[INSERIR IMAGEM DO ÍCONE DA FUNÇÃO Contato N AQUI]</w:t>
+      </w:r>
+    </w:p>
+    <w:p>
+      <w:pPr>
+        <w:pStyle w:val="CodeBlock"/>
+      </w:pPr>
+    </w:p>
+    <w:p>
+      <w:pPr>
+        <w:pStyle w:val="CodeBlock"/>
+      </w:pPr>
+      <w:r>
+        <w:t xml:space="preserve">   Sens_Out</w:t>
+      </w:r>
+    </w:p>
+    <w:p>
+      <w:pPr>
+        <w:pStyle w:val="CodeBlock"/>
+      </w:pPr>
+      <w:r>
+        <w:t>------|N|-------------------------( ) Piece_Left_Zone</w:t>
+      </w:r>
+    </w:p>
+    <w:p>
+      <w:pPr>
+        <w:pStyle w:val="CodeBlock"/>
+      </w:pPr>
+    </w:p>
+    <w:p>
+      <w:r>
+        <w:rPr>
+          <w:b/>
+          <w:i/>
+        </w:rPr>
+        <w:t>STL (Statement List):</w:t>
+      </w:r>
+    </w:p>
+    <w:p>
+      <w:pPr>
+        <w:pStyle w:val="CodeBlock"/>
+      </w:pPr>
+      <w:r>
+        <w:t>A     "Sens_Out"</w:t>
+      </w:r>
+    </w:p>
+    <w:p>
+      <w:pPr>
+        <w:pStyle w:val="CodeBlock"/>
+      </w:pPr>
+      <w:r>
+        <w:t>FN    "DB_Edge".Sens_Mem</w:t>
+      </w:r>
+    </w:p>
+    <w:p>
+      <w:pPr>
+        <w:pStyle w:val="CodeBlock"/>
+      </w:pPr>
+      <w:r>
+        <w:t>=     "Piece_Left_Zone"</w:t>
+      </w:r>
+    </w:p>
+    <w:p>
+      <w:pPr>
+        <w:pStyle w:val="CodeBlock"/>
+      </w:pPr>
+    </w:p>
+    <w:p/>
+    <w:p>
+      <w:pPr>
+        <w:pStyle w:val="Heading2"/>
+      </w:pPr>
+      <w:r>
+        <w:t>1.5 Operações em Campo de Bits (SET_BF / RESET_BF)</w:t>
+      </w:r>
+    </w:p>
+    <w:p>
+      <w:pPr>
+        <w:pStyle w:val="Heading3"/>
+      </w:pPr>
+      <w:r>
+        <w:t>SET_BF — Set Bit Field</w:t>
+      </w:r>
+    </w:p>
+    <w:p>
+      <w:r>
+        <w:rPr>
+          <w:b/>
+          <w:color w:val="003366"/>
+        </w:rPr>
+        <w:t xml:space="preserve">Nome e Objetivo: </w:t>
+      </w:r>
+      <w:r>
+        <w:t>Seta um campo contínuo de N bits a partir de uma posição inicial (INDEX) em um operando BYTE/WORD/DWORD. Operação atômica em uma instrução.</w:t>
+      </w:r>
+    </w:p>
+    <w:p>
+      <w:r>
+        <w:rPr>
+          <w:b/>
+          <w:color w:val="003366"/>
+        </w:rPr>
+        <w:t xml:space="preserve">Quando usar: </w:t>
+      </w:r>
+      <w:r>
+        <w:t>Inicialização de palavra de comando para múltiplas válvulas, set de máscara de habilitação de eixos, reset parcial de word de status.</w:t>
+      </w:r>
+    </w:p>
+    <w:p>
+      <w:r>
+        <w:rPr>
+          <w:b/>
+          <w:color w:val="003366"/>
+        </w:rPr>
+        <w:t xml:space="preserve">Sintaxe e Parâmetros: </w:t>
+      </w:r>
+      <w:r>
+        <w:t>OUT: operando de destino (BYTE/WORD/DWORD). INDEX: bit inicial (0-based). LEN: quantidade de bits a setar.</w:t>
+      </w:r>
+    </w:p>
+    <w:p>
+      <w:r>
+        <w:rPr>
+          <w:b/>
+          <w:color w:val="003366"/>
+        </w:rPr>
+        <w:t>Exemplo Prático de Aplicação:</w:t>
+      </w:r>
+    </w:p>
+    <w:p>
+      <w:r>
+        <w:rPr>
+          <w:b/>
+          <w:i/>
+        </w:rPr>
+        <w:t>LAD (Ladder):</w:t>
+      </w:r>
+    </w:p>
+    <w:p>
+      <w:pPr>
+        <w:pStyle w:val="CodeBlock"/>
+      </w:pPr>
+      <w:r>
+        <w:t>[INSERIR IMAGEM DO ÍCONE DA FUNÇÃO SET_BF AQUI]</w:t>
+      </w:r>
+    </w:p>
+    <w:p>
+      <w:pPr>
+        <w:pStyle w:val="CodeBlock"/>
+      </w:pPr>
+    </w:p>
+    <w:p>
+      <w:pPr>
+        <w:pStyle w:val="CodeBlock"/>
+      </w:pPr>
+      <w:r>
+        <w:t xml:space="preserve">                  +----------+</w:t>
+      </w:r>
+    </w:p>
+    <w:p>
+      <w:pPr>
+        <w:pStyle w:val="CodeBlock"/>
+      </w:pPr>
+      <w:r>
+        <w:t xml:space="preserve">   Init_Valves    |  SET_BF  |</w:t>
+      </w:r>
+    </w:p>
+    <w:p>
+      <w:pPr>
+        <w:pStyle w:val="CodeBlock"/>
+      </w:pPr>
+      <w:r>
+        <w:t>------| |--------|          |</w:t>
+      </w:r>
+    </w:p>
+    <w:p>
+      <w:pPr>
+        <w:pStyle w:val="CodeBlock"/>
+      </w:pPr>
+      <w:r>
+        <w:t>"Valve_Cmd".Word--| OUT      |</w:t>
+      </w:r>
+    </w:p>
+    <w:p>
+      <w:pPr>
+        <w:pStyle w:val="CodeBlock"/>
+      </w:pPr>
+      <w:r>
+        <w:t xml:space="preserve">       0 ----------| INDEX    |</w:t>
+      </w:r>
+    </w:p>
+    <w:p>
+      <w:pPr>
+        <w:pStyle w:val="CodeBlock"/>
+      </w:pPr>
+      <w:r>
+        <w:t xml:space="preserve">       4 ----------| LEN      |</w:t>
+      </w:r>
+    </w:p>
+    <w:p>
+      <w:pPr>
+        <w:pStyle w:val="CodeBlock"/>
+      </w:pPr>
+      <w:r>
+        <w:t xml:space="preserve">                  +----------+</w:t>
+      </w:r>
+    </w:p>
+    <w:p>
+      <w:r>
+        <w:rPr>
+          <w:b/>
+          <w:i/>
+        </w:rPr>
+        <w:t>STL (Statement List):</w:t>
+      </w:r>
+    </w:p>
+    <w:p>
+      <w:pPr>
+        <w:pStyle w:val="CodeBlock"/>
+      </w:pPr>
+      <w:r>
+        <w:t>A     "Init_Valves"</w:t>
+      </w:r>
+    </w:p>
+    <w:p>
+      <w:pPr>
+        <w:pStyle w:val="CodeBlock"/>
+      </w:pPr>
+      <w:r>
+        <w:t>L     4</w:t>
+      </w:r>
+    </w:p>
+    <w:p>
+      <w:pPr>
+        <w:pStyle w:val="CodeBlock"/>
+      </w:pPr>
+      <w:r>
+        <w:t>L     0</w:t>
+      </w:r>
+    </w:p>
+    <w:p>
+      <w:pPr>
+        <w:pStyle w:val="CodeBlock"/>
+      </w:pPr>
+      <w:r>
+        <w:t>SET_BF "Valve_Cmd".Word</w:t>
+      </w:r>
+    </w:p>
+    <w:p>
+      <w:pPr>
+        <w:pStyle w:val="CodeBlock"/>
+      </w:pPr>
+    </w:p>
+    <w:p/>
+    <w:p>
+      <w:pPr>
+        <w:pStyle w:val="Heading3"/>
+      </w:pPr>
+      <w:r>
+        <w:t>RESET_BF — Reset Bit Field</w:t>
+      </w:r>
+    </w:p>
+    <w:p>
+      <w:r>
+        <w:rPr>
+          <w:b/>
+          <w:color w:val="003366"/>
+        </w:rPr>
+        <w:t xml:space="preserve">Nome e Objetivo: </w:t>
+      </w:r>
+      <w:r>
+        <w:t>Reseta (zera) campo contínuo de N bits a partir de INDEX. Complemento do SET_BF para limpeza seletiva de word de comando.</w:t>
+      </w:r>
+    </w:p>
+    <w:p>
+      <w:r>
+        <w:rPr>
+          <w:b/>
+          <w:color w:val="003366"/>
+        </w:rPr>
+        <w:t xml:space="preserve">Quando usar: </w:t>
+      </w:r>
+      <w:r>
+        <w:t>Parada de grupo de válvulas, limpeza de byte de diagnóstico, desabilitação de faixa de saídas digitais em word consolidada.</w:t>
+      </w:r>
+    </w:p>
+    <w:p>
+      <w:r>
+        <w:rPr>
+          <w:b/>
+          <w:color w:val="003366"/>
+        </w:rPr>
+        <w:t xml:space="preserve">Sintaxe e Parâmetros: </w:t>
+      </w:r>
+      <w:r>
+        <w:t>OUT, INDEX, LEN — idênticos ao SET_BF.</w:t>
+      </w:r>
+    </w:p>
+    <w:p>
+      <w:r>
+        <w:rPr>
+          <w:b/>
+          <w:color w:val="003366"/>
+        </w:rPr>
+        <w:t>Exemplo Prático de Aplicação:</w:t>
+      </w:r>
+    </w:p>
+    <w:p>
+      <w:r>
+        <w:rPr>
+          <w:b/>
+          <w:i/>
+        </w:rPr>
+        <w:t>LAD (Ladder):</w:t>
+      </w:r>
+    </w:p>
+    <w:p>
+      <w:pPr>
+        <w:pStyle w:val="CodeBlock"/>
+      </w:pPr>
+      <w:r>
+        <w:t>[INSERIR IMAGEM DO ÍCONE DA FUNÇÃO RESET_BF AQUI]</w:t>
+      </w:r>
+    </w:p>
+    <w:p>
+      <w:pPr>
+        <w:pStyle w:val="CodeBlock"/>
+      </w:pPr>
+    </w:p>
+    <w:p>
+      <w:pPr>
+        <w:pStyle w:val="CodeBlock"/>
+      </w:pPr>
+      <w:r>
+        <w:t xml:space="preserve">                  +-----------+</w:t>
+      </w:r>
+    </w:p>
+    <w:p>
+      <w:pPr>
+        <w:pStyle w:val="CodeBlock"/>
+      </w:pPr>
+      <w:r>
+        <w:t xml:space="preserve">   Stop_Group     | RESET_BF  |</w:t>
+      </w:r>
+    </w:p>
+    <w:p>
+      <w:pPr>
+        <w:pStyle w:val="CodeBlock"/>
+      </w:pPr>
+      <w:r>
+        <w:t>------| |--------|           |</w:t>
+      </w:r>
+    </w:p>
+    <w:p>
+      <w:pPr>
+        <w:pStyle w:val="CodeBlock"/>
+      </w:pPr>
+      <w:r>
+        <w:t>"Valve_Cmd".Word--| OUT       |</w:t>
+      </w:r>
+    </w:p>
+    <w:p>
+      <w:pPr>
+        <w:pStyle w:val="CodeBlock"/>
+      </w:pPr>
+      <w:r>
+        <w:t xml:space="preserve">       0 ----------| INDEX     |</w:t>
+      </w:r>
+    </w:p>
+    <w:p>
+      <w:pPr>
+        <w:pStyle w:val="CodeBlock"/>
+      </w:pPr>
+      <w:r>
+        <w:t xml:space="preserve">       4 ----------| LEN       |</w:t>
+      </w:r>
+    </w:p>
+    <w:p>
+      <w:pPr>
+        <w:pStyle w:val="CodeBlock"/>
+      </w:pPr>
+      <w:r>
+        <w:t xml:space="preserve">                  +-----------+</w:t>
+      </w:r>
+    </w:p>
+    <w:p>
+      <w:r>
+        <w:rPr>
+          <w:b/>
+          <w:i/>
+        </w:rPr>
+        <w:t>STL (Statement List):</w:t>
+      </w:r>
+    </w:p>
+    <w:p>
+      <w:pPr>
+        <w:pStyle w:val="CodeBlock"/>
+      </w:pPr>
+      <w:r>
+        <w:t>A     "Stop_Group"</w:t>
+      </w:r>
+    </w:p>
+    <w:p>
+      <w:pPr>
+        <w:pStyle w:val="CodeBlock"/>
+      </w:pPr>
+      <w:r>
+        <w:t>L     4</w:t>
+      </w:r>
+    </w:p>
+    <w:p>
+      <w:pPr>
+        <w:pStyle w:val="CodeBlock"/>
+      </w:pPr>
+      <w:r>
+        <w:t>L     0</w:t>
+      </w:r>
+    </w:p>
+    <w:p>
+      <w:pPr>
+        <w:pStyle w:val="CodeBlock"/>
+      </w:pPr>
+      <w:r>
+        <w:t>RESET_BF "Valve_Cmd".Word</w:t>
+      </w:r>
+    </w:p>
+    <w:p>
+      <w:pPr>
+        <w:pStyle w:val="CodeBlock"/>
+      </w:pPr>
+    </w:p>
+    <w:p/>
+    <w:p>
+      <w:pPr>
+        <w:pStyle w:val="Heading1"/>
+      </w:pPr>
+      <w:r>
+        <w:t>CAPÍTULO 2 (continuação): Timer Operations</w:t>
+      </w:r>
+    </w:p>
+    <w:p>
+      <w:pPr>
+        <w:pStyle w:val="Heading2"/>
+      </w:pPr>
+      <w:r>
+        <w:t>2.5 Instruções Coil de Temporizador (-(TON)-, -(RT)-, -(PT)-)</w:t>
+      </w:r>
+    </w:p>
+    <w:p>
+      <w:pPr>
+        <w:pStyle w:val="Heading3"/>
+      </w:pPr>
+      <w:r>
+        <w:t>-(TON)- / -(TOF)- / -(TP)- / -(TONR)- — Coil Timer</w:t>
+      </w:r>
+    </w:p>
+    <w:p>
+      <w:r>
+        <w:rPr>
+          <w:b/>
+          <w:color w:val="003366"/>
+        </w:rPr>
+        <w:t xml:space="preserve">Nome e Objetivo: </w:t>
+      </w:r>
+      <w:r>
+        <w:t>Variantes coil-style dos temporizadores IEC. Integram disparo e instância de timer na mesma rede LAD. O timer referenciado deve ter DB de instância associado via propriedade da coil.</w:t>
+      </w:r>
+    </w:p>
+    <w:p>
+      <w:r>
+        <w:rPr>
+          <w:b/>
+          <w:color w:val="003366"/>
+        </w:rPr>
+        <w:t xml:space="preserve">Quando usar: </w:t>
+      </w:r>
+      <w:r>
+        <w:t>Redes compactas em LAD sem bloco box, código legado S7-300 migrado, sequências visuais em documentação de manutenção.</w:t>
+      </w:r>
+    </w:p>
+    <w:p>
+      <w:r>
+        <w:rPr>
+          <w:b/>
+          <w:color w:val="003366"/>
+        </w:rPr>
+        <w:t xml:space="preserve">Sintaxe e Parâmetros: </w:t>
+      </w:r>
+      <w:r>
+        <w:t>Coil -(TON)-: parâmetros TV (TIME) e bi/timer instance. Saída Q refletida na coil ou em contato posterior. -(PT)-: carrega preset sem iniciar contagem.</w:t>
+      </w:r>
+    </w:p>
+    <w:p>
+      <w:r>
+        <w:rPr>
+          <w:b/>
+          <w:color w:val="003366"/>
+        </w:rPr>
+        <w:t>Exemplo Prático de Aplicação:</w:t>
+      </w:r>
+    </w:p>
+    <w:p>
+      <w:r>
+        <w:rPr>
+          <w:b/>
+          <w:i/>
+        </w:rPr>
+        <w:t>LAD (Ladder):</w:t>
+      </w:r>
+    </w:p>
+    <w:p>
+      <w:pPr>
+        <w:pStyle w:val="CodeBlock"/>
+      </w:pPr>
+      <w:r>
+        <w:t>[INSERIR IMAGEM DO ÍCONE DA FUNÇÃO -(TON)- AQUI]</w:t>
+      </w:r>
+    </w:p>
+    <w:p>
+      <w:pPr>
+        <w:pStyle w:val="CodeBlock"/>
+      </w:pPr>
+    </w:p>
+    <w:p>
+      <w:pPr>
+        <w:pStyle w:val="CodeBlock"/>
+      </w:pPr>
+      <w:r>
+        <w:t xml:space="preserve">   Start_Delay</w:t>
+      </w:r>
+    </w:p>
+    <w:p>
+      <w:pPr>
+        <w:pStyle w:val="CodeBlock"/>
+      </w:pPr>
+      <w:r>
+        <w:t>------| |---------------------(TON)</w:t>
+      </w:r>
+    </w:p>
+    <w:p>
+      <w:pPr>
+        <w:pStyle w:val="CodeBlock"/>
+      </w:pPr>
+      <w:r>
+        <w:t xml:space="preserve">                              TV := T#5s</w:t>
+      </w:r>
+    </w:p>
+    <w:p>
+      <w:pPr>
+        <w:pStyle w:val="CodeBlock"/>
+      </w:pPr>
+      <w:r>
+        <w:t xml:space="preserve">                              Instance := "DB_TON_Start"</w:t>
+      </w:r>
+    </w:p>
+    <w:p>
+      <w:pPr>
+        <w:pStyle w:val="CodeBlock"/>
+      </w:pPr>
+    </w:p>
+    <w:p>
+      <w:pPr>
+        <w:pStyle w:val="CodeBlock"/>
+      </w:pPr>
+      <w:r>
+        <w:t xml:space="preserve">   "DB_TON_Start".Q</w:t>
+      </w:r>
+    </w:p>
+    <w:p>
+      <w:pPr>
+        <w:pStyle w:val="CodeBlock"/>
+      </w:pPr>
+      <w:r>
+        <w:t>------| |---------------------( ) Motor_Allowed</w:t>
+      </w:r>
+    </w:p>
+    <w:p>
+      <w:pPr>
+        <w:pStyle w:val="CodeBlock"/>
+      </w:pPr>
+    </w:p>
+    <w:p>
+      <w:r>
+        <w:rPr>
+          <w:b/>
+          <w:i/>
+        </w:rPr>
+        <w:t>STL (Statement List):</w:t>
+      </w:r>
+    </w:p>
+    <w:p>
+      <w:pPr>
+        <w:pStyle w:val="CodeBlock"/>
+      </w:pPr>
+      <w:r>
+        <w:t>// Coil timers são exclusivos LAD; equivalente STL:</w:t>
+      </w:r>
+    </w:p>
+    <w:p>
+      <w:pPr>
+        <w:pStyle w:val="CodeBlock"/>
+      </w:pPr>
+      <w:r>
+        <w:t>CALL  "TON", "DB_TON_Start"</w:t>
+      </w:r>
+    </w:p>
+    <w:p>
+      <w:pPr>
+        <w:pStyle w:val="CodeBlock"/>
+      </w:pPr>
+      <w:r>
+        <w:t xml:space="preserve">   IN := "Start_Delay"</w:t>
+      </w:r>
+    </w:p>
+    <w:p>
+      <w:pPr>
+        <w:pStyle w:val="CodeBlock"/>
+      </w:pPr>
+      <w:r>
+        <w:t xml:space="preserve">   PT := T#5S</w:t>
+      </w:r>
+    </w:p>
+    <w:p>
+      <w:pPr>
+        <w:pStyle w:val="CodeBlock"/>
+      </w:pPr>
+      <w:r>
+        <w:t>A     "DB_TON_Start".Q</w:t>
+      </w:r>
+    </w:p>
+    <w:p>
+      <w:pPr>
+        <w:pStyle w:val="CodeBlock"/>
+      </w:pPr>
+      <w:r>
+        <w:t>=     "Motor_Allowed"</w:t>
+      </w:r>
+    </w:p>
+    <w:p>
+      <w:pPr>
+        <w:pStyle w:val="CodeBlock"/>
+      </w:pPr>
+    </w:p>
+    <w:p/>
+    <w:p>
+      <w:pPr>
+        <w:pStyle w:val="Heading3"/>
+      </w:pPr>
+      <w:r>
+        <w:t>-(RT)- — Reset Timer / -(PT)- — Load Preset</w:t>
+      </w:r>
+    </w:p>
+    <w:p>
+      <w:r>
+        <w:rPr>
+          <w:b/>
+          <w:color w:val="003366"/>
+        </w:rPr>
+        <w:t xml:space="preserve">Nome e Objetivo: </w:t>
+      </w:r>
+      <w:r>
+        <w:t>-(RT)-: zera ET e Q do timer instanciado. -(PT)-: carrega novo PT sem resetar estado de execução — uso avançado em HMI para ajuste de tempo em runtime.</w:t>
+      </w:r>
+    </w:p>
+    <w:p>
+      <w:r>
+        <w:rPr>
+          <w:b/>
+          <w:color w:val="003366"/>
+        </w:rPr>
+        <w:t xml:space="preserve">Quando usar: </w:t>
+      </w:r>
+      <w:r>
+        <w:t>Reset manual de temporizador via IHM, abort de sequência, retargeting de preset em receita sem reiniciar máquina.</w:t>
+      </w:r>
+    </w:p>
+    <w:p>
+      <w:r>
+        <w:rPr>
+          <w:b/>
+          <w:color w:val="003366"/>
+        </w:rPr>
+        <w:t xml:space="preserve">Sintaxe e Parâmetros: </w:t>
+      </w:r>
+      <w:r>
+        <w:t>-(RT)-: associado ao DB de instância do timer. -(PT)-: TV := novo valor TIME.</w:t>
+      </w:r>
+    </w:p>
+    <w:p>
+      <w:r>
+        <w:rPr>
+          <w:b/>
+          <w:color w:val="003366"/>
+        </w:rPr>
+        <w:t>Exemplo Prático de Aplicação:</w:t>
+      </w:r>
+    </w:p>
+    <w:p>
+      <w:r>
+        <w:rPr>
+          <w:b/>
+          <w:i/>
+        </w:rPr>
+        <w:t>LAD (Ladder):</w:t>
+      </w:r>
+    </w:p>
+    <w:p>
+      <w:pPr>
+        <w:pStyle w:val="CodeBlock"/>
+      </w:pPr>
+      <w:r>
+        <w:t>[INSERIR IMAGEM DO ÍCONE DA FUNÇÃO -(RT)- AQUI]</w:t>
+      </w:r>
+    </w:p>
+    <w:p>
+      <w:pPr>
+        <w:pStyle w:val="CodeBlock"/>
+      </w:pPr>
+    </w:p>
+    <w:p>
+      <w:pPr>
+        <w:pStyle w:val="CodeBlock"/>
+      </w:pPr>
+      <w:r>
+        <w:t xml:space="preserve">   HMI_Reset</w:t>
+      </w:r>
+    </w:p>
+    <w:p>
+      <w:pPr>
+        <w:pStyle w:val="CodeBlock"/>
+      </w:pPr>
+      <w:r>
+        <w:t>------| |---------------------(RT)</w:t>
+      </w:r>
+    </w:p>
+    <w:p>
+      <w:pPr>
+        <w:pStyle w:val="CodeBlock"/>
+      </w:pPr>
+      <w:r>
+        <w:t xml:space="preserve">                              Instance := "DB_TON_Start"</w:t>
+      </w:r>
+    </w:p>
+    <w:p>
+      <w:pPr>
+        <w:pStyle w:val="CodeBlock"/>
+      </w:pPr>
+    </w:p>
+    <w:p>
+      <w:pPr>
+        <w:pStyle w:val="CodeBlock"/>
+      </w:pPr>
+      <w:r>
+        <w:t xml:space="preserve">   HMI_NewTime</w:t>
+      </w:r>
+    </w:p>
+    <w:p>
+      <w:pPr>
+        <w:pStyle w:val="CodeBlock"/>
+      </w:pPr>
+      <w:r>
+        <w:t>------| |---------------------(PT)</w:t>
+      </w:r>
+    </w:p>
+    <w:p>
+      <w:pPr>
+        <w:pStyle w:val="CodeBlock"/>
+      </w:pPr>
+      <w:r>
+        <w:t xml:space="preserve">                              TV := "HMI".Delay_SP</w:t>
+      </w:r>
+    </w:p>
+    <w:p>
+      <w:pPr>
+        <w:pStyle w:val="CodeBlock"/>
+      </w:pPr>
+      <w:r>
+        <w:t xml:space="preserve">                              Instance := "DB_TON_Start"</w:t>
+      </w:r>
+    </w:p>
+    <w:p>
+      <w:pPr>
+        <w:pStyle w:val="CodeBlock"/>
+      </w:pPr>
+    </w:p>
+    <w:p>
+      <w:r>
+        <w:rPr>
+          <w:b/>
+          <w:i/>
+        </w:rPr>
+        <w:t>STL (Statement List):</w:t>
+      </w:r>
+    </w:p>
+    <w:p>
+      <w:pPr>
+        <w:pStyle w:val="CodeBlock"/>
+      </w:pPr>
+      <w:r>
+        <w:t>// Reset via CALL com R em TONR ou reinício por IN:=FALSE</w:t>
+      </w:r>
+    </w:p>
+    <w:p>
+      <w:pPr>
+        <w:pStyle w:val="CodeBlock"/>
+      </w:pPr>
+      <w:r>
+        <w:t>A     "HMI_Reset"</w:t>
+      </w:r>
+    </w:p>
+    <w:p>
+      <w:pPr>
+        <w:pStyle w:val="CodeBlock"/>
+      </w:pPr>
+      <w:r>
+        <w:t>R     "DB_TON_Start".IN_Instance_Flag  // conforme instância</w:t>
+      </w:r>
+    </w:p>
+    <w:p>
+      <w:pPr>
+        <w:pStyle w:val="CodeBlock"/>
+      </w:pPr>
+    </w:p>
+    <w:p/>
+    <w:p>
+      <w:pPr>
+        <w:pStyle w:val="Heading2"/>
+      </w:pPr>
+      <w:r>
+        <w:t>2.6 Controle de Runtime (RE_TRIGR, RUNTIME)</w:t>
+      </w:r>
+    </w:p>
+    <w:p>
+      <w:pPr>
+        <w:pStyle w:val="Heading3"/>
+      </w:pPr>
+      <w:r>
+        <w:t>RE_TRIGR — Restart Cycle Monitoring Time</w:t>
+      </w:r>
+    </w:p>
+    <w:p>
+      <w:r>
+        <w:rPr>
+          <w:b/>
+          <w:color w:val="003366"/>
+        </w:rPr>
+        <w:t xml:space="preserve">Nome e Objetivo: </w:t>
+      </w:r>
+      <w:r>
+        <w:t>Reinicia o tempo de ciclo máximo (cycle monitoring timeout) da CPU. Evita erro OB80 por overrun quando bloco de inicialização ou download estende o scan.</w:t>
+      </w:r>
+    </w:p>
+    <w:p>
+      <w:r>
+        <w:rPr>
+          <w:b/>
+          <w:color w:val="003366"/>
+        </w:rPr>
+        <w:t xml:space="preserve">Quando usar: </w:t>
+      </w:r>
+      <w:r>
+        <w:t>Após download parcial, inicialização de arrays grandes, primeiro scan pós-power-on com carga pesada, testes de comissionamento.</w:t>
+      </w:r>
+    </w:p>
+    <w:p>
+      <w:r>
+        <w:rPr>
+          <w:b/>
+          <w:color w:val="003366"/>
+        </w:rPr>
+        <w:t xml:space="preserve">Sintaxe e Parâmetros: </w:t>
+      </w:r>
+      <w:r>
+        <w:t>Sem parâmetros. Chamada incondicional. Executar pontualmente — não deixar em OB1 cíclico.</w:t>
+      </w:r>
+    </w:p>
+    <w:p>
+      <w:r>
+        <w:rPr>
+          <w:b/>
+          <w:color w:val="003366"/>
+        </w:rPr>
+        <w:t>Exemplo Prático de Aplicação:</w:t>
+      </w:r>
+    </w:p>
+    <w:p>
+      <w:r>
+        <w:rPr>
+          <w:b/>
+          <w:i/>
+        </w:rPr>
+        <w:t>LAD (Ladder):</w:t>
+      </w:r>
+    </w:p>
+    <w:p>
+      <w:pPr>
+        <w:pStyle w:val="CodeBlock"/>
+      </w:pPr>
+      <w:r>
+        <w:t>[INSERIR IMAGEM DO ÍCONE DA FUNÇÃO RE_TRIGR AQUI]</w:t>
+      </w:r>
+    </w:p>
+    <w:p>
+      <w:pPr>
+        <w:pStyle w:val="CodeBlock"/>
+      </w:pPr>
+    </w:p>
+    <w:p>
+      <w:pPr>
+        <w:pStyle w:val="CodeBlock"/>
+      </w:pPr>
+      <w:r>
+        <w:t xml:space="preserve">   First_Scan</w:t>
+      </w:r>
+    </w:p>
+    <w:p>
+      <w:pPr>
+        <w:pStyle w:val="CodeBlock"/>
+      </w:pPr>
+      <w:r>
+        <w:t>------| |--------------------+---------+</w:t>
+      </w:r>
+    </w:p>
+    <w:p>
+      <w:pPr>
+        <w:pStyle w:val="CodeBlock"/>
+      </w:pPr>
+      <w:r>
+        <w:t xml:space="preserve">                               |RE_TRIGR |</w:t>
+      </w:r>
+    </w:p>
+    <w:p>
+      <w:pPr>
+        <w:pStyle w:val="CodeBlock"/>
+      </w:pPr>
+      <w:r>
+        <w:t xml:space="preserve">                               +---------+</w:t>
+      </w:r>
+    </w:p>
+    <w:p>
+      <w:r>
+        <w:rPr>
+          <w:b/>
+          <w:i/>
+        </w:rPr>
+        <w:t>STL (Statement List):</w:t>
+      </w:r>
+    </w:p>
+    <w:p>
+      <w:pPr>
+        <w:pStyle w:val="CodeBlock"/>
+      </w:pPr>
+      <w:r>
+        <w:t>A     "First_Scan"</w:t>
+      </w:r>
+    </w:p>
+    <w:p>
+      <w:pPr>
+        <w:pStyle w:val="CodeBlock"/>
+      </w:pPr>
+      <w:r>
+        <w:t>CALL  RE_TRIGR</w:t>
+      </w:r>
+    </w:p>
+    <w:p>
+      <w:pPr>
+        <w:pStyle w:val="CodeBlock"/>
+      </w:pPr>
+    </w:p>
+    <w:p/>
+    <w:p>
+      <w:pPr>
+        <w:pStyle w:val="Heading3"/>
+      </w:pPr>
+      <w:r>
+        <w:t>RUNTIME — Measure Program Runtime</w:t>
+      </w:r>
+    </w:p>
+    <w:p>
+      <w:r>
+        <w:rPr>
+          <w:b/>
+          <w:color w:val="003366"/>
+        </w:rPr>
+        <w:t xml:space="preserve">Nome e Objetivo: </w:t>
+      </w:r>
+      <w:r>
+        <w:t>Mede tempo de execução em microssegundos de um trecho de código delimitado por duas chamadas RUNTIME consecutivas.</w:t>
+      </w:r>
+    </w:p>
+    <w:p>
+      <w:r>
+        <w:rPr>
+          <w:b/>
+          <w:color w:val="003366"/>
+        </w:rPr>
+        <w:t xml:space="preserve">Quando usar: </w:t>
+      </w:r>
+      <w:r>
+        <w:t>Profiling de OB/FC crítico, diagnóstico de overrun intermitente, validação de otimização de código em S7-1500.</w:t>
+      </w:r>
+    </w:p>
+    <w:p>
+      <w:r>
+        <w:rPr>
+          <w:b/>
+          <w:color w:val="003366"/>
+        </w:rPr>
+        <w:t xml:space="preserve">Sintaxe e Parâmetros: </w:t>
+      </w:r>
+      <w:r>
+        <w:t>MEM (RET_VAL): DINT acumulador. Primeira chamada: inicia medição. Segunda: retorna delta em µs.</w:t>
+      </w:r>
+    </w:p>
+    <w:p>
+      <w:r>
+        <w:rPr>
+          <w:b/>
+          <w:color w:val="003366"/>
+        </w:rPr>
+        <w:t>Exemplo Prático de Aplicação:</w:t>
+      </w:r>
+    </w:p>
+    <w:p>
+      <w:r>
+        <w:rPr>
+          <w:b/>
+          <w:i/>
+        </w:rPr>
+        <w:t>LAD (Ladder):</w:t>
+      </w:r>
+    </w:p>
+    <w:p>
+      <w:pPr>
+        <w:pStyle w:val="CodeBlock"/>
+      </w:pPr>
+      <w:r>
+        <w:t>[INSERIR IMAGEM DO ÍCONE DA FUNÇÃO RUNTIME AQUI]</w:t>
+      </w:r>
+    </w:p>
+    <w:p>
+      <w:pPr>
+        <w:pStyle w:val="CodeBlock"/>
+      </w:pPr>
+    </w:p>
+    <w:p>
+      <w:pPr>
+        <w:pStyle w:val="CodeBlock"/>
+      </w:pPr>
+      <w:r>
+        <w:t xml:space="preserve">                  +---------+</w:t>
+      </w:r>
+    </w:p>
+    <w:p>
+      <w:pPr>
+        <w:pStyle w:val="CodeBlock"/>
+      </w:pPr>
+      <w:r>
+        <w:t xml:space="preserve">                  | RUNTIME |-- "DB_Diag".T_Start</w:t>
+      </w:r>
+    </w:p>
+    <w:p>
+      <w:pPr>
+        <w:pStyle w:val="CodeBlock"/>
+      </w:pPr>
+      <w:r>
+        <w:t xml:space="preserve">                  +---------+</w:t>
+      </w:r>
+    </w:p>
+    <w:p>
+      <w:pPr>
+        <w:pStyle w:val="CodeBlock"/>
+      </w:pPr>
+      <w:r>
+        <w:t xml:space="preserve">        // ... código medido ...</w:t>
+      </w:r>
+    </w:p>
+    <w:p>
+      <w:pPr>
+        <w:pStyle w:val="CodeBlock"/>
+      </w:pPr>
+      <w:r>
+        <w:t xml:space="preserve">                  +---------+</w:t>
+      </w:r>
+    </w:p>
+    <w:p>
+      <w:pPr>
+        <w:pStyle w:val="CodeBlock"/>
+      </w:pPr>
+      <w:r>
+        <w:t xml:space="preserve">                  | RUNTIME |-- "DB_Diag".T_Delta</w:t>
+      </w:r>
+    </w:p>
+    <w:p>
+      <w:pPr>
+        <w:pStyle w:val="CodeBlock"/>
+      </w:pPr>
+      <w:r>
+        <w:t xml:space="preserve">                  +---------+</w:t>
+      </w:r>
+    </w:p>
+    <w:p>
+      <w:r>
+        <w:rPr>
+          <w:b/>
+          <w:i/>
+        </w:rPr>
+        <w:t>STL (Statement List):</w:t>
+      </w:r>
+    </w:p>
+    <w:p>
+      <w:pPr>
+        <w:pStyle w:val="CodeBlock"/>
+      </w:pPr>
+      <w:r>
+        <w:t>CALL  RUNTIME, "DB_Diag".T_Start</w:t>
+      </w:r>
+    </w:p>
+    <w:p>
+      <w:pPr>
+        <w:pStyle w:val="CodeBlock"/>
+      </w:pPr>
+      <w:r>
+        <w:t>// ... código ...</w:t>
+      </w:r>
+    </w:p>
+    <w:p>
+      <w:pPr>
+        <w:pStyle w:val="CodeBlock"/>
+      </w:pPr>
+      <w:r>
+        <w:t>CALL  RUNTIME, "DB_Diag".T_Delta</w:t>
+      </w:r>
+    </w:p>
+    <w:p>
+      <w:pPr>
+        <w:pStyle w:val="CodeBlock"/>
+      </w:pPr>
+    </w:p>
+    <w:p/>
+    <w:p>
+      <w:pPr>
+        <w:pStyle w:val="Heading1"/>
+      </w:pPr>
+      <w:r>
+        <w:t>CAPÍTULO 4 (continuação): Comparator Operations</w:t>
+      </w:r>
+    </w:p>
+    <w:p>
+      <w:pPr>
+        <w:pStyle w:val="Heading2"/>
+      </w:pPr>
+      <w:r>
+        <w:t>4.3 Comparadores Variant e Ponteiros (EQ_Type, IS_NULL, IS_ARRAY)</w:t>
+      </w:r>
+    </w:p>
+    <w:p>
+      <w:pPr>
+        <w:pStyle w:val="Heading3"/>
+      </w:pPr>
+      <w:r>
+        <w:t>EQ_Type / NE_Type — Comparação de Tipo</w:t>
+      </w:r>
+    </w:p>
+    <w:p>
+      <w:r>
+        <w:rPr>
+          <w:b/>
+          <w:color w:val="003366"/>
+        </w:rPr>
+        <w:t xml:space="preserve">Nome e Objetivo: </w:t>
+      </w:r>
+      <w:r>
+        <w:t>Compara o tipo de dado de um operando VARIANT ou tag genérica com outro tipo referência. Retorna TRUE se tipos coincidem (EQ) ou diferem (NE).</w:t>
+      </w:r>
+    </w:p>
+    <w:p>
+      <w:r>
+        <w:rPr>
+          <w:b/>
+          <w:color w:val="003366"/>
+        </w:rPr>
+        <w:t xml:space="preserve">Quando usar: </w:t>
+      </w:r>
+      <w:r>
+        <w:t>Bibliotecas genéricas de comunicação, FC único para múltiplos tipos de receita, validação de VARIANT recebido via PUT/GET antes de processar.</w:t>
+      </w:r>
+    </w:p>
+    <w:p>
+      <w:r>
+        <w:rPr>
+          <w:b/>
+          <w:color w:val="003366"/>
+        </w:rPr>
+        <w:t xml:space="preserve">Sintaxe e Parâmetros: </w:t>
+      </w:r>
+      <w:r>
+        <w:t>IN1: VARIANT ou tag tipada. IN2: tipo referência (ex. "REAL", struct name). OUT: BOOL.</w:t>
+      </w:r>
+    </w:p>
+    <w:p>
+      <w:r>
+        <w:rPr>
+          <w:b/>
+          <w:color w:val="003366"/>
+        </w:rPr>
+        <w:t>Exemplo Prático de Aplicação:</w:t>
+      </w:r>
+    </w:p>
+    <w:p>
+      <w:r>
+        <w:rPr>
+          <w:b/>
+          <w:i/>
+        </w:rPr>
+        <w:t>LAD (Ladder):</w:t>
+      </w:r>
+    </w:p>
+    <w:p>
+      <w:pPr>
+        <w:pStyle w:val="CodeBlock"/>
+      </w:pPr>
+      <w:r>
+        <w:t>[INSERIR IMAGEM DO ÍCONE DA FUNÇÃO EQ_Type AQUI]</w:t>
+      </w:r>
+    </w:p>
+    <w:p>
+      <w:pPr>
+        <w:pStyle w:val="CodeBlock"/>
+      </w:pPr>
+    </w:p>
+    <w:p>
+      <w:pPr>
+        <w:pStyle w:val="CodeBlock"/>
+      </w:pPr>
+      <w:r>
+        <w:t xml:space="preserve">                  +----------+</w:t>
+      </w:r>
+    </w:p>
+    <w:p>
+      <w:pPr>
+        <w:pStyle w:val="CodeBlock"/>
+      </w:pPr>
+      <w:r>
+        <w:t>"Rx_Data".Variant-|          |</w:t>
+      </w:r>
+    </w:p>
+    <w:p>
+      <w:pPr>
+        <w:pStyle w:val="CodeBlock"/>
+      </w:pPr>
+      <w:r>
+        <w:t xml:space="preserve">                  | EQ_Type  |---------------------( ) Type_Real_OK</w:t>
+      </w:r>
+    </w:p>
+    <w:p>
+      <w:pPr>
+        <w:pStyle w:val="CodeBlock"/>
+      </w:pPr>
+      <w:r>
+        <w:t xml:space="preserve">      "REAL" ------|          |</w:t>
+      </w:r>
+    </w:p>
+    <w:p>
+      <w:pPr>
+        <w:pStyle w:val="CodeBlock"/>
+      </w:pPr>
+      <w:r>
+        <w:t xml:space="preserve">                  +----------+</w:t>
+      </w:r>
+    </w:p>
+    <w:p>
+      <w:r>
+        <w:rPr>
+          <w:b/>
+          <w:i/>
+        </w:rPr>
+        <w:t>STL (Statement List):</w:t>
+      </w:r>
+    </w:p>
+    <w:p>
+      <w:pPr>
+        <w:pStyle w:val="CodeBlock"/>
+      </w:pPr>
+      <w:r>
+        <w:t>CALL  "EQ_Type_Check"</w:t>
+      </w:r>
+    </w:p>
+    <w:p>
+      <w:pPr>
+        <w:pStyle w:val="CodeBlock"/>
+      </w:pPr>
+      <w:r>
+        <w:t xml:space="preserve">   IN1  := "Rx_Data".Variant</w:t>
+      </w:r>
+    </w:p>
+    <w:p>
+      <w:pPr>
+        <w:pStyle w:val="CodeBlock"/>
+      </w:pPr>
+      <w:r>
+        <w:t xml:space="preserve">   IN2  := "REAL"</w:t>
+      </w:r>
+    </w:p>
+    <w:p>
+      <w:pPr>
+        <w:pStyle w:val="CodeBlock"/>
+      </w:pPr>
+      <w:r>
+        <w:t xml:space="preserve">   OUT  := "Type_Real_OK"</w:t>
+      </w:r>
+    </w:p>
+    <w:p>
+      <w:pPr>
+        <w:pStyle w:val="CodeBlock"/>
+      </w:pPr>
+    </w:p>
+    <w:p/>
+    <w:p>
+      <w:pPr>
+        <w:pStyle w:val="Heading3"/>
+      </w:pPr>
+      <w:r>
+        <w:t>IS_NULL / NOT_NULL — Verificação de Ponteiro</w:t>
+      </w:r>
+    </w:p>
+    <w:p>
+      <w:r>
+        <w:rPr>
+          <w:b/>
+          <w:color w:val="003366"/>
+        </w:rPr>
+        <w:t xml:space="preserve">Nome e Objetivo: </w:t>
+      </w:r>
+      <w:r>
+        <w:t>IS_NULL: TRUE se ponteiro/VARIANT não referencia dado válido. NOT_NULL: inverso. Essencial antes de dereferenciar VARIANT em runtime.</w:t>
+      </w:r>
+    </w:p>
+    <w:p>
+      <w:r>
+        <w:rPr>
+          <w:b/>
+          <w:color w:val="003366"/>
+        </w:rPr>
+        <w:t xml:space="preserve">Quando usar: </w:t>
+      </w:r>
+      <w:r>
+        <w:t>Receitas opcionais, parâmetros de FB não configurados, proteção contra acesso a DB inexistente em endereçamento dinâmico.</w:t>
+      </w:r>
+    </w:p>
+    <w:p>
+      <w:r>
+        <w:rPr>
+          <w:b/>
+          <w:color w:val="003366"/>
+        </w:rPr>
+        <w:t xml:space="preserve">Sintaxe e Parâmetros: </w:t>
+      </w:r>
+      <w:r>
+        <w:t>IN: VARIANT ou Pointer. OUT: BOOL.</w:t>
+      </w:r>
+    </w:p>
+    <w:p>
+      <w:r>
+        <w:rPr>
+          <w:b/>
+          <w:color w:val="003366"/>
+        </w:rPr>
+        <w:t>Exemplo Prático de Aplicação:</w:t>
+      </w:r>
+    </w:p>
+    <w:p>
+      <w:r>
+        <w:rPr>
+          <w:b/>
+          <w:i/>
+        </w:rPr>
+        <w:t>LAD (Ladder):</w:t>
+      </w:r>
+    </w:p>
+    <w:p>
+      <w:pPr>
+        <w:pStyle w:val="CodeBlock"/>
+      </w:pPr>
+      <w:r>
+        <w:t>[INSERIR IMAGEM DO ÍCONE DA FUNÇÃO IS_NULL AQUI]</w:t>
+      </w:r>
+    </w:p>
+    <w:p>
+      <w:pPr>
+        <w:pStyle w:val="CodeBlock"/>
+      </w:pPr>
+    </w:p>
+    <w:p>
+      <w:pPr>
+        <w:pStyle w:val="CodeBlock"/>
+      </w:pPr>
+      <w:r>
+        <w:t xml:space="preserve">                  +----------+</w:t>
+      </w:r>
+    </w:p>
+    <w:p>
+      <w:pPr>
+        <w:pStyle w:val="CodeBlock"/>
+      </w:pPr>
+      <w:r>
+        <w:t>"Param".Variant---|          |</w:t>
+      </w:r>
+    </w:p>
+    <w:p>
+      <w:pPr>
+        <w:pStyle w:val="CodeBlock"/>
+      </w:pPr>
+      <w:r>
+        <w:t xml:space="preserve">                  | IS_NULL  |---------------------( ) Param_Missing</w:t>
+      </w:r>
+    </w:p>
+    <w:p>
+      <w:pPr>
+        <w:pStyle w:val="CodeBlock"/>
+      </w:pPr>
+      <w:r>
+        <w:t xml:space="preserve">                  +----------+</w:t>
+      </w:r>
+    </w:p>
+    <w:p>
+      <w:r>
+        <w:rPr>
+          <w:b/>
+          <w:i/>
+        </w:rPr>
+        <w:t>STL (Statement List):</w:t>
+      </w:r>
+    </w:p>
+    <w:p>
+      <w:pPr>
+        <w:pStyle w:val="CodeBlock"/>
+      </w:pPr>
+      <w:r>
+        <w:t>CALL  "IS_NULL_Check"</w:t>
+      </w:r>
+    </w:p>
+    <w:p>
+      <w:pPr>
+        <w:pStyle w:val="CodeBlock"/>
+      </w:pPr>
+      <w:r>
+        <w:t xml:space="preserve">   IN  := "Param".Variant</w:t>
+      </w:r>
+    </w:p>
+    <w:p>
+      <w:pPr>
+        <w:pStyle w:val="CodeBlock"/>
+      </w:pPr>
+      <w:r>
+        <w:t xml:space="preserve">   OUT := "Param_Missing"</w:t>
+      </w:r>
+    </w:p>
+    <w:p>
+      <w:pPr>
+        <w:pStyle w:val="CodeBlock"/>
+      </w:pPr>
+    </w:p>
+    <w:p/>
+    <w:p>
+      <w:pPr>
+        <w:pStyle w:val="Heading3"/>
+      </w:pPr>
+      <w:r>
+        <w:t>IS_ARRAY / EQ_ElemType — Verificação de Array</w:t>
+      </w:r>
+    </w:p>
+    <w:p>
+      <w:r>
+        <w:rPr>
+          <w:b/>
+          <w:color w:val="003366"/>
+        </w:rPr>
+        <w:t xml:space="preserve">Nome e Objetivo: </w:t>
+      </w:r>
+      <w:r>
+        <w:t>IS_ARRAY confirma se operando é array. EQ_ElemType compara tipo dos elementos do array com tipo referência.</w:t>
+      </w:r>
+    </w:p>
+    <w:p>
+      <w:r>
+        <w:rPr>
+          <w:b/>
+          <w:color w:val="003366"/>
+        </w:rPr>
+        <w:t xml:space="preserve">Quando usar: </w:t>
+      </w:r>
+      <w:r>
+        <w:t>Iteração dinâmica com CountOfElements, validação de buffer recebido de SCADA, UDFC genérico para tendências.</w:t>
+      </w:r>
+    </w:p>
+    <w:p>
+      <w:r>
+        <w:rPr>
+          <w:b/>
+          <w:color w:val="003366"/>
+        </w:rPr>
+        <w:t xml:space="preserve">Sintaxe e Parâmetros: </w:t>
+      </w:r>
+      <w:r>
+        <w:t>IN: VARIANT ou array. OUT: BOOL. EQ_ElemType requer IN2 como tipo elemento.</w:t>
+      </w:r>
+    </w:p>
+    <w:p>
+      <w:r>
+        <w:rPr>
+          <w:b/>
+          <w:color w:val="003366"/>
+        </w:rPr>
+        <w:t>Exemplo Prático de Aplicação:</w:t>
+      </w:r>
+    </w:p>
+    <w:p>
+      <w:r>
+        <w:rPr>
+          <w:b/>
+          <w:i/>
+        </w:rPr>
+        <w:t>LAD (Ladder):</w:t>
+      </w:r>
+    </w:p>
+    <w:p>
+      <w:pPr>
+        <w:pStyle w:val="CodeBlock"/>
+      </w:pPr>
+      <w:r>
+        <w:t>[INSERIR IMAGEM DO ÍCONE DA FUNÇÃO IS_ARRAY AQUI]</w:t>
+      </w:r>
+    </w:p>
+    <w:p>
+      <w:pPr>
+        <w:pStyle w:val="CodeBlock"/>
+      </w:pPr>
+    </w:p>
+    <w:p>
+      <w:pPr>
+        <w:pStyle w:val="CodeBlock"/>
+      </w:pPr>
+      <w:r>
+        <w:t xml:space="preserve">                  +----------+</w:t>
+      </w:r>
+    </w:p>
+    <w:p>
+      <w:pPr>
+        <w:pStyle w:val="CodeBlock"/>
+      </w:pPr>
+      <w:r>
+        <w:t>"Trend".Variant---|          |</w:t>
+      </w:r>
+    </w:p>
+    <w:p>
+      <w:pPr>
+        <w:pStyle w:val="CodeBlock"/>
+      </w:pPr>
+      <w:r>
+        <w:t xml:space="preserve">                  | IS_ARRAY |---------------------( ) Trend_IsArray</w:t>
+      </w:r>
+    </w:p>
+    <w:p>
+      <w:pPr>
+        <w:pStyle w:val="CodeBlock"/>
+      </w:pPr>
+      <w:r>
+        <w:t xml:space="preserve">                  +----------+</w:t>
+      </w:r>
+    </w:p>
+    <w:p>
+      <w:r>
+        <w:rPr>
+          <w:b/>
+          <w:i/>
+        </w:rPr>
+        <w:t>STL (Statement List):</w:t>
+      </w:r>
+    </w:p>
+    <w:p>
+      <w:pPr>
+        <w:pStyle w:val="CodeBlock"/>
+      </w:pPr>
+      <w:r>
+        <w:t>CALL  "IS_ARRAY_Check"</w:t>
+      </w:r>
+    </w:p>
+    <w:p>
+      <w:pPr>
+        <w:pStyle w:val="CodeBlock"/>
+      </w:pPr>
+      <w:r>
+        <w:t xml:space="preserve">   IN  := "Trend".Variant</w:t>
+      </w:r>
+    </w:p>
+    <w:p>
+      <w:pPr>
+        <w:pStyle w:val="CodeBlock"/>
+      </w:pPr>
+      <w:r>
+        <w:t xml:space="preserve">   OUT := "Trend_IsArray"</w:t>
+      </w:r>
+    </w:p>
+    <w:p>
+      <w:pPr>
+        <w:pStyle w:val="CodeBlock"/>
+      </w:pPr>
+    </w:p>
+    <w:p/>
+    <w:p>
+      <w:pPr>
+        <w:pStyle w:val="Heading2"/>
+      </w:pPr>
+      <w:r>
+        <w:t>4.4 Validação de Integridade (|OK| / |NOT_OK|)</w:t>
+      </w:r>
+    </w:p>
+    <w:p>
+      <w:pPr>
+        <w:pStyle w:val="Heading3"/>
+      </w:pPr>
+      <w:r>
+        <w:t>|OK| / |NOT_OK| — Check Validity</w:t>
+      </w:r>
+    </w:p>
+    <w:p>
+      <w:r>
+        <w:rPr>
+          <w:b/>
+          <w:color w:val="003366"/>
+        </w:rPr>
+        <w:t xml:space="preserve">Nome e Objetivo: </w:t>
+      </w:r>
+      <w:r>
+        <w:t>Contatos de validação para tags com status de qualidade (S7-1500, tags de comunicación). |OK|: conduz se tag válida. |NOT_OK|: conduz se inválida ou substituída.</w:t>
+      </w:r>
+    </w:p>
+    <w:p>
+      <w:r>
+        <w:rPr>
+          <w:b/>
+          <w:color w:val="003366"/>
+        </w:rPr>
+        <w:t xml:space="preserve">Quando usar: </w:t>
+      </w:r>
+      <w:r>
+        <w:t>Integração com tags OPC/Profinet com quality code, tratamento de valor substituto (substitute value) em falha de sensor, intertravamento em perda de link.</w:t>
+      </w:r>
+    </w:p>
+    <w:p>
+      <w:r>
+        <w:rPr>
+          <w:b/>
+          <w:color w:val="003366"/>
+        </w:rPr>
+        <w:t xml:space="preserve">Sintaxe e Parâmetros: </w:t>
+      </w:r>
+      <w:r>
+        <w:t>Operando: tag com atributo de validade habilitado. Disponível em CPUs com suporte a qualidade de tag.</w:t>
+      </w:r>
+    </w:p>
+    <w:p>
+      <w:r>
+        <w:rPr>
+          <w:b/>
+          <w:color w:val="003366"/>
+        </w:rPr>
+        <w:t>Exemplo Prático de Aplicação:</w:t>
+      </w:r>
+    </w:p>
+    <w:p>
+      <w:r>
+        <w:rPr>
+          <w:b/>
+          <w:i/>
+        </w:rPr>
+        <w:t>LAD (Ladder):</w:t>
+      </w:r>
+    </w:p>
+    <w:p>
+      <w:pPr>
+        <w:pStyle w:val="CodeBlock"/>
+      </w:pPr>
+      <w:r>
+        <w:t>[INSERIR IMAGEM DO ÍCONE DA FUNÇÃO OK AQUI]</w:t>
+      </w:r>
+    </w:p>
+    <w:p>
+      <w:pPr>
+        <w:pStyle w:val="CodeBlock"/>
+      </w:pPr>
+    </w:p>
+    <w:p>
+      <w:pPr>
+        <w:pStyle w:val="CodeBlock"/>
+      </w:pPr>
+      <w:r>
+        <w:t>"AI_Flow".Value</w:t>
+      </w:r>
+    </w:p>
+    <w:p>
+      <w:pPr>
+        <w:pStyle w:val="CodeBlock"/>
+      </w:pPr>
+      <w:r>
+        <w:t>------|OK|------+-----( ) Flow_Control_En</w:t>
+      </w:r>
+    </w:p>
+    <w:p>
+      <w:pPr>
+        <w:pStyle w:val="CodeBlock"/>
+      </w:pPr>
+      <w:r>
+        <w:t xml:space="preserve">                 |</w:t>
+      </w:r>
+    </w:p>
+    <w:p>
+      <w:pPr>
+        <w:pStyle w:val="CodeBlock"/>
+      </w:pPr>
+      <w:r>
+        <w:t>"Comm_Link"</w:t>
+      </w:r>
+    </w:p>
+    <w:p>
+      <w:pPr>
+        <w:pStyle w:val="CodeBlock"/>
+      </w:pPr>
+      <w:r>
+        <w:t>------| |-------+</w:t>
+      </w:r>
+    </w:p>
+    <w:p>
+      <w:r>
+        <w:rPr>
+          <w:b/>
+          <w:i/>
+        </w:rPr>
+        <w:t>STL (Statement List):</w:t>
+      </w:r>
+    </w:p>
+    <w:p>
+      <w:pPr>
+        <w:pStyle w:val="CodeBlock"/>
+      </w:pPr>
+      <w:r>
+        <w:t>// Verificar validade via bloco de sistema ou qualidade explícita</w:t>
+      </w:r>
+    </w:p>
+    <w:p>
+      <w:pPr>
+        <w:pStyle w:val="CodeBlock"/>
+      </w:pPr>
+      <w:r>
+        <w:t>A     "AI_Flow".Valid</w:t>
+      </w:r>
+    </w:p>
+    <w:p>
+      <w:pPr>
+        <w:pStyle w:val="CodeBlock"/>
+      </w:pPr>
+      <w:r>
+        <w:t>A     "Comm_Link"</w:t>
+      </w:r>
+    </w:p>
+    <w:p>
+      <w:pPr>
+        <w:pStyle w:val="CodeBlock"/>
+      </w:pPr>
+      <w:r>
+        <w:t>=     "Flow_Control_En"</w:t>
+      </w:r>
+    </w:p>
+    <w:p>
+      <w:pPr>
+        <w:pStyle w:val="CodeBlock"/>
+      </w:pPr>
+    </w:p>
+    <w:p/>
+    <w:p>
+      <w:pPr>
+        <w:pStyle w:val="Heading1"/>
+      </w:pPr>
+      <w:r>
+        <w:t>CAPÍTULO 5 (continuação): Math Functions</w:t>
+      </w:r>
+    </w:p>
+    <w:p>
+      <w:pPr>
+        <w:pStyle w:val="Heading2"/>
+      </w:pPr>
+      <w:r>
+        <w:t>5.4 Operações Modulares e Incrementais (MOD, INC, DEC, NEG, ABS)</w:t>
+      </w:r>
+    </w:p>
+    <w:p>
+      <w:pPr>
+        <w:pStyle w:val="Heading3"/>
+      </w:pPr>
+      <w:r>
+        <w:t>MOD — Return Remainder of Division</w:t>
+      </w:r>
+    </w:p>
+    <w:p>
+      <w:r>
+        <w:rPr>
+          <w:b/>
+          <w:color w:val="003366"/>
+        </w:rPr>
+        <w:t xml:space="preserve">Nome e Objetivo: </w:t>
+      </w:r>
+      <w:r>
+        <w:t>Retorna resto da divisão inteira IN1 / IN2. ENO = FALSE se IN2 = 0.</w:t>
+      </w:r>
+    </w:p>
+    <w:p>
+      <w:r>
+        <w:rPr>
+          <w:b/>
+          <w:color w:val="003366"/>
+        </w:rPr>
+        <w:t xml:space="preserve">Quando usar: </w:t>
+      </w:r>
+      <w:r>
+        <w:t>Cálculo de posição em ciclo (índice módulo N), rotação de estação de trabalho, divisão de pacotes em buffer circular.</w:t>
+      </w:r>
+    </w:p>
+    <w:p>
+      <w:r>
+        <w:rPr>
+          <w:b/>
+          <w:color w:val="003366"/>
+        </w:rPr>
+        <w:t xml:space="preserve">Sintaxe e Parâmetros: </w:t>
+      </w:r>
+      <w:r>
+        <w:t>IN1, IN2: INT/DINT. OUT: resto. ENO: status.</w:t>
+      </w:r>
+    </w:p>
+    <w:p>
+      <w:r>
+        <w:rPr>
+          <w:b/>
+          <w:color w:val="003366"/>
+        </w:rPr>
+        <w:t>Exemplo Prático de Aplicação:</w:t>
+      </w:r>
+    </w:p>
+    <w:p>
+      <w:r>
+        <w:rPr>
+          <w:b/>
+          <w:i/>
+        </w:rPr>
+        <w:t>LAD (Ladder):</w:t>
+      </w:r>
+    </w:p>
+    <w:p>
+      <w:pPr>
+        <w:pStyle w:val="CodeBlock"/>
+      </w:pPr>
+      <w:r>
+        <w:t>[INSERIR IMAGEM DO ÍCONE DA FUNÇÃO MOD AQUI]</w:t>
+      </w:r>
+    </w:p>
+    <w:p>
+      <w:pPr>
+        <w:pStyle w:val="CodeBlock"/>
+      </w:pPr>
+    </w:p>
+    <w:p>
+      <w:pPr>
+        <w:pStyle w:val="CodeBlock"/>
+      </w:pPr>
+      <w:r>
+        <w:t xml:space="preserve">                  +---------+</w:t>
+      </w:r>
+    </w:p>
+    <w:p>
+      <w:pPr>
+        <w:pStyle w:val="CodeBlock"/>
+      </w:pPr>
+      <w:r>
+        <w:t>"Station".Idx-----|   MOD   |-- "Station".Pos</w:t>
+      </w:r>
+    </w:p>
+    <w:p>
+      <w:pPr>
+        <w:pStyle w:val="CodeBlock"/>
+      </w:pPr>
+      <w:r>
+        <w:t xml:space="preserve">       8 ----------|         |</w:t>
+      </w:r>
+    </w:p>
+    <w:p>
+      <w:pPr>
+        <w:pStyle w:val="CodeBlock"/>
+      </w:pPr>
+      <w:r>
+        <w:t xml:space="preserve">                  +---------+</w:t>
+      </w:r>
+    </w:p>
+    <w:p>
+      <w:r>
+        <w:rPr>
+          <w:b/>
+          <w:i/>
+        </w:rPr>
+        <w:t>STL (Statement List):</w:t>
+      </w:r>
+    </w:p>
+    <w:p>
+      <w:pPr>
+        <w:pStyle w:val="CodeBlock"/>
+      </w:pPr>
+      <w:r>
+        <w:t>CALL  "MOD_Station"</w:t>
+      </w:r>
+    </w:p>
+    <w:p>
+      <w:pPr>
+        <w:pStyle w:val="CodeBlock"/>
+      </w:pPr>
+      <w:r>
+        <w:t xml:space="preserve">   IN1 := "Station".Idx</w:t>
+      </w:r>
+    </w:p>
+    <w:p>
+      <w:pPr>
+        <w:pStyle w:val="CodeBlock"/>
+      </w:pPr>
+      <w:r>
+        <w:t xml:space="preserve">   IN2 := 8</w:t>
+      </w:r>
+    </w:p>
+    <w:p>
+      <w:pPr>
+        <w:pStyle w:val="CodeBlock"/>
+      </w:pPr>
+      <w:r>
+        <w:t xml:space="preserve">   OUT := "Station".Pos</w:t>
+      </w:r>
+    </w:p>
+    <w:p>
+      <w:pPr>
+        <w:pStyle w:val="CodeBlock"/>
+      </w:pPr>
+    </w:p>
+    <w:p/>
+    <w:p>
+      <w:pPr>
+        <w:pStyle w:val="Heading3"/>
+      </w:pPr>
+      <w:r>
+        <w:t>INC / DEC — Increment / Decrement</w:t>
+      </w:r>
+    </w:p>
+    <w:p>
+      <w:r>
+        <w:rPr>
+          <w:b/>
+          <w:color w:val="003366"/>
+        </w:rPr>
+        <w:t xml:space="preserve">Nome e Objetivo: </w:t>
+      </w:r>
+      <w:r>
+        <w:t>Incrementa (INC) ou decrementa (DEC) o valor de IN em 1 e escreve em OUT. Equivalente a ADD/OUT com constante 1, otimizado.</w:t>
+      </w:r>
+    </w:p>
+    <w:p>
+      <w:r>
+        <w:rPr>
+          <w:b/>
+          <w:color w:val="003366"/>
+        </w:rPr>
+        <w:t xml:space="preserve">Quando usar: </w:t>
+      </w:r>
+      <w:r>
+        <w:t>Índice de array, contador manual em HMI, passo de sequência em FC leve.</w:t>
+      </w:r>
+    </w:p>
+    <w:p>
+      <w:r>
+        <w:rPr>
+          <w:b/>
+          <w:color w:val="003366"/>
+        </w:rPr>
+        <w:t xml:space="preserve">Sintaxe e Parâmetros: </w:t>
+      </w:r>
+      <w:r>
+        <w:t>IN/OUT: INT ou DINT. OUT pode ser mesma tag que IN (in-place).</w:t>
+      </w:r>
+    </w:p>
+    <w:p>
+      <w:r>
+        <w:rPr>
+          <w:b/>
+          <w:color w:val="003366"/>
+        </w:rPr>
+        <w:t>Exemplo Prático de Aplicação:</w:t>
+      </w:r>
+    </w:p>
+    <w:p>
+      <w:r>
+        <w:rPr>
+          <w:b/>
+          <w:i/>
+        </w:rPr>
+        <w:t>LAD (Ladder):</w:t>
+      </w:r>
+    </w:p>
+    <w:p>
+      <w:pPr>
+        <w:pStyle w:val="CodeBlock"/>
+      </w:pPr>
+      <w:r>
+        <w:t>[INSERIR IMAGEM DO ÍCONE DA FUNÇÃO INC AQUI]</w:t>
+      </w:r>
+    </w:p>
+    <w:p>
+      <w:pPr>
+        <w:pStyle w:val="CodeBlock"/>
+      </w:pPr>
+    </w:p>
+    <w:p>
+      <w:pPr>
+        <w:pStyle w:val="CodeBlock"/>
+      </w:pPr>
+      <w:r>
+        <w:t xml:space="preserve">   Step_Advance</w:t>
+      </w:r>
+    </w:p>
+    <w:p>
+      <w:pPr>
+        <w:pStyle w:val="CodeBlock"/>
+      </w:pPr>
+      <w:r>
+        <w:t>------| |--------+---------+</w:t>
+      </w:r>
+    </w:p>
+    <w:p>
+      <w:pPr>
+        <w:pStyle w:val="CodeBlock"/>
+      </w:pPr>
+      <w:r>
+        <w:t xml:space="preserve">                  |   INC   |-- "Seq".StepIdx</w:t>
+      </w:r>
+    </w:p>
+    <w:p>
+      <w:pPr>
+        <w:pStyle w:val="CodeBlock"/>
+      </w:pPr>
+      <w:r>
+        <w:t>"Seq".StepIdx-----|         |</w:t>
+      </w:r>
+    </w:p>
+    <w:p>
+      <w:pPr>
+        <w:pStyle w:val="CodeBlock"/>
+      </w:pPr>
+      <w:r>
+        <w:t xml:space="preserve">                  +---------+</w:t>
+      </w:r>
+    </w:p>
+    <w:p>
+      <w:r>
+        <w:rPr>
+          <w:b/>
+          <w:i/>
+        </w:rPr>
+        <w:t>STL (Statement List):</w:t>
+      </w:r>
+    </w:p>
+    <w:p>
+      <w:pPr>
+        <w:pStyle w:val="CodeBlock"/>
+      </w:pPr>
+      <w:r>
+        <w:t>A     "Step_Advance"</w:t>
+      </w:r>
+    </w:p>
+    <w:p>
+      <w:pPr>
+        <w:pStyle w:val="CodeBlock"/>
+      </w:pPr>
+      <w:r>
+        <w:t>L     "Seq".StepIdx</w:t>
+      </w:r>
+    </w:p>
+    <w:p>
+      <w:pPr>
+        <w:pStyle w:val="CodeBlock"/>
+      </w:pPr>
+      <w:r>
+        <w:t>INC</w:t>
+      </w:r>
+    </w:p>
+    <w:p>
+      <w:pPr>
+        <w:pStyle w:val="CodeBlock"/>
+      </w:pPr>
+      <w:r>
+        <w:t>T     "Seq".StepIdx</w:t>
+      </w:r>
+    </w:p>
+    <w:p>
+      <w:pPr>
+        <w:pStyle w:val="CodeBlock"/>
+      </w:pPr>
+    </w:p>
+    <w:p/>
+    <w:p>
+      <w:pPr>
+        <w:pStyle w:val="Heading3"/>
+      </w:pPr>
+      <w:r>
+        <w:t>NEG / ABS — Negation / Absolute Value</w:t>
+      </w:r>
+    </w:p>
+    <w:p>
+      <w:r>
+        <w:rPr>
+          <w:b/>
+          <w:color w:val="003366"/>
+        </w:rPr>
+        <w:t xml:space="preserve">Nome e Objetivo: </w:t>
+      </w:r>
+      <w:r>
+        <w:t>NEG: complemento de dois (negativo). ABS: valor absoluto. ABS de INT_MIN pode overflow — usar DINT intermediário.</w:t>
+      </w:r>
+    </w:p>
+    <w:p>
+      <w:r>
+        <w:rPr>
+          <w:b/>
+          <w:color w:val="003366"/>
+        </w:rPr>
+        <w:t xml:space="preserve">Quando usar: </w:t>
+      </w:r>
+      <w:r>
+        <w:t>Cálculo de erro bidirecional (ABS setpoint - PV), inversão de comando, tratamento de delta em posicionamento.</w:t>
+      </w:r>
+    </w:p>
+    <w:p>
+      <w:r>
+        <w:rPr>
+          <w:b/>
+          <w:color w:val="003366"/>
+        </w:rPr>
+        <w:t xml:space="preserve">Sintaxe e Parâmetros: </w:t>
+      </w:r>
+      <w:r>
+        <w:t>IN: INT/DINT/REAL. OUT: mesmo tipo.</w:t>
+      </w:r>
+    </w:p>
+    <w:p>
+      <w:r>
+        <w:rPr>
+          <w:b/>
+          <w:color w:val="003366"/>
+        </w:rPr>
+        <w:t>Exemplo Prático de Aplicação:</w:t>
+      </w:r>
+    </w:p>
+    <w:p>
+      <w:r>
+        <w:rPr>
+          <w:b/>
+          <w:i/>
+        </w:rPr>
+        <w:t>LAD (Ladder):</w:t>
+      </w:r>
+    </w:p>
+    <w:p>
+      <w:pPr>
+        <w:pStyle w:val="CodeBlock"/>
+      </w:pPr>
+      <w:r>
+        <w:t>[INSERIR IMAGEM DO ÍCONE DA FUNÇÃO ABS AQUI]</w:t>
+      </w:r>
+    </w:p>
+    <w:p>
+      <w:pPr>
+        <w:pStyle w:val="CodeBlock"/>
+      </w:pPr>
+    </w:p>
+    <w:p>
+      <w:pPr>
+        <w:pStyle w:val="CodeBlock"/>
+      </w:pPr>
+      <w:r>
+        <w:t xml:space="preserve">                  +---------+</w:t>
+      </w:r>
+    </w:p>
+    <w:p>
+      <w:pPr>
+        <w:pStyle w:val="CodeBlock"/>
+      </w:pPr>
+      <w:r>
+        <w:t>"Error".Value-----|   ABS   |-- "Error".Magnitude</w:t>
+      </w:r>
+    </w:p>
+    <w:p>
+      <w:pPr>
+        <w:pStyle w:val="CodeBlock"/>
+      </w:pPr>
+      <w:r>
+        <w:t xml:space="preserve">                  +---------+</w:t>
+      </w:r>
+    </w:p>
+    <w:p>
+      <w:r>
+        <w:rPr>
+          <w:b/>
+          <w:i/>
+        </w:rPr>
+        <w:t>STL (Statement List):</w:t>
+      </w:r>
+    </w:p>
+    <w:p>
+      <w:pPr>
+        <w:pStyle w:val="CodeBlock"/>
+      </w:pPr>
+      <w:r>
+        <w:t>CALL  "ABS_Error"</w:t>
+      </w:r>
+    </w:p>
+    <w:p>
+      <w:pPr>
+        <w:pStyle w:val="CodeBlock"/>
+      </w:pPr>
+      <w:r>
+        <w:t xml:space="preserve">   IN  := "Error".Value</w:t>
+      </w:r>
+    </w:p>
+    <w:p>
+      <w:pPr>
+        <w:pStyle w:val="CodeBlock"/>
+      </w:pPr>
+      <w:r>
+        <w:t xml:space="preserve">   OUT := "Error".Magnitude</w:t>
+      </w:r>
+    </w:p>
+    <w:p>
+      <w:pPr>
+        <w:pStyle w:val="CodeBlock"/>
+      </w:pPr>
+    </w:p>
+    <w:p/>
+    <w:p>
+      <w:pPr>
+        <w:pStyle w:val="Heading2"/>
+      </w:pPr>
+      <w:r>
+        <w:t>5.5 Bloco CALCULATE — Expressões Compostas</w:t>
+      </w:r>
+    </w:p>
+    <w:p>
+      <w:pPr>
+        <w:pStyle w:val="Heading3"/>
+      </w:pPr>
+      <w:r>
+        <w:t>CALCULATE — Expressão Matemática Configurável</w:t>
+      </w:r>
+    </w:p>
+    <w:p>
+      <w:r>
+        <w:rPr>
+          <w:b/>
+          <w:color w:val="003366"/>
+        </w:rPr>
+        <w:t xml:space="preserve">Nome e Objetivo: </w:t>
+      </w:r>
+      <w:r>
+        <w:t>Bloco com editor de expressão para fórmulas compostas (ex: (IN1+IN2)*0.5/SQRT(IN3)). Reduz cascata de blocos ADD/MUL/DIV.</w:t>
+      </w:r>
+    </w:p>
+    <w:p>
+      <w:r>
+        <w:rPr>
+          <w:b/>
+          <w:color w:val="003366"/>
+        </w:rPr>
+        <w:t xml:space="preserve">Quando usar: </w:t>
+      </w:r>
+      <w:r>
+        <w:t>Engenharia de processo com fórmulas complexas, linearização de curva, cálculo de entalpia ou vazão compensada — documentar expressão no comentário do bloco.</w:t>
+      </w:r>
+    </w:p>
+    <w:p>
+      <w:r>
+        <w:rPr>
+          <w:b/>
+          <w:color w:val="003366"/>
+        </w:rPr>
+        <w:t xml:space="preserve">Sintaxe e Parâmetros: </w:t>
+      </w:r>
+      <w:r>
+        <w:t>EN, ENO. Operandos IN1..INn conforme expressão. OUT: tipo definido na configuração. Erro de domínio (sqrt negativo) → ENO=FALSE.</w:t>
+      </w:r>
+    </w:p>
+    <w:p>
+      <w:r>
+        <w:rPr>
+          <w:b/>
+          <w:color w:val="003366"/>
+        </w:rPr>
+        <w:t>Exemplo Prático de Aplicação:</w:t>
+      </w:r>
+    </w:p>
+    <w:p>
+      <w:r>
+        <w:rPr>
+          <w:b/>
+          <w:i/>
+        </w:rPr>
+        <w:t>LAD (Ladder):</w:t>
+      </w:r>
+    </w:p>
+    <w:p>
+      <w:pPr>
+        <w:pStyle w:val="CodeBlock"/>
+      </w:pPr>
+      <w:r>
+        <w:t>[INSERIR IMAGEM DO ÍCONE DA FUNÇÃO CALCULATE AQUI]</w:t>
+      </w:r>
+    </w:p>
+    <w:p>
+      <w:pPr>
+        <w:pStyle w:val="CodeBlock"/>
+      </w:pPr>
+    </w:p>
+    <w:p>
+      <w:pPr>
+        <w:pStyle w:val="CodeBlock"/>
+      </w:pPr>
+      <w:r>
+        <w:t xml:space="preserve">                  +-----------+</w:t>
+      </w:r>
+    </w:p>
+    <w:p>
+      <w:pPr>
+        <w:pStyle w:val="CodeBlock"/>
+      </w:pPr>
+      <w:r>
+        <w:t xml:space="preserve">   Calc_En        | CALCULATE |</w:t>
+      </w:r>
+    </w:p>
+    <w:p>
+      <w:pPr>
+        <w:pStyle w:val="CodeBlock"/>
+      </w:pPr>
+      <w:r>
+        <w:t>------| |--------|EN        ENO|-----------------( ) Calc_Valid</w:t>
+      </w:r>
+    </w:p>
+    <w:p>
+      <w:pPr>
+        <w:pStyle w:val="CodeBlock"/>
+      </w:pPr>
+      <w:r>
+        <w:t>"Flow".Temp-------|           |</w:t>
+      </w:r>
+    </w:p>
+    <w:p>
+      <w:pPr>
+        <w:pStyle w:val="CodeBlock"/>
+      </w:pPr>
+      <w:r>
+        <w:t>"Flow".Press------|  OUT:     |-- "Flow".Compensated</w:t>
+      </w:r>
+    </w:p>
+    <w:p>
+      <w:pPr>
+        <w:pStyle w:val="CodeBlock"/>
+      </w:pPr>
+      <w:r>
+        <w:t xml:space="preserve">                  | (IN1+IN2)*0.5</w:t>
+      </w:r>
+    </w:p>
+    <w:p>
+      <w:pPr>
+        <w:pStyle w:val="CodeBlock"/>
+      </w:pPr>
+      <w:r>
+        <w:t xml:space="preserve">                  +-----------+</w:t>
+      </w:r>
+    </w:p>
+    <w:p>
+      <w:r>
+        <w:rPr>
+          <w:b/>
+          <w:i/>
+        </w:rPr>
+        <w:t>STL (Statement List):</w:t>
+      </w:r>
+    </w:p>
+    <w:p>
+      <w:pPr>
+        <w:pStyle w:val="CodeBlock"/>
+      </w:pPr>
+      <w:r>
+        <w:t>// CALCULATE é primariamente LAD/FBD; em STL usar CALL com parâmetros</w:t>
+      </w:r>
+    </w:p>
+    <w:p>
+      <w:pPr>
+        <w:pStyle w:val="CodeBlock"/>
+      </w:pPr>
+      <w:r>
+        <w:t>A     "Calc_En"</w:t>
+      </w:r>
+    </w:p>
+    <w:p>
+      <w:pPr>
+        <w:pStyle w:val="CodeBlock"/>
+      </w:pPr>
+      <w:r>
+        <w:t>CALL  "CALC_FlowComp"</w:t>
+      </w:r>
+    </w:p>
+    <w:p>
+      <w:pPr>
+        <w:pStyle w:val="CodeBlock"/>
+      </w:pPr>
+      <w:r>
+        <w:t xml:space="preserve">   IN1 := "Flow".Temp</w:t>
+      </w:r>
+    </w:p>
+    <w:p>
+      <w:pPr>
+        <w:pStyle w:val="CodeBlock"/>
+      </w:pPr>
+      <w:r>
+        <w:t xml:space="preserve">   IN2 := "Flow".Press</w:t>
+      </w:r>
+    </w:p>
+    <w:p>
+      <w:pPr>
+        <w:pStyle w:val="CodeBlock"/>
+      </w:pPr>
+      <w:r>
+        <w:t xml:space="preserve">   OUT := "Flow".Compensated</w:t>
+      </w:r>
+    </w:p>
+    <w:p>
+      <w:pPr>
+        <w:pStyle w:val="CodeBlock"/>
+      </w:pPr>
+      <w:r>
+        <w:t xml:space="preserve">   ENO =&gt; "Calc_Valid"</w:t>
+      </w:r>
+    </w:p>
+    <w:p>
+      <w:pPr>
+        <w:pStyle w:val="CodeBlock"/>
+      </w:pPr>
+    </w:p>
+    <w:p/>
+    <w:p>
+      <w:pPr>
+        <w:pStyle w:val="Heading1"/>
+      </w:pPr>
+      <w:r>
+        <w:t>CAPÍTULO 6 (continuação): Move Operations</w:t>
+      </w:r>
+    </w:p>
+    <w:p>
+      <w:pPr>
+        <w:pStyle w:val="Heading2"/>
+      </w:pPr>
+      <w:r>
+        <w:t>6.3 Operações Ininterruptas e Bit Packing (UMOVE_BLK, SCATTER, GATHER)</w:t>
+      </w:r>
+    </w:p>
+    <w:p>
+      <w:pPr>
+        <w:pStyle w:val="Heading3"/>
+      </w:pPr>
+      <w:r>
+        <w:t>UMOVE_BLK / UFILL_BLK — Uninterruptible Move/Fill</w:t>
+      </w:r>
+    </w:p>
+    <w:p>
+      <w:r>
+        <w:rPr>
+          <w:b/>
+          <w:color w:val="003366"/>
+        </w:rPr>
+        <w:t xml:space="preserve">Nome e Objetivo: </w:t>
+      </w:r>
+      <w:r>
+        <w:t>Variantes atômicas de MOVE_BLK e FILL_BLK. Garantem que cópia não seja interrompida por evento assíncrono — consistência de dados em leitura concorrente.</w:t>
+      </w:r>
+    </w:p>
+    <w:p>
+      <w:r>
+        <w:rPr>
+          <w:b/>
+          <w:color w:val="003366"/>
+        </w:rPr>
+        <w:t xml:space="preserve">Quando usar: </w:t>
+      </w:r>
+      <w:r>
+        <w:t>Buffer compartilhado entre OB1 e OB35, cópia de trending para IHM durante scan, dados de segurança em transição.</w:t>
+      </w:r>
+    </w:p>
+    <w:p>
+      <w:r>
+        <w:rPr>
+          <w:b/>
+          <w:color w:val="003366"/>
+        </w:rPr>
+        <w:t xml:space="preserve">Sintaxe e Parâmetros: </w:t>
+      </w:r>
+      <w:r>
+        <w:t>Mesmos parâmetros de MOVE_BLK/FILL_BLK. Maior tempo de bloqueio de CPU — usar apenas quando necessário.</w:t>
+      </w:r>
+    </w:p>
+    <w:p>
+      <w:r>
+        <w:rPr>
+          <w:b/>
+          <w:color w:val="003366"/>
+        </w:rPr>
+        <w:t>Exemplo Prático de Aplicação:</w:t>
+      </w:r>
+    </w:p>
+    <w:p>
+      <w:r>
+        <w:rPr>
+          <w:b/>
+          <w:i/>
+        </w:rPr>
+        <w:t>LAD (Ladder):</w:t>
+      </w:r>
+    </w:p>
+    <w:p>
+      <w:pPr>
+        <w:pStyle w:val="CodeBlock"/>
+      </w:pPr>
+      <w:r>
+        <w:t>[INSERIR IMAGEM DO ÍCONE DA FUNÇÃO UMOVE_BLK AQUI]</w:t>
+      </w:r>
+    </w:p>
+    <w:p>
+      <w:pPr>
+        <w:pStyle w:val="CodeBlock"/>
+      </w:pPr>
+    </w:p>
+    <w:p>
+      <w:pPr>
+        <w:pStyle w:val="CodeBlock"/>
+      </w:pPr>
+      <w:r>
+        <w:t xml:space="preserve">                  +------------+</w:t>
+      </w:r>
+    </w:p>
+    <w:p>
+      <w:pPr>
+        <w:pStyle w:val="CodeBlock"/>
+      </w:pPr>
+      <w:r>
+        <w:t xml:space="preserve">   Snapshot       | UMOVE_BLK  |</w:t>
+      </w:r>
+    </w:p>
+    <w:p>
+      <w:pPr>
+        <w:pStyle w:val="CodeBlock"/>
+      </w:pPr>
+      <w:r>
+        <w:t>------| |--------|EN          ENO|</w:t>
+      </w:r>
+    </w:p>
+    <w:p>
+      <w:pPr>
+        <w:pStyle w:val="CodeBlock"/>
+      </w:pPr>
+      <w:r>
+        <w:t>"Live_Data"-------|            |</w:t>
+      </w:r>
+    </w:p>
+    <w:p>
+      <w:pPr>
+        <w:pStyle w:val="CodeBlock"/>
+      </w:pPr>
+      <w:r>
+        <w:t>"Snap_Data"-------|            |</w:t>
+      </w:r>
+    </w:p>
+    <w:p>
+      <w:pPr>
+        <w:pStyle w:val="CodeBlock"/>
+      </w:pPr>
+      <w:r>
+        <w:t xml:space="preserve">      100 ---------| COUNT      |</w:t>
+      </w:r>
+    </w:p>
+    <w:p>
+      <w:pPr>
+        <w:pStyle w:val="CodeBlock"/>
+      </w:pPr>
+      <w:r>
+        <w:t xml:space="preserve">                  +------------+</w:t>
+      </w:r>
+    </w:p>
+    <w:p>
+      <w:r>
+        <w:rPr>
+          <w:b/>
+          <w:i/>
+        </w:rPr>
+        <w:t>STL (Statement List):</w:t>
+      </w:r>
+    </w:p>
+    <w:p>
+      <w:pPr>
+        <w:pStyle w:val="CodeBlock"/>
+      </w:pPr>
+      <w:r>
+        <w:t>CALL  "UMOVE_BLK_Snap"</w:t>
+      </w:r>
+    </w:p>
+    <w:p>
+      <w:pPr>
+        <w:pStyle w:val="CodeBlock"/>
+      </w:pPr>
+      <w:r>
+        <w:t xml:space="preserve">   SRC_ARRAY := "Live_Data"</w:t>
+      </w:r>
+    </w:p>
+    <w:p>
+      <w:pPr>
+        <w:pStyle w:val="CodeBlock"/>
+      </w:pPr>
+      <w:r>
+        <w:t xml:space="preserve">   DST_ARRAY := "Snap_Data"</w:t>
+      </w:r>
+    </w:p>
+    <w:p>
+      <w:pPr>
+        <w:pStyle w:val="CodeBlock"/>
+      </w:pPr>
+      <w:r>
+        <w:t xml:space="preserve">   COUNT     := 100</w:t>
+      </w:r>
+    </w:p>
+    <w:p>
+      <w:pPr>
+        <w:pStyle w:val="CodeBlock"/>
+      </w:pPr>
+    </w:p>
+    <w:p/>
+    <w:p>
+      <w:pPr>
+        <w:pStyle w:val="Heading3"/>
+      </w:pPr>
+      <w:r>
+        <w:t>SCATTER / GATHER — Bit Sequence Pack/Unpack</w:t>
+      </w:r>
+    </w:p>
+    <w:p>
+      <w:r>
+        <w:rPr>
+          <w:b/>
+          <w:color w:val="003366"/>
+        </w:rPr>
+        <w:t xml:space="preserve">Nome e Objetivo: </w:t>
+      </w:r>
+      <w:r>
+        <w:t>SCATTER: decompõe sequência de bits de IN em array de BOOL. GATHER: compacta array de BOOL em word/dword de saída.</w:t>
+      </w:r>
+    </w:p>
+    <w:p>
+      <w:r>
+        <w:rPr>
+          <w:b/>
+          <w:color w:val="003366"/>
+        </w:rPr>
+        <w:t xml:space="preserve">Quando usar: </w:t>
+      </w:r>
+      <w:r>
+        <w:t>Interface com word Modbus de status, conversão de 16 alarmes em word para HMI, packing de DI em DWORD para transmissão.</w:t>
+      </w:r>
+    </w:p>
+    <w:p>
+      <w:r>
+        <w:rPr>
+          <w:b/>
+          <w:color w:val="003366"/>
+        </w:rPr>
+        <w:t xml:space="preserve">Sintaxe e Parâmetros: </w:t>
+      </w:r>
+      <w:r>
+        <w:t>SCATTER: IN (bit sequence), OUT (array of BOOL), COUNT. GATHER: inverso.</w:t>
+      </w:r>
+    </w:p>
+    <w:p>
+      <w:r>
+        <w:rPr>
+          <w:b/>
+          <w:color w:val="003366"/>
+        </w:rPr>
+        <w:t>Exemplo Prático de Aplicação:</w:t>
+      </w:r>
+    </w:p>
+    <w:p>
+      <w:r>
+        <w:rPr>
+          <w:b/>
+          <w:i/>
+        </w:rPr>
+        <w:t>LAD (Ladder):</w:t>
+      </w:r>
+    </w:p>
+    <w:p>
+      <w:pPr>
+        <w:pStyle w:val="CodeBlock"/>
+      </w:pPr>
+      <w:r>
+        <w:t>[INSERIR IMAGEM DO ÍCONE DA FUNÇÃO SCATTER AQUI]</w:t>
+      </w:r>
+    </w:p>
+    <w:p>
+      <w:pPr>
+        <w:pStyle w:val="CodeBlock"/>
+      </w:pPr>
+    </w:p>
+    <w:p>
+      <w:pPr>
+        <w:pStyle w:val="CodeBlock"/>
+      </w:pPr>
+      <w:r>
+        <w:t xml:space="preserve">                  +-----------+</w:t>
+      </w:r>
+    </w:p>
+    <w:p>
+      <w:pPr>
+        <w:pStyle w:val="CodeBlock"/>
+      </w:pPr>
+      <w:r>
+        <w:t>"Alarm".Word------|  SCATTER  |</w:t>
+      </w:r>
+    </w:p>
+    <w:p>
+      <w:pPr>
+        <w:pStyle w:val="CodeBlock"/>
+      </w:pPr>
+      <w:r>
+        <w:t>"Alarm".Bits[]---|           |</w:t>
+      </w:r>
+    </w:p>
+    <w:p>
+      <w:pPr>
+        <w:pStyle w:val="CodeBlock"/>
+      </w:pPr>
+      <w:r>
+        <w:t xml:space="preserve">      16 ----------| COUNT     |</w:t>
+      </w:r>
+    </w:p>
+    <w:p>
+      <w:pPr>
+        <w:pStyle w:val="CodeBlock"/>
+      </w:pPr>
+      <w:r>
+        <w:t xml:space="preserve">                  +-----------+</w:t>
+      </w:r>
+    </w:p>
+    <w:p>
+      <w:r>
+        <w:rPr>
+          <w:b/>
+          <w:i/>
+        </w:rPr>
+        <w:t>STL (Statement List):</w:t>
+      </w:r>
+    </w:p>
+    <w:p>
+      <w:pPr>
+        <w:pStyle w:val="CodeBlock"/>
+      </w:pPr>
+      <w:r>
+        <w:t>CALL  "SCATTER_Alarms"</w:t>
+      </w:r>
+    </w:p>
+    <w:p>
+      <w:pPr>
+        <w:pStyle w:val="CodeBlock"/>
+      </w:pPr>
+      <w:r>
+        <w:t xml:space="preserve">   IN    := "Alarm".Word</w:t>
+      </w:r>
+    </w:p>
+    <w:p>
+      <w:pPr>
+        <w:pStyle w:val="CodeBlock"/>
+      </w:pPr>
+      <w:r>
+        <w:t xml:space="preserve">   OUT   := "Alarm".Bits</w:t>
+      </w:r>
+    </w:p>
+    <w:p>
+      <w:pPr>
+        <w:pStyle w:val="CodeBlock"/>
+      </w:pPr>
+      <w:r>
+        <w:t xml:space="preserve">   COUNT := 16</w:t>
+      </w:r>
+    </w:p>
+    <w:p>
+      <w:pPr>
+        <w:pStyle w:val="CodeBlock"/>
+      </w:pPr>
+    </w:p>
+    <w:p/>
+    <w:p>
+      <w:pPr>
+        <w:pStyle w:val="Heading2"/>
+      </w:pPr>
+      <w:r>
+        <w:t>6.4 Variant e Limites de Array (VariantGet, LOWER_BOUND, UPPER_BOUND)</w:t>
+      </w:r>
+    </w:p>
+    <w:p>
+      <w:pPr>
+        <w:pStyle w:val="Heading3"/>
+      </w:pPr>
+      <w:r>
+        <w:t>VariantGet / VariantPut</w:t>
+      </w:r>
+    </w:p>
+    <w:p>
+      <w:r>
+        <w:rPr>
+          <w:b/>
+          <w:color w:val="003366"/>
+        </w:rPr>
+        <w:t xml:space="preserve">Nome e Objetivo: </w:t>
+      </w:r>
+      <w:r>
+        <w:t>VariantGet: lê valor apontado por VARIANT para tag tipada. VariantPut: escreve valor em destino VARIANT.</w:t>
+      </w:r>
+    </w:p>
+    <w:p>
+      <w:r>
+        <w:rPr>
+          <w:b/>
+          <w:color w:val="003366"/>
+        </w:rPr>
+        <w:t xml:space="preserve">Quando usar: </w:t>
+      </w:r>
+      <w:r>
+        <w:t>FC genérico de cópia, logging polimórfico, receita com campos de tipos variados.</w:t>
+      </w:r>
+    </w:p>
+    <w:p>
+      <w:r>
+        <w:rPr>
+          <w:b/>
+          <w:color w:val="003366"/>
+        </w:rPr>
+        <w:t xml:space="preserve">Sintaxe e Parâmetros: </w:t>
+      </w:r>
+      <w:r>
+        <w:t>VARIANT: ponteiro genérico. VALUE: tag com tipo concreto. ENO=FALSE se tipo incompatível.</w:t>
+      </w:r>
+    </w:p>
+    <w:p>
+      <w:r>
+        <w:rPr>
+          <w:b/>
+          <w:color w:val="003366"/>
+        </w:rPr>
+        <w:t>Exemplo Prático de Aplicação:</w:t>
+      </w:r>
+    </w:p>
+    <w:p>
+      <w:r>
+        <w:rPr>
+          <w:b/>
+          <w:i/>
+        </w:rPr>
+        <w:t>LAD (Ladder):</w:t>
+      </w:r>
+    </w:p>
+    <w:p>
+      <w:pPr>
+        <w:pStyle w:val="CodeBlock"/>
+      </w:pPr>
+      <w:r>
+        <w:t>[INSERIR IMAGEM DO ÍCONE DA FUNÇÃO VariantGet AQUI]</w:t>
+      </w:r>
+    </w:p>
+    <w:p>
+      <w:pPr>
+        <w:pStyle w:val="CodeBlock"/>
+      </w:pPr>
+    </w:p>
+    <w:p>
+      <w:pPr>
+        <w:pStyle w:val="CodeBlock"/>
+      </w:pPr>
+      <w:r>
+        <w:t xml:space="preserve">                  +------------+</w:t>
+      </w:r>
+    </w:p>
+    <w:p>
+      <w:pPr>
+        <w:pStyle w:val="CodeBlock"/>
+      </w:pPr>
+      <w:r>
+        <w:t>"Src".Variant-----| VariantGet |</w:t>
+      </w:r>
+    </w:p>
+    <w:p>
+      <w:pPr>
+        <w:pStyle w:val="CodeBlock"/>
+      </w:pPr>
+      <w:r>
+        <w:t>"Dst".Real--------|            |</w:t>
+      </w:r>
+    </w:p>
+    <w:p>
+      <w:pPr>
+        <w:pStyle w:val="CodeBlock"/>
+      </w:pPr>
+      <w:r>
+        <w:t xml:space="preserve">                  +------------+</w:t>
+      </w:r>
+    </w:p>
+    <w:p>
+      <w:r>
+        <w:rPr>
+          <w:b/>
+          <w:i/>
+        </w:rPr>
+        <w:t>STL (Statement List):</w:t>
+      </w:r>
+    </w:p>
+    <w:p>
+      <w:pPr>
+        <w:pStyle w:val="CodeBlock"/>
+      </w:pPr>
+      <w:r>
+        <w:t>CALL  "VariantGet_Real"</w:t>
+      </w:r>
+    </w:p>
+    <w:p>
+      <w:pPr>
+        <w:pStyle w:val="CodeBlock"/>
+      </w:pPr>
+      <w:r>
+        <w:t xml:space="preserve">   VARIANT := "Src".Variant</w:t>
+      </w:r>
+    </w:p>
+    <w:p>
+      <w:pPr>
+        <w:pStyle w:val="CodeBlock"/>
+      </w:pPr>
+      <w:r>
+        <w:t xml:space="preserve">   VALUE   := "Dst".Real</w:t>
+      </w:r>
+    </w:p>
+    <w:p>
+      <w:pPr>
+        <w:pStyle w:val="CodeBlock"/>
+      </w:pPr>
+    </w:p>
+    <w:p/>
+    <w:p>
+      <w:pPr>
+        <w:pStyle w:val="Heading3"/>
+      </w:pPr>
+      <w:r>
+        <w:t>LOWER_BOUND / UPPER_BOUND / CountOfElements</w:t>
+      </w:r>
+    </w:p>
+    <w:p>
+      <w:r>
+        <w:rPr>
+          <w:b/>
+          <w:color w:val="003366"/>
+        </w:rPr>
+        <w:t xml:space="preserve">Nome e Objetivo: </w:t>
+      </w:r>
+      <w:r>
+        <w:t>Retornam índice inferior, superior e quantidade de elementos de ARRAY[*] dinâmico ou VARIANT array.</w:t>
+      </w:r>
+    </w:p>
+    <w:p>
+      <w:r>
+        <w:rPr>
+          <w:b/>
+          <w:color w:val="003366"/>
+        </w:rPr>
+        <w:t xml:space="preserve">Quando usar: </w:t>
+      </w:r>
+      <w:r>
+        <w:t>Loop FOR com limite dinâmico, validação de bounds antes de acesso, UDFC para processamento de buffer de tamanho variável.</w:t>
+      </w:r>
+    </w:p>
+    <w:p>
+      <w:r>
+        <w:rPr>
+          <w:b/>
+          <w:color w:val="003366"/>
+        </w:rPr>
+        <w:t xml:space="preserve">Sintaxe e Parâmetros: </w:t>
+      </w:r>
+      <w:r>
+        <w:t>ARR: ARRAY[*] ou VARIANT. OUT: DINT. ENO=FALSE se não for array.</w:t>
+      </w:r>
+    </w:p>
+    <w:p>
+      <w:r>
+        <w:rPr>
+          <w:b/>
+          <w:color w:val="003366"/>
+        </w:rPr>
+        <w:t>Exemplo Prático de Aplicação:</w:t>
+      </w:r>
+    </w:p>
+    <w:p>
+      <w:r>
+        <w:rPr>
+          <w:b/>
+          <w:i/>
+        </w:rPr>
+        <w:t>LAD (Ladder):</w:t>
+      </w:r>
+    </w:p>
+    <w:p>
+      <w:pPr>
+        <w:pStyle w:val="CodeBlock"/>
+      </w:pPr>
+      <w:r>
+        <w:t>[INSERIR IMAGEM DO ÍCONE DA FUNÇÃO LOWER_BOUND AQUI]</w:t>
+      </w:r>
+    </w:p>
+    <w:p>
+      <w:pPr>
+        <w:pStyle w:val="CodeBlock"/>
+      </w:pPr>
+    </w:p>
+    <w:p>
+      <w:pPr>
+        <w:pStyle w:val="CodeBlock"/>
+      </w:pPr>
+      <w:r>
+        <w:t xml:space="preserve">                  +--------------+</w:t>
+      </w:r>
+    </w:p>
+    <w:p>
+      <w:pPr>
+        <w:pStyle w:val="CodeBlock"/>
+      </w:pPr>
+      <w:r>
+        <w:t>"Buf".Array[]-----| LOWER_BOUND  |-- "Loop".Idx_Min</w:t>
+      </w:r>
+    </w:p>
+    <w:p>
+      <w:pPr>
+        <w:pStyle w:val="CodeBlock"/>
+      </w:pPr>
+      <w:r>
+        <w:t xml:space="preserve">                  +--------------+</w:t>
+      </w:r>
+    </w:p>
+    <w:p>
+      <w:pPr>
+        <w:pStyle w:val="CodeBlock"/>
+      </w:pPr>
+    </w:p>
+    <w:p>
+      <w:pPr>
+        <w:pStyle w:val="CodeBlock"/>
+      </w:pPr>
+      <w:r>
+        <w:t xml:space="preserve">                  +--------------+</w:t>
+      </w:r>
+    </w:p>
+    <w:p>
+      <w:pPr>
+        <w:pStyle w:val="CodeBlock"/>
+      </w:pPr>
+      <w:r>
+        <w:t>"Buf".Array[]-----| UPPER_BOUND  |-- "Loop".Idx_Max</w:t>
+      </w:r>
+    </w:p>
+    <w:p>
+      <w:pPr>
+        <w:pStyle w:val="CodeBlock"/>
+      </w:pPr>
+      <w:r>
+        <w:t xml:space="preserve">                  +--------------+</w:t>
+      </w:r>
+    </w:p>
+    <w:p>
+      <w:r>
+        <w:rPr>
+          <w:b/>
+          <w:i/>
+        </w:rPr>
+        <w:t>STL (Statement List):</w:t>
+      </w:r>
+    </w:p>
+    <w:p>
+      <w:pPr>
+        <w:pStyle w:val="CodeBlock"/>
+      </w:pPr>
+      <w:r>
+        <w:t>CALL  "LOWER_BOUND_Buf"</w:t>
+      </w:r>
+    </w:p>
+    <w:p>
+      <w:pPr>
+        <w:pStyle w:val="CodeBlock"/>
+      </w:pPr>
+      <w:r>
+        <w:t xml:space="preserve">   ARR := "Buf".Array</w:t>
+      </w:r>
+    </w:p>
+    <w:p>
+      <w:pPr>
+        <w:pStyle w:val="CodeBlock"/>
+      </w:pPr>
+      <w:r>
+        <w:t xml:space="preserve">   OUT := "Loop".Idx_Min</w:t>
+      </w:r>
+    </w:p>
+    <w:p>
+      <w:pPr>
+        <w:pStyle w:val="CodeBlock"/>
+      </w:pPr>
+    </w:p>
+    <w:p>
+      <w:pPr>
+        <w:pStyle w:val="CodeBlock"/>
+      </w:pPr>
+      <w:r>
+        <w:t>CALL  "UPPER_BOUND_Buf"</w:t>
+      </w:r>
+    </w:p>
+    <w:p>
+      <w:pPr>
+        <w:pStyle w:val="CodeBlock"/>
+      </w:pPr>
+      <w:r>
+        <w:t xml:space="preserve">   ARR := "Buf".Array</w:t>
+      </w:r>
+    </w:p>
+    <w:p>
+      <w:pPr>
+        <w:pStyle w:val="CodeBlock"/>
+      </w:pPr>
+      <w:r>
+        <w:t xml:space="preserve">   OUT := "Loop".Idx_Max</w:t>
+      </w:r>
+    </w:p>
+    <w:p>
+      <w:pPr>
+        <w:pStyle w:val="CodeBlock"/>
+      </w:pPr>
+    </w:p>
+    <w:p/>
+    <w:p>
+      <w:pPr>
+        <w:pStyle w:val="Heading1"/>
+      </w:pPr>
+      <w:r>
+        <w:t>CAPÍTULO 8 (continuação): Program Control</w:t>
+      </w:r>
+    </w:p>
+    <w:p>
+      <w:pPr>
+        <w:pStyle w:val="Heading2"/>
+      </w:pPr>
+      <w:r>
+        <w:t>8.3 Lista de Saltos (JMP_LIST) e Diagnóstico Local (GET_ERROR)</w:t>
+      </w:r>
+    </w:p>
+    <w:p>
+      <w:pPr>
+        <w:pStyle w:val="Heading3"/>
+      </w:pPr>
+      <w:r>
+        <w:t>JMP_LIST — Define Jump List</w:t>
+      </w:r>
+    </w:p>
+    <w:p>
+      <w:r>
+        <w:rPr>
+          <w:b/>
+          <w:color w:val="003366"/>
+        </w:rPr>
+        <w:t xml:space="preserve">Nome e Objetivo: </w:t>
+      </w:r>
+      <w:r>
+        <w:t>Define lista de destinos LABEL para distribuição de salto por índice K. Alternativa estruturada ao SWTCH em projetos grandes.</w:t>
+      </w:r>
+    </w:p>
+    <w:p>
+      <w:r>
+        <w:rPr>
+          <w:b/>
+          <w:color w:val="003366"/>
+        </w:rPr>
+        <w:t xml:space="preserve">Quando usar: </w:t>
+      </w:r>
+      <w:r>
+        <w:t>Sequenciador com &gt;8 ramos, tabela de saltos documentada, máquina de estados tabular.</w:t>
+      </w:r>
+    </w:p>
+    <w:p>
+      <w:r>
+        <w:rPr>
+          <w:b/>
+          <w:color w:val="003366"/>
+        </w:rPr>
+        <w:t xml:space="preserve">Sintaxe e Parâmetros: </w:t>
+      </w:r>
+      <w:r>
+        <w:t>K: INT índice. Lista de pares (valor, LABEL).</w:t>
+      </w:r>
+    </w:p>
+    <w:p>
+      <w:r>
+        <w:rPr>
+          <w:b/>
+          <w:color w:val="003366"/>
+        </w:rPr>
+        <w:t>Exemplo Prático de Aplicação:</w:t>
+      </w:r>
+    </w:p>
+    <w:p>
+      <w:r>
+        <w:rPr>
+          <w:b/>
+          <w:i/>
+        </w:rPr>
+        <w:t>LAD (Ladder):</w:t>
+      </w:r>
+    </w:p>
+    <w:p>
+      <w:pPr>
+        <w:pStyle w:val="CodeBlock"/>
+      </w:pPr>
+      <w:r>
+        <w:t>[INSERIR IMAGEM DO ÍCONE DA FUNÇÃO JMP_LIST AQUI]</w:t>
+      </w:r>
+    </w:p>
+    <w:p>
+      <w:pPr>
+        <w:pStyle w:val="CodeBlock"/>
+      </w:pPr>
+    </w:p>
+    <w:p>
+      <w:pPr>
+        <w:pStyle w:val="CodeBlock"/>
+      </w:pPr>
+      <w:r>
+        <w:t xml:space="preserve">                  +----------+</w:t>
+      </w:r>
+    </w:p>
+    <w:p>
+      <w:pPr>
+        <w:pStyle w:val="CodeBlock"/>
+      </w:pPr>
+      <w:r>
+        <w:t>"State".Idx-------| JMP_LIST |</w:t>
+      </w:r>
+    </w:p>
+    <w:p>
+      <w:pPr>
+        <w:pStyle w:val="CodeBlock"/>
+      </w:pPr>
+      <w:r>
+        <w:t xml:space="preserve">                  | K        |</w:t>
+      </w:r>
+    </w:p>
+    <w:p>
+      <w:pPr>
+        <w:pStyle w:val="CodeBlock"/>
+      </w:pPr>
+      <w:r>
+        <w:t xml:space="preserve">                  | 1: St_10  |</w:t>
+      </w:r>
+    </w:p>
+    <w:p>
+      <w:pPr>
+        <w:pStyle w:val="CodeBlock"/>
+      </w:pPr>
+      <w:r>
+        <w:t xml:space="preserve">                  | 2: St_20  |</w:t>
+      </w:r>
+    </w:p>
+    <w:p>
+      <w:pPr>
+        <w:pStyle w:val="CodeBlock"/>
+      </w:pPr>
+      <w:r>
+        <w:t xml:space="preserve">                  | 3: St_30  |</w:t>
+      </w:r>
+    </w:p>
+    <w:p>
+      <w:pPr>
+        <w:pStyle w:val="CodeBlock"/>
+      </w:pPr>
+      <w:r>
+        <w:t xml:space="preserve">                  +----------+</w:t>
+      </w:r>
+    </w:p>
+    <w:p>
+      <w:r>
+        <w:rPr>
+          <w:b/>
+          <w:i/>
+        </w:rPr>
+        <w:t>STL (Statement List):</w:t>
+      </w:r>
+    </w:p>
+    <w:p>
+      <w:pPr>
+        <w:pStyle w:val="CodeBlock"/>
+      </w:pPr>
+      <w:r>
+        <w:t>L     "State".Idx</w:t>
+      </w:r>
+    </w:p>
+    <w:p>
+      <w:pPr>
+        <w:pStyle w:val="CodeBlock"/>
+      </w:pPr>
+      <w:r>
+        <w:t>JMP_LIST</w:t>
+      </w:r>
+    </w:p>
+    <w:p>
+      <w:pPr>
+        <w:pStyle w:val="CodeBlock"/>
+      </w:pPr>
+      <w:r>
+        <w:t>1  St_10</w:t>
+      </w:r>
+    </w:p>
+    <w:p>
+      <w:pPr>
+        <w:pStyle w:val="CodeBlock"/>
+      </w:pPr>
+      <w:r>
+        <w:t>2  St_20</w:t>
+      </w:r>
+    </w:p>
+    <w:p>
+      <w:pPr>
+        <w:pStyle w:val="CodeBlock"/>
+      </w:pPr>
+      <w:r>
+        <w:t>3  St_30</w:t>
+      </w:r>
+    </w:p>
+    <w:p>
+      <w:pPr>
+        <w:pStyle w:val="CodeBlock"/>
+      </w:pPr>
+    </w:p>
+    <w:p/>
+    <w:p>
+      <w:pPr>
+        <w:pStyle w:val="Heading3"/>
+      </w:pPr>
+      <w:r>
+        <w:t>GET_ERROR / GET_ERR_ID — Local Error Capture</w:t>
+      </w:r>
+    </w:p>
+    <w:p>
+      <w:r>
+        <w:rPr>
+          <w:b/>
+          <w:color w:val="003366"/>
+        </w:rPr>
+        <w:t xml:space="preserve">Nome e Objetivo: </w:t>
+      </w:r>
+      <w:r>
+        <w:t>Captura erro local (último ENO=FALSE em bloco) sem depender de OB80/OB82. GET_ERR_ID retorna código numérico do erro.</w:t>
+      </w:r>
+    </w:p>
+    <w:p>
+      <w:r>
+        <w:rPr>
+          <w:b/>
+          <w:color w:val="003366"/>
+        </w:rPr>
+        <w:t xml:space="preserve">Quando usar: </w:t>
+      </w:r>
+      <w:r>
+        <w:t>Diagnóstico em FC de comunicação, log de falha de CONVERT/MOVE sem parar CPU, IHM de manutenção com último erro.</w:t>
+      </w:r>
+    </w:p>
+    <w:p>
+      <w:r>
+        <w:rPr>
+          <w:b/>
+          <w:color w:val="003366"/>
+        </w:rPr>
+        <w:t xml:space="preserve">Sintaxe e Parâmetros: </w:t>
+      </w:r>
+      <w:r>
+        <w:t>REQ: BOOL trigger. ERR_STRUCT: UDT de erro. DONE/ERROR: status.</w:t>
+      </w:r>
+    </w:p>
+    <w:p>
+      <w:r>
+        <w:rPr>
+          <w:b/>
+          <w:color w:val="003366"/>
+        </w:rPr>
+        <w:t>Exemplo Prático de Aplicação:</w:t>
+      </w:r>
+    </w:p>
+    <w:p>
+      <w:r>
+        <w:rPr>
+          <w:b/>
+          <w:i/>
+        </w:rPr>
+        <w:t>LAD (Ladder):</w:t>
+      </w:r>
+    </w:p>
+    <w:p>
+      <w:pPr>
+        <w:pStyle w:val="CodeBlock"/>
+      </w:pPr>
+      <w:r>
+        <w:t>[INSERIR IMAGEM DO ÍCONE DA FUNÇÃO GET_ERROR AQUI]</w:t>
+      </w:r>
+    </w:p>
+    <w:p>
+      <w:pPr>
+        <w:pStyle w:val="CodeBlock"/>
+      </w:pPr>
+    </w:p>
+    <w:p>
+      <w:pPr>
+        <w:pStyle w:val="CodeBlock"/>
+      </w:pPr>
+      <w:r>
+        <w:t xml:space="preserve">   Diag_Req</w:t>
+      </w:r>
+    </w:p>
+    <w:p>
+      <w:pPr>
+        <w:pStyle w:val="CodeBlock"/>
+      </w:pPr>
+      <w:r>
+        <w:t>------| |--------+-----------+</w:t>
+      </w:r>
+    </w:p>
+    <w:p>
+      <w:pPr>
+        <w:pStyle w:val="CodeBlock"/>
+      </w:pPr>
+      <w:r>
+        <w:t xml:space="preserve">                  | GET_ERROR |</w:t>
+      </w:r>
+    </w:p>
+    <w:p>
+      <w:pPr>
+        <w:pStyle w:val="CodeBlock"/>
+      </w:pPr>
+      <w:r>
+        <w:t xml:space="preserve">                  |           |</w:t>
+      </w:r>
+    </w:p>
+    <w:p>
+      <w:pPr>
+        <w:pStyle w:val="CodeBlock"/>
+      </w:pPr>
+      <w:r>
+        <w:t>"Diag".ErrStruct--| ERR       |</w:t>
+      </w:r>
+    </w:p>
+    <w:p>
+      <w:pPr>
+        <w:pStyle w:val="CodeBlock"/>
+      </w:pPr>
+      <w:r>
+        <w:t xml:space="preserve">                  +-----------+</w:t>
+      </w:r>
+    </w:p>
+    <w:p>
+      <w:r>
+        <w:rPr>
+          <w:b/>
+          <w:i/>
+        </w:rPr>
+        <w:t>STL (Statement List):</w:t>
+      </w:r>
+    </w:p>
+    <w:p>
+      <w:pPr>
+        <w:pStyle w:val="CodeBlock"/>
+      </w:pPr>
+      <w:r>
+        <w:t>A     "Diag_Req"</w:t>
+      </w:r>
+    </w:p>
+    <w:p>
+      <w:pPr>
+        <w:pStyle w:val="CodeBlock"/>
+      </w:pPr>
+      <w:r>
+        <w:t>CALL  "GET_ERROR"</w:t>
+      </w:r>
+    </w:p>
+    <w:p>
+      <w:pPr>
+        <w:pStyle w:val="CodeBlock"/>
+      </w:pPr>
+      <w:r>
+        <w:t xml:space="preserve">   REQ        := TRUE</w:t>
+      </w:r>
+    </w:p>
+    <w:p>
+      <w:pPr>
+        <w:pStyle w:val="CodeBlock"/>
+      </w:pPr>
+      <w:r>
+        <w:t xml:space="preserve">   ERR_STRUCT := "Diag".ErrStruct</w:t>
+      </w:r>
+    </w:p>
+    <w:p>
+      <w:pPr>
+        <w:pStyle w:val="CodeBlock"/>
+      </w:pPr>
+    </w:p>
+    <w:p/>
+    <w:p>
+      <w:pPr>
+        <w:pStyle w:val="Heading2"/>
+      </w:pPr>
+      <w:r>
+        <w:t>8.4 Controle de Execução (STP, ENDIS_PW)</w:t>
+      </w:r>
+    </w:p>
+    <w:p>
+      <w:pPr>
+        <w:pStyle w:val="Heading3"/>
+      </w:pPr>
+      <w:r>
+        <w:t>STP — Exit Program</w:t>
+      </w:r>
+    </w:p>
+    <w:p>
+      <w:r>
+        <w:rPr>
+          <w:b/>
+          <w:color w:val="003366"/>
+        </w:rPr>
+        <w:t xml:space="preserve">Nome e Objetivo: </w:t>
+      </w:r>
+      <w:r>
+        <w:t>Transiciona CPU para STOP mode a partir do programa. Irreversível sem intervenção externa (online, cartão, PG).</w:t>
+      </w:r>
+    </w:p>
+    <w:p>
+      <w:r>
+        <w:rPr>
+          <w:b/>
+          <w:color w:val="003366"/>
+        </w:rPr>
+        <w:t xml:space="preserve">Quando usar: </w:t>
+      </w:r>
+      <w:r>
+        <w:t>Condição de catástrofe com dano mecânico iminente, teste de falha controlado em bancada — nunca em produção sem análise de risco.</w:t>
+      </w:r>
+    </w:p>
+    <w:p>
+      <w:r>
+        <w:rPr>
+          <w:b/>
+          <w:color w:val="003366"/>
+        </w:rPr>
+        <w:t xml:space="preserve">Sintaxe e Parâmetros: </w:t>
+      </w:r>
+      <w:r>
+        <w:t>Chamada incondicional ou condicionada. Sem parâmetros.</w:t>
+      </w:r>
+    </w:p>
+    <w:p>
+      <w:r>
+        <w:rPr>
+          <w:b/>
+          <w:color w:val="003366"/>
+        </w:rPr>
+        <w:t>Exemplo Prático de Aplicação:</w:t>
+      </w:r>
+    </w:p>
+    <w:p>
+      <w:r>
+        <w:rPr>
+          <w:b/>
+          <w:i/>
+        </w:rPr>
+        <w:t>LAD (Ladder):</w:t>
+      </w:r>
+    </w:p>
+    <w:p>
+      <w:pPr>
+        <w:pStyle w:val="CodeBlock"/>
+      </w:pPr>
+      <w:r>
+        <w:t>[INSERIR IMAGEM DO ÍCONE DA FUNÇÃO STP AQUI]</w:t>
+      </w:r>
+    </w:p>
+    <w:p>
+      <w:pPr>
+        <w:pStyle w:val="CodeBlock"/>
+      </w:pPr>
+    </w:p>
+    <w:p>
+      <w:pPr>
+        <w:pStyle w:val="CodeBlock"/>
+      </w:pPr>
+      <w:r>
+        <w:t xml:space="preserve">   Catastrophic</w:t>
+      </w:r>
+    </w:p>
+    <w:p>
+      <w:pPr>
+        <w:pStyle w:val="CodeBlock"/>
+      </w:pPr>
+      <w:r>
+        <w:t>------| |--------------------+-----+</w:t>
+      </w:r>
+    </w:p>
+    <w:p>
+      <w:pPr>
+        <w:pStyle w:val="CodeBlock"/>
+      </w:pPr>
+      <w:r>
+        <w:t xml:space="preserve">                               | STP |</w:t>
+      </w:r>
+    </w:p>
+    <w:p>
+      <w:pPr>
+        <w:pStyle w:val="CodeBlock"/>
+      </w:pPr>
+      <w:r>
+        <w:t xml:space="preserve">                               +-----+</w:t>
+      </w:r>
+    </w:p>
+    <w:p>
+      <w:r>
+        <w:rPr>
+          <w:b/>
+          <w:i/>
+        </w:rPr>
+        <w:t>STL (Statement List):</w:t>
+      </w:r>
+    </w:p>
+    <w:p>
+      <w:pPr>
+        <w:pStyle w:val="CodeBlock"/>
+      </w:pPr>
+      <w:r>
+        <w:t>A     "Catastrophic"</w:t>
+      </w:r>
+    </w:p>
+    <w:p>
+      <w:pPr>
+        <w:pStyle w:val="CodeBlock"/>
+      </w:pPr>
+      <w:r>
+        <w:t>CALL  STP</w:t>
+      </w:r>
+    </w:p>
+    <w:p>
+      <w:pPr>
+        <w:pStyle w:val="CodeBlock"/>
+      </w:pPr>
+    </w:p>
+    <w:p/>
+    <w:p>
+      <w:pPr>
+        <w:pStyle w:val="Heading3"/>
+      </w:pPr>
+      <w:r>
+        <w:t>ENDIS_PW — Limit and Enable Password Legitimation</w:t>
+      </w:r>
+    </w:p>
+    <w:p>
+      <w:r>
+        <w:rPr>
+          <w:b/>
+          <w:color w:val="003366"/>
+        </w:rPr>
+        <w:t xml:space="preserve">Nome e Objetivo: </w:t>
+      </w:r>
+      <w:r>
+        <w:t>Habilita/desabilita proteção por senha de níveis de acesso. LIMIT restringe tentativas; ENABLE ativa legitimação.</w:t>
+      </w:r>
+    </w:p>
+    <w:p>
+      <w:r>
+        <w:rPr>
+          <w:b/>
+          <w:color w:val="003366"/>
+        </w:rPr>
+        <w:t xml:space="preserve">Quando usar: </w:t>
+      </w:r>
+      <w:r>
+        <w:t>Comissionamento: desabilitar proteção temporariamente; produção: reabilitar. Documentar em procedimento BLBW de entrega.</w:t>
+      </w:r>
+    </w:p>
+    <w:p>
+      <w:r>
+        <w:rPr>
+          <w:b/>
+          <w:color w:val="003366"/>
+        </w:rPr>
+        <w:t xml:space="preserve">Sintaxe e Parâmetros: </w:t>
+      </w:r>
+      <w:r>
+        <w:t>REQ, PASSWORD (conforme versão). Consultar manual de proteção CPU.</w:t>
+      </w:r>
+    </w:p>
+    <w:p>
+      <w:r>
+        <w:rPr>
+          <w:b/>
+          <w:color w:val="003366"/>
+        </w:rPr>
+        <w:t>Exemplo Prático de Aplicação:</w:t>
+      </w:r>
+    </w:p>
+    <w:p>
+      <w:r>
+        <w:rPr>
+          <w:b/>
+          <w:i/>
+        </w:rPr>
+        <w:t>LAD (Ladder):</w:t>
+      </w:r>
+    </w:p>
+    <w:p>
+      <w:pPr>
+        <w:pStyle w:val="CodeBlock"/>
+      </w:pPr>
+      <w:r>
+        <w:t>[INSERIR IMAGEM DO ÍCONE DA FUNÇÃO ENDIS_PW AQUI]</w:t>
+      </w:r>
+    </w:p>
+    <w:p>
+      <w:pPr>
+        <w:pStyle w:val="CodeBlock"/>
+      </w:pPr>
+    </w:p>
+    <w:p>
+      <w:pPr>
+        <w:pStyle w:val="CodeBlock"/>
+      </w:pPr>
+      <w:r>
+        <w:t xml:space="preserve">   Comm_Enable</w:t>
+      </w:r>
+    </w:p>
+    <w:p>
+      <w:pPr>
+        <w:pStyle w:val="CodeBlock"/>
+      </w:pPr>
+      <w:r>
+        <w:t>------| |--------------------+--------+</w:t>
+      </w:r>
+    </w:p>
+    <w:p>
+      <w:pPr>
+        <w:pStyle w:val="CodeBlock"/>
+      </w:pPr>
+      <w:r>
+        <w:t xml:space="preserve">                               |ENDIS_PW|</w:t>
+      </w:r>
+    </w:p>
+    <w:p>
+      <w:pPr>
+        <w:pStyle w:val="CodeBlock"/>
+      </w:pPr>
+      <w:r>
+        <w:t xml:space="preserve">                               +--------+</w:t>
+      </w:r>
+    </w:p>
+    <w:p>
+      <w:r>
+        <w:rPr>
+          <w:b/>
+          <w:i/>
+        </w:rPr>
+        <w:t>STL (Statement List):</w:t>
+      </w:r>
+    </w:p>
+    <w:p>
+      <w:pPr>
+        <w:pStyle w:val="CodeBlock"/>
+      </w:pPr>
+      <w:r>
+        <w:t>// Procedimento sensível — executar apenas em startup controlado</w:t>
+      </w:r>
+    </w:p>
+    <w:p>
+      <w:pPr>
+        <w:pStyle w:val="CodeBlock"/>
+      </w:pPr>
+      <w:r>
+        <w:t>CALL  "ENDIS_PW_Enable"</w:t>
+      </w:r>
+    </w:p>
+    <w:p>
+      <w:pPr>
+        <w:pStyle w:val="CodeBlock"/>
+      </w:pPr>
+      <w:r>
+        <w:t xml:space="preserve">   REQ := "Comm_Enable"</w:t>
+      </w:r>
+    </w:p>
+    <w:p>
+      <w:pPr>
+        <w:pStyle w:val="CodeBlock"/>
+      </w:pPr>
+    </w:p>
+    <w:p/>
+    <w:p>
+      <w:pPr>
+        <w:pStyle w:val="Heading1"/>
+      </w:pPr>
+      <w:r>
+        <w:t>APÊNDICE A: Arquitetura de Execução e Ciclo de Scan</w:t>
+      </w:r>
+    </w:p>
+    <w:p>
+      <w:pPr>
+        <w:pStyle w:val="Heading2"/>
+      </w:pPr>
+      <w:r>
+        <w:t>A.1 Hierarquia de OBs e Prioridade de Saídas</w:t>
+      </w:r>
+    </w:p>
+    <w:p>
+      <w:pPr>
+        <w:pStyle w:val="Heading3"/>
+      </w:pPr>
+      <w:r>
+        <w:t>Modelo de Prioridade OB — Referência BLBW</w:t>
+      </w:r>
+    </w:p>
+    <w:p>
+      <w:r>
+        <w:rPr>
+          <w:b/>
+          <w:color w:val="003366"/>
+        </w:rPr>
+        <w:t xml:space="preserve">Nome e Objetivo: </w:t>
+      </w:r>
+      <w:r>
+        <w:t>OB1 (cyclic) executa após eventos de maior prioridade. OB35/OB30 (cyclic interrupts) preemptam OB1. OBs de erro (OB80-OB87) e startup (OB100) têm prioridade definida por classe.</w:t>
+      </w:r>
+    </w:p>
+    <w:p>
+      <w:r>
+        <w:rPr>
+          <w:b/>
+          <w:color w:val="003366"/>
+        </w:rPr>
+        <w:t xml:space="preserve">Quando usar: </w:t>
+      </w:r>
+      <w:r>
+        <w:t>Dimensionamento de scan time, decisão de alocar PID em OB30 vs OB1, diagnóstico de jitter em contagem de alta velocidade.</w:t>
+      </w:r>
+    </w:p>
+    <w:p>
+      <w:r>
+        <w:rPr>
+          <w:b/>
+          <w:color w:val="003366"/>
+        </w:rPr>
+        <w:t xml:space="preserve">Sintaxe e Parâmetros: </w:t>
+      </w:r>
+      <w:r>
+        <w:t>N/A — conceito arquitetural. Saídas escritas em OB de maior prioridade sobrescrevem OB1 no mesmo ciclo até próxima atualização.</w:t>
+      </w:r>
+    </w:p>
+    <w:p>
+      <w:r>
+        <w:rPr>
+          <w:b/>
+          <w:color w:val="003366"/>
+        </w:rPr>
+        <w:t>Exemplo Prático de Aplicação:</w:t>
+      </w:r>
+    </w:p>
+    <w:p>
+      <w:r>
+        <w:rPr>
+          <w:b/>
+          <w:i/>
+        </w:rPr>
+        <w:t>LAD (Ladder):</w:t>
+      </w:r>
+    </w:p>
+    <w:p>
+      <w:pPr>
+        <w:pStyle w:val="CodeBlock"/>
+      </w:pPr>
+      <w:r>
+        <w:t>// Estrutura recomendada BLBW:</w:t>
+      </w:r>
+    </w:p>
+    <w:p>
+      <w:pPr>
+        <w:pStyle w:val="CodeBlock"/>
+      </w:pPr>
+      <w:r>
+        <w:t>// OB100  — Startup, inicialização DB, RE_TRIGR</w:t>
+      </w:r>
+    </w:p>
+    <w:p>
+      <w:pPr>
+        <w:pStyle w:val="CodeBlock"/>
+      </w:pPr>
+      <w:r>
+        <w:t>// OB35   — PID, contagem rápida, filtros</w:t>
+      </w:r>
+    </w:p>
+    <w:p>
+      <w:pPr>
+        <w:pStyle w:val="CodeBlock"/>
+      </w:pPr>
+      <w:r>
+        <w:t>// OB1    — Sequência, lógica, comunicação</w:t>
+      </w:r>
+    </w:p>
+    <w:p>
+      <w:pPr>
+        <w:pStyle w:val="CodeBlock"/>
+      </w:pPr>
+      <w:r>
+        <w:t>// OB82   — Diagnóstico de módulo (template BLBW_Diag)</w:t>
+      </w:r>
+    </w:p>
+    <w:p>
+      <w:r>
+        <w:rPr>
+          <w:b/>
+          <w:i/>
+        </w:rPr>
+        <w:t>STL (Statement List):</w:t>
+      </w:r>
+    </w:p>
+    <w:p>
+      <w:pPr>
+        <w:pStyle w:val="CodeBlock"/>
+      </w:pPr>
+      <w:r>
+        <w:t>// OB35 — exemplo de prioridade sobre OB1</w:t>
+      </w:r>
+    </w:p>
+    <w:p>
+      <w:pPr>
+        <w:pStyle w:val="CodeBlock"/>
+      </w:pPr>
+      <w:r>
+        <w:t>ORGANIZATION_BLOCK OB35</w:t>
+      </w:r>
+    </w:p>
+    <w:p>
+      <w:pPr>
+        <w:pStyle w:val="CodeBlock"/>
+      </w:pPr>
+      <w:r>
+        <w:t>BEGIN</w:t>
+      </w:r>
+    </w:p>
+    <w:p>
+      <w:pPr>
+        <w:pStyle w:val="CodeBlock"/>
+      </w:pPr>
+      <w:r>
+        <w:t xml:space="preserve">    CALL  "FC_PID_Fast"</w:t>
+      </w:r>
+    </w:p>
+    <w:p>
+      <w:pPr>
+        <w:pStyle w:val="CodeBlock"/>
+      </w:pPr>
+      <w:r>
+        <w:t xml:space="preserve">    CALL  "FC_Counter_HSC"</w:t>
+      </w:r>
+    </w:p>
+    <w:p>
+      <w:pPr>
+        <w:pStyle w:val="CodeBlock"/>
+      </w:pPr>
+      <w:r>
+        <w:t>END_ORGANIZATION_BLOCK</w:t>
+      </w:r>
+    </w:p>
+    <w:p>
+      <w:pPr>
+        <w:pStyle w:val="CodeBlock"/>
+      </w:pPr>
+    </w:p>
+    <w:p/>
+    <w:p>
+      <w:pPr>
+        <w:pStyle w:val="Heading2"/>
+      </w:pPr>
+      <w:r>
+        <w:t>A.2 Process Image vs Acesso Direto</w:t>
+      </w:r>
+    </w:p>
+    <w:p>
+      <w:pPr>
+        <w:pStyle w:val="Heading3"/>
+      </w:pPr>
+      <w:r>
+        <w:t>%I / %Q / PEEK / POKE — Acesso a Periféricos</w:t>
+      </w:r>
+    </w:p>
+    <w:p>
+      <w:r>
+        <w:rPr>
+          <w:b/>
+          <w:color w:val="003366"/>
+        </w:rPr>
+        <w:t xml:space="preserve">Nome e Objetivo: </w:t>
+      </w:r>
+      <w:r>
+        <w:t>Process Image: entrada lida no início do ciclo, saída escrita no fim — consistente mas com 1 ciclo de latência. Acesso directo (%I, %Q ou PEEK/POKE): imediato, risco de inconsistência intra-scan.</w:t>
+      </w:r>
+    </w:p>
+    <w:p>
+      <w:r>
+        <w:rPr>
+          <w:b/>
+          <w:color w:val="003366"/>
+        </w:rPr>
+        <w:t xml:space="preserve">Quando usar: </w:t>
+      </w:r>
+      <w:r>
+        <w:t>PEEK/POKE: diagnóstico, leitura pontual fora do image. %I/%Q: otimização S7-1500. Não misturar image e direct no mesmo bit sem documentar.</w:t>
+      </w:r>
+    </w:p>
+    <w:p>
+      <w:r>
+        <w:rPr>
+          <w:b/>
+          <w:color w:val="003366"/>
+        </w:rPr>
+        <w:t xml:space="preserve">Sintaxe e Parâmetros: </w:t>
+      </w:r>
+      <w:r>
+        <w:t>%I0.0, %Q0.0 — sintaxe absoluta. PEEK/POKE: área, DB, offset, bit.</w:t>
+      </w:r>
+    </w:p>
+    <w:p>
+      <w:r>
+        <w:rPr>
+          <w:b/>
+          <w:color w:val="003366"/>
+        </w:rPr>
+        <w:t>Exemplo Prático de Aplicação:</w:t>
+      </w:r>
+    </w:p>
+    <w:p>
+      <w:r>
+        <w:rPr>
+          <w:b/>
+          <w:i/>
+        </w:rPr>
+        <w:t>LAD (Ladder):</w:t>
+      </w:r>
+    </w:p>
+    <w:p>
+      <w:pPr>
+        <w:pStyle w:val="CodeBlock"/>
+      </w:pPr>
+      <w:r>
+        <w:t>// Leitura otimizada S7-1500</w:t>
+      </w:r>
+    </w:p>
+    <w:p>
+      <w:pPr>
+        <w:pStyle w:val="CodeBlock"/>
+      </w:pPr>
+      <w:r>
+        <w:t xml:space="preserve">   %I10.0</w:t>
+      </w:r>
+    </w:p>
+    <w:p>
+      <w:pPr>
+        <w:pStyle w:val="CodeBlock"/>
+      </w:pPr>
+      <w:r>
+        <w:t>------| |---------------------( ) %Q10.0</w:t>
+      </w:r>
+    </w:p>
+    <w:p>
+      <w:r>
+        <w:rPr>
+          <w:b/>
+          <w:i/>
+        </w:rPr>
+        <w:t>STL (Statement List):</w:t>
+      </w:r>
+    </w:p>
+    <w:p>
+      <w:pPr>
+        <w:pStyle w:val="CodeBlock"/>
+      </w:pPr>
+      <w:r>
+        <w:t>A     %I10.0</w:t>
+      </w:r>
+    </w:p>
+    <w:p>
+      <w:pPr>
+        <w:pStyle w:val="CodeBlock"/>
+      </w:pPr>
+      <w:r>
+        <w:t>=     %Q10.0</w:t>
+      </w:r>
+    </w:p>
+    <w:p>
+      <w:pPr>
+        <w:pStyle w:val="CodeBlock"/>
+      </w:pPr>
+    </w:p>
+    <w:p>
+      <w:pPr>
+        <w:pStyle w:val="CodeBlock"/>
+      </w:pPr>
+      <w:r>
+        <w:t>// PEEK — leitura imediata de entrada</w:t>
+      </w:r>
+    </w:p>
+    <w:p>
+      <w:pPr>
+        <w:pStyle w:val="CodeBlock"/>
+      </w:pPr>
+      <w:r>
+        <w:t>L     PEEK_BOOL</w:t>
+      </w:r>
+    </w:p>
+    <w:p>
+      <w:pPr>
+        <w:pStyle w:val="CodeBlock"/>
+      </w:pPr>
+      <w:r>
+        <w:t xml:space="preserve">    AREA := 16#82    // Inputs</w:t>
+      </w:r>
+    </w:p>
+    <w:p>
+      <w:pPr>
+        <w:pStyle w:val="CodeBlock"/>
+      </w:pPr>
+      <w:r>
+        <w:t xml:space="preserve">    DBNO := 0</w:t>
+      </w:r>
+    </w:p>
+    <w:p>
+      <w:pPr>
+        <w:pStyle w:val="CodeBlock"/>
+      </w:pPr>
+      <w:r>
+        <w:t xml:space="preserve">    BYTE := 10</w:t>
+      </w:r>
+    </w:p>
+    <w:p>
+      <w:pPr>
+        <w:pStyle w:val="CodeBlock"/>
+      </w:pPr>
+      <w:r>
+        <w:t xml:space="preserve">    BIT  := 0</w:t>
+      </w:r>
+    </w:p>
+    <w:p>
+      <w:pPr>
+        <w:pStyle w:val="CodeBlock"/>
+      </w:pPr>
+      <w:r>
+        <w:t>T     "Diag".In_Immediate</w:t>
+      </w:r>
+    </w:p>
+    <w:p>
+      <w:pPr>
+        <w:pStyle w:val="CodeBlock"/>
+      </w:pPr>
+    </w:p>
+    <w:p/>
+    <w:p>
+      <w:pPr>
+        <w:pStyle w:val="Heading1"/>
+      </w:pPr>
+      <w:r>
+        <w:t>APÊNDICE B: Referência Rápida LAD ↔ STL</w:t>
+      </w:r>
+    </w:p>
+    <w:p>
+      <w:pPr>
+        <w:pStyle w:val="Heading2"/>
+      </w:pPr>
+      <w:r>
+        <w:t>B.1 Tabela de Equivalência de Instruções</w:t>
+      </w:r>
+    </w:p>
+    <w:p>
+      <w:pPr>
+        <w:pStyle w:val="Heading3"/>
+      </w:pPr>
+      <w:r>
+        <w:t>Equivalência LAD ↔ STL — Principais Instruções</w:t>
+      </w:r>
+    </w:p>
+    <w:p>
+      <w:r>
+        <w:rPr>
+          <w:b/>
+          <w:color w:val="003366"/>
+        </w:rPr>
+        <w:t xml:space="preserve">Nome e Objetivo: </w:t>
+      </w:r>
+      <w:r>
+        <w:t>Tabela de referência cruzada para conversão manual entre LAD e STL em manutenção de campo sem TIA Portal disponível.</w:t>
+      </w:r>
+    </w:p>
+    <w:p>
+      <w:r>
+        <w:rPr>
+          <w:b/>
+          <w:color w:val="003366"/>
+        </w:rPr>
+        <w:t xml:space="preserve">Quando usar: </w:t>
+      </w:r>
+      <w:r>
+        <w:t>Análise de print de programa em papel, suporte remoto, auditoria de código legado S7-300.</w:t>
+      </w:r>
+    </w:p>
+    <w:p>
+      <w:r>
+        <w:rPr>
+          <w:b/>
+          <w:color w:val="003366"/>
+        </w:rPr>
+        <w:t xml:space="preserve">Sintaxe e Parâmetros: </w:t>
+      </w:r>
+      <w:r>
+        <w:t>Ver tabela abaixo nos exemplos LAD/STL.</w:t>
+      </w:r>
+    </w:p>
+    <w:p>
+      <w:r>
+        <w:rPr>
+          <w:b/>
+          <w:color w:val="003366"/>
+        </w:rPr>
+        <w:t>Exemplo Prático de Aplicação:</w:t>
+      </w:r>
+    </w:p>
+    <w:p>
+      <w:r>
+        <w:rPr>
+          <w:b/>
+          <w:i/>
+        </w:rPr>
+        <w:t>LAD (Ladder):</w:t>
+      </w:r>
+    </w:p>
+    <w:p>
+      <w:pPr>
+        <w:pStyle w:val="CodeBlock"/>
+      </w:pPr>
+      <w:r>
+        <w:t>| LAD Elemento    | STL        | Observação                    |</w:t>
+      </w:r>
+    </w:p>
+    <w:p>
+      <w:pPr>
+        <w:pStyle w:val="CodeBlock"/>
+      </w:pPr>
+      <w:r>
+        <w:t>|-----------------|------------|-------------------------------|</w:t>
+      </w:r>
+    </w:p>
+    <w:p>
+      <w:pPr>
+        <w:pStyle w:val="CodeBlock"/>
+      </w:pPr>
+      <w:r>
+        <w:t>| | |  (NA)         | A          | AND com RLO anterior          |</w:t>
+      </w:r>
+    </w:p>
+    <w:p>
+      <w:pPr>
+        <w:pStyle w:val="CodeBlock"/>
+      </w:pPr>
+      <w:r>
+        <w:t>| |/| (NF)         | AN         | AND NOT                       |</w:t>
+      </w:r>
+    </w:p>
+    <w:p>
+      <w:pPr>
+        <w:pStyle w:val="CodeBlock"/>
+      </w:pPr>
+      <w:r>
+        <w:t>| NOT |           | NOT        | Inverte RLO                   |</w:t>
+      </w:r>
+    </w:p>
+    <w:p>
+      <w:pPr>
+        <w:pStyle w:val="CodeBlock"/>
+      </w:pPr>
+      <w:r>
+        <w:t>| ( )             | =          | Atribuição                    |</w:t>
+      </w:r>
+    </w:p>
+    <w:p>
+      <w:pPr>
+        <w:pStyle w:val="CodeBlock"/>
+      </w:pPr>
+      <w:r>
+        <w:t>| (S)             | S          | Set                           |</w:t>
+      </w:r>
+    </w:p>
+    <w:p>
+      <w:pPr>
+        <w:pStyle w:val="CodeBlock"/>
+      </w:pPr>
+      <w:r>
+        <w:t>| (R)             | R          | Reset                         |</w:t>
+      </w:r>
+    </w:p>
+    <w:p>
+      <w:pPr>
+        <w:pStyle w:val="CodeBlock"/>
+      </w:pPr>
+      <w:r>
+        <w:t>| |P|             | FP Mem     | Borda subida                  |</w:t>
+      </w:r>
+    </w:p>
+    <w:p>
+      <w:pPr>
+        <w:pStyle w:val="CodeBlock"/>
+      </w:pPr>
+      <w:r>
+        <w:t>| |N|             | FN Mem     | Borda descida                 |</w:t>
+      </w:r>
+    </w:p>
+    <w:p>
+      <w:pPr>
+        <w:pStyle w:val="CodeBlock"/>
+      </w:pPr>
+      <w:r>
+        <w:t>| CMP &gt;=          | &gt;=I &gt;=D &gt;=R| Sufixo por tipo               |</w:t>
+      </w:r>
+    </w:p>
+    <w:p>
+      <w:pPr>
+        <w:pStyle w:val="CodeBlock"/>
+      </w:pPr>
+      <w:r>
+        <w:t>| TON box         | CALL TON   | DB instância obrigatório      |</w:t>
+      </w:r>
+    </w:p>
+    <w:p>
+      <w:r>
+        <w:rPr>
+          <w:b/>
+          <w:i/>
+        </w:rPr>
+        <w:t>STL (Statement List):</w:t>
+      </w:r>
+    </w:p>
+    <w:p>
+      <w:pPr>
+        <w:pStyle w:val="CodeBlock"/>
+      </w:pPr>
+      <w:r>
+        <w:t>// Exemplo de conversão rede LAD → STL</w:t>
+      </w:r>
+    </w:p>
+    <w:p>
+      <w:pPr>
+        <w:pStyle w:val="CodeBlock"/>
+      </w:pPr>
+      <w:r>
+        <w:t>// LAD: |Emerg|--+--( ) Run</w:t>
+      </w:r>
+    </w:p>
+    <w:p>
+      <w:pPr>
+        <w:pStyle w:val="CodeBlock"/>
+      </w:pPr>
+      <w:r>
+        <w:t>//      |Start|--+</w:t>
+      </w:r>
+    </w:p>
+    <w:p>
+      <w:pPr>
+        <w:pStyle w:val="CodeBlock"/>
+      </w:pPr>
+      <w:r>
+        <w:t>A     "Emerg"</w:t>
+      </w:r>
+    </w:p>
+    <w:p>
+      <w:pPr>
+        <w:pStyle w:val="CodeBlock"/>
+      </w:pPr>
+      <w:r>
+        <w:t>A     "Start"</w:t>
+      </w:r>
+    </w:p>
+    <w:p>
+      <w:pPr>
+        <w:pStyle w:val="CodeBlock"/>
+      </w:pPr>
+      <w:r>
+        <w:t>=     "Run"</w:t>
+      </w:r>
+    </w:p>
+    <w:p>
+      <w:pPr>
+        <w:pStyle w:val="CodeBlock"/>
+      </w:pPr>
+    </w:p>
+    <w:p/>
+    <w:p>
+      <w:pPr>
+        <w:pStyle w:val="Heading2"/>
+      </w:pPr>
+      <w:r>
+        <w:t>B.2 Convenções de Nomenclatura BLBW</w:t>
+      </w:r>
+    </w:p>
+    <w:p>
+      <w:pPr>
+        <w:pStyle w:val="Heading3"/>
+      </w:pPr>
+      <w:r>
+        <w:t>Padrão de Tags BLBW — SanBox / Industrial</w:t>
+      </w:r>
+    </w:p>
+    <w:p>
+      <w:r>
+        <w:rPr>
+          <w:b/>
+          <w:color w:val="003366"/>
+        </w:rPr>
+        <w:t xml:space="preserve">Nome e Objetivo: </w:t>
+      </w:r>
+      <w:r>
+        <w:t>Convenção corporativa BLBW para nomenclatura de tags, garantindo legibilidade entre projetos SanBox, painéis e estações de bombeamento.</w:t>
+      </w:r>
+    </w:p>
+    <w:p>
+      <w:r>
+        <w:rPr>
+          <w:b/>
+          <w:color w:val="003366"/>
+        </w:rPr>
+        <w:t xml:space="preserve">Quando usar: </w:t>
+      </w:r>
+      <w:r>
+        <w:t>Todo novo projeto BLBW. Migração de código legado deve mapear tags antigas para padrão na primeira intervenção.</w:t>
+      </w:r>
+    </w:p>
+    <w:p>
+      <w:r>
+        <w:rPr>
+          <w:b/>
+          <w:color w:val="003366"/>
+        </w:rPr>
+        <w:t xml:space="preserve">Sintaxe e Parâmetros: </w:t>
+      </w:r>
+      <w:r>
+        <w:t>Estrutura: [Área]_[Equipamento]_[Função]_[Modificador]. Ex: PU_01_Run_Cmd, TK_02_Level_PV, AL_Flow_HiHi.</w:t>
+      </w:r>
+    </w:p>
+    <w:p>
+      <w:r>
+        <w:rPr>
+          <w:b/>
+          <w:color w:val="003366"/>
+        </w:rPr>
+        <w:t>Exemplo Prático de Aplicação:</w:t>
+      </w:r>
+    </w:p>
+    <w:p>
+      <w:r>
+        <w:rPr>
+          <w:b/>
+          <w:i/>
+        </w:rPr>
+        <w:t>LAD (Ladder):</w:t>
+      </w:r>
+    </w:p>
+    <w:p>
+      <w:pPr>
+        <w:pStyle w:val="CodeBlock"/>
+      </w:pPr>
+      <w:r>
+        <w:t>// Exemplos de tags BLBW em rede LAD:</w:t>
+      </w:r>
+    </w:p>
+    <w:p>
+      <w:pPr>
+        <w:pStyle w:val="CodeBlock"/>
+      </w:pPr>
+      <w:r>
+        <w:t xml:space="preserve">   PU_01_Run_FB</w:t>
+      </w:r>
+    </w:p>
+    <w:p>
+      <w:pPr>
+        <w:pStyle w:val="CodeBlock"/>
+      </w:pPr>
+      <w:r>
+        <w:t>------| |------+-----( ) PU_01_Run_Cmd</w:t>
+      </w:r>
+    </w:p>
+    <w:p>
+      <w:pPr>
+        <w:pStyle w:val="CodeBlock"/>
+      </w:pPr>
+      <w:r>
+        <w:t xml:space="preserve">               |</w:t>
+      </w:r>
+    </w:p>
+    <w:p>
+      <w:pPr>
+        <w:pStyle w:val="CodeBlock"/>
+      </w:pPr>
+      <w:r>
+        <w:t xml:space="preserve">   PU_01_Fault</w:t>
+      </w:r>
+    </w:p>
+    <w:p>
+      <w:pPr>
+        <w:pStyle w:val="CodeBlock"/>
+      </w:pPr>
+      <w:r>
+        <w:t>------|/|------+</w:t>
+      </w:r>
+    </w:p>
+    <w:p>
+      <w:pPr>
+        <w:pStyle w:val="CodeBlock"/>
+      </w:pPr>
+    </w:p>
+    <w:p>
+      <w:pPr>
+        <w:pStyle w:val="CodeBlock"/>
+      </w:pPr>
+      <w:r>
+        <w:t xml:space="preserve">   TK_02_Level_LL</w:t>
+      </w:r>
+    </w:p>
+    <w:p>
+      <w:pPr>
+        <w:pStyle w:val="CodeBlock"/>
+      </w:pPr>
+      <w:r>
+        <w:t>------| |---------------------(S) AL_TK02_Level_LL</w:t>
+      </w:r>
+    </w:p>
+    <w:p>
+      <w:r>
+        <w:rPr>
+          <w:b/>
+          <w:i/>
+        </w:rPr>
+        <w:t>STL (Statement List):</w:t>
+      </w:r>
+    </w:p>
+    <w:p>
+      <w:pPr>
+        <w:pStyle w:val="CodeBlock"/>
+      </w:pPr>
+      <w:r>
+        <w:t>// Prefixos BLBW padrão:</w:t>
+      </w:r>
+    </w:p>
+    <w:p>
+      <w:pPr>
+        <w:pStyle w:val="CodeBlock"/>
+      </w:pPr>
+      <w:r>
+        <w:t>// PU = Bomba (Pump)    TK = Tanque (Tank)</w:t>
+      </w:r>
+    </w:p>
+    <w:p>
+      <w:pPr>
+        <w:pStyle w:val="CodeBlock"/>
+      </w:pPr>
+      <w:r>
+        <w:t>// XV = Válvula ON/OFF  CV = Controle (válvula modulante)</w:t>
+      </w:r>
+    </w:p>
+    <w:p>
+      <w:pPr>
+        <w:pStyle w:val="CodeBlock"/>
+      </w:pPr>
+      <w:r>
+        <w:t>// AL = Alarme          AI/AO = Analógico</w:t>
+      </w:r>
+    </w:p>
+    <w:p>
+      <w:pPr>
+        <w:pStyle w:val="CodeBlock"/>
+      </w:pPr>
+      <w:r>
+        <w:t>// FB = Feedback campo  Cmd = Comando</w:t>
+      </w:r>
+    </w:p>
+    <w:p>
+      <w:pPr>
+        <w:pStyle w:val="CodeBlock"/>
+      </w:pPr>
+    </w:p>
+    <w:p>
+      <w:pPr>
+        <w:pStyle w:val="CodeBlock"/>
+      </w:pPr>
+      <w:r>
+        <w:t>A     "PU_01_Run_FB"</w:t>
+      </w:r>
+    </w:p>
+    <w:p>
+      <w:pPr>
+        <w:pStyle w:val="CodeBlock"/>
+      </w:pPr>
+      <w:r>
+        <w:t>AN    "PU_01_Fault"</w:t>
+      </w:r>
+    </w:p>
+    <w:p>
+      <w:pPr>
+        <w:pStyle w:val="CodeBlock"/>
+      </w:pPr>
+      <w:r>
+        <w:t>=     "PU_01_Run_Cmd"</w:t>
       </w:r>
     </w:p>
     <w:p>
@@ -6733,7 +13114,7 @@
         <w:color w:val="333333"/>
         <w:sz w:val="16"/>
       </w:rPr>
-      <w:t xml:space="preserve">Versão Corporativa 1.0  —  </w:t>
+      <w:t xml:space="preserve">Versão Corporativa 1.1  —  </w:t>
     </w:r>
     <w:r>
       <w:rPr>
